--- a/deliverables/Manual_de_uso.docx
+++ b/deliverables/Manual_de_uso.docx
@@ -346,7 +346,7 @@
               <w:rPr>
                 <w:sz w:val="15"/>
               </w:rPr>
-              <w:t>crea automáticamente &lt;nombre&gt;.report.json y &lt;nombre&gt;.sql (sección 3.3)</w:t>
+              <w:t>copia el Word a proyectos\&lt;nombre&gt;\ y crea automáticamente generado\&lt;nombre&gt;.sql y .report.json (sección 2.2)</w:t>
             </w:r>
           </w:p>
         </w:tc>
@@ -810,7 +810,7 @@
               <w:rPr>
                 <w:sz w:val="15"/>
               </w:rPr>
-              <w:t>genera automáticamente template.json, validation.json y apex_process.sql</w:t>
+              <w:t>genera automáticamente apex_process.sql junto al DOCX, y template.json y validation.json en generado\</w:t>
             </w:r>
           </w:p>
         </w:tc>
@@ -1865,7 +1865,7 @@
                 <w:rFonts w:ascii="Aptos" w:hAnsi="Aptos"/>
                 <w:sz w:val="16"/>
               </w:rPr>
-              <w:t>Plantilla .docx</w:t>
+              <w:t>&lt;nombre&gt;.docx</w:t>
             </w:r>
           </w:p>
         </w:tc>
@@ -1891,7 +1891,7 @@
                 <w:rFonts w:ascii="Aptos" w:hAnsi="Aptos"/>
                 <w:sz w:val="16"/>
               </w:rPr>
-              <w:t>A mano en Word, o copiando una de templates/</w:t>
+              <w:t>A mano en Word; «Nuevo proyecto desde DOCX» lo copia a proyectos\&lt;nombre&gt;\</w:t>
             </w:r>
           </w:p>
         </w:tc>
@@ -1917,7 +1917,7 @@
                 <w:rFonts w:ascii="Aptos" w:hAnsi="Aptos"/>
                 <w:sz w:val="16"/>
               </w:rPr>
-              <w:t>Cuando el diseñador la cambia</w:t>
+              <w:t>Cuando el diseñador la cambia o se vuelve a cargar</w:t>
             </w:r>
           </w:p>
         </w:tc>
@@ -1974,7 +1974,7 @@
                 <w:rFonts w:ascii="Aptos" w:hAnsi="Aptos"/>
                 <w:sz w:val="16"/>
               </w:rPr>
-              <w:t>&lt;nombre&gt;.report.json</w:t>
+              <w:t>generado\&lt;nombre&gt;.report.json</w:t>
             </w:r>
           </w:p>
         </w:tc>
@@ -2034,7 +2034,7 @@
                 <w:rFonts w:ascii="Aptos" w:hAnsi="Aptos"/>
                 <w:sz w:val="16"/>
               </w:rPr>
-              <w:t>Al crear el proyecto; después se ajusta a mano</w:t>
+              <w:t>Al cargar el DOCX; después se ajusta a mano</w:t>
             </w:r>
           </w:p>
         </w:tc>
@@ -2091,7 +2091,7 @@
                 <w:rFonts w:ascii="Aptos" w:hAnsi="Aptos"/>
                 <w:sz w:val="16"/>
               </w:rPr>
-              <w:t>&lt;nombre&gt;.sql</w:t>
+              <w:t>generado\&lt;nombre&gt;.sql</w:t>
             </w:r>
           </w:p>
         </w:tc>
@@ -2151,7 +2151,7 @@
                 <w:rFonts w:ascii="Aptos" w:hAnsi="Aptos"/>
                 <w:sz w:val="16"/>
               </w:rPr>
-              <w:t>Al crear el proyecto; después se ajusta a mano</w:t>
+              <w:t>Al cargar el DOCX; después se ajusta a mano</w:t>
             </w:r>
           </w:p>
         </w:tc>
@@ -2208,7 +2208,7 @@
                 <w:rFonts w:ascii="Aptos" w:hAnsi="Aptos"/>
                 <w:sz w:val="16"/>
               </w:rPr>
-              <w:t>template.json</w:t>
+              <w:t>generado\template.json</w:t>
             </w:r>
           </w:p>
         </w:tc>
@@ -2325,7 +2325,7 @@
                 <w:rFonts w:ascii="Aptos" w:hAnsi="Aptos"/>
                 <w:sz w:val="16"/>
               </w:rPr>
-              <w:t>validation.json</w:t>
+              <w:t>generado\validation.json</w:t>
             </w:r>
           </w:p>
         </w:tc>
@@ -2474,7 +2474,7 @@
                 <w:rFonts w:ascii="Aptos" w:hAnsi="Aptos"/>
                 <w:sz w:val="16"/>
               </w:rPr>
-              <w:t xml:space="preserve"> en cada compilación</w:t>
+              <w:t xml:space="preserve"> en cada compilación, junto al DOCX</w:t>
             </w:r>
           </w:p>
         </w:tc>
@@ -2980,7 +2980,7 @@
                 <w:rFonts w:ascii="Aptos" w:hAnsi="Aptos"/>
                 <w:sz w:val="16"/>
               </w:rPr>
-              <w:t>Renombrar o borrar el .report.json y el .sql anteriores y volver a usar «Nuevo proyecto desde DOCX»</w:t>
+              <w:t>Volver a usar «Nuevo proyecto desde DOCX» con el mismo nombre: regenera el proyecto y guarda los anteriores como .bak (sección 2.2)</w:t>
             </w:r>
           </w:p>
         </w:tc>
@@ -3087,6 +3087,1149 @@
       </w:r>
       <w:r>
         <w:t xml:space="preserve"> (sección 6); ese valor prevalece sobre el extraído automáticamente del DOCX.</w:t>
+      </w:r>
+    </w:p>
+    <w:p>
+      <w:pPr>
+        <w:pStyle w:val="Heading2"/>
+        <w:keepNext/>
+      </w:pPr>
+      <w:r>
+        <w:t>2.2 Carpeta de proyectos</w:t>
+      </w:r>
+    </w:p>
+    <w:p>
+      <w:r>
+        <w:t xml:space="preserve">Cada reporte vive en </w:t>
+      </w:r>
+      <w:r>
+        <w:rPr>
+          <w:rFonts w:ascii="Consolas" w:hAnsi="Consolas"/>
+          <w:color w:val="233648"/>
+          <w:sz w:val="16"/>
+        </w:rPr>
+        <w:t>proyectos\&lt;nombre&gt;\</w:t>
+      </w:r>
+      <w:r>
+        <w:t xml:space="preserve">, donde </w:t>
+      </w:r>
+      <w:r>
+        <w:rPr>
+          <w:rFonts w:ascii="Consolas" w:hAnsi="Consolas"/>
+          <w:color w:val="233648"/>
+          <w:sz w:val="16"/>
+        </w:rPr>
+        <w:t>&lt;nombre&gt;</w:t>
+      </w:r>
+      <w:r>
+        <w:t xml:space="preserve"> es el nombre del DOCX. En la carpeta del reporte queda solo lo que se mira o se sube; el material de trabajo va en la subcarpeta </w:t>
+      </w:r>
+      <w:r>
+        <w:rPr>
+          <w:rFonts w:ascii="Consolas" w:hAnsi="Consolas"/>
+          <w:color w:val="233648"/>
+          <w:sz w:val="16"/>
+        </w:rPr>
+        <w:t>generado\</w:t>
+      </w:r>
+      <w:r>
+        <w:t>, que existe siempre:</w:t>
+      </w:r>
+    </w:p>
+    <w:tbl>
+      <w:tblPr>
+        <w:tblW w:type="auto" w:w="0"/>
+        <w:jc w:val="center"/>
+        <w:tblLook w:firstColumn="1" w:firstRow="1" w:lastColumn="0" w:lastRow="0" w:noHBand="0" w:noVBand="1" w:val="04A0"/>
+      </w:tblPr>
+      <w:tblGrid>
+        <w:gridCol w:w="9972"/>
+      </w:tblGrid>
+      <w:tr>
+        <w:tc>
+          <w:tcPr>
+            <w:tcW w:type="dxa" w:w="9972"/>
+            <w:shd w:fill="F5F7F9"/>
+            <w:tcMar>
+              <w:top w:w="100" w:type="dxa"/>
+              <w:start w:w="140" w:type="dxa"/>
+              <w:bottom w:w="100" w:type="dxa"/>
+              <w:end w:w="140" w:type="dxa"/>
+            </w:tcMar>
+          </w:tcPr>
+          <w:p>
+            <w:pPr>
+              <w:keepLines/>
+              <w:spacing w:after="0"/>
+            </w:pPr>
+            <w:r>
+              <w:rPr>
+                <w:rFonts w:ascii="Consolas" w:hAnsi="Consolas"/>
+                <w:color w:val="233648"/>
+                <w:sz w:val="16"/>
+              </w:rPr>
+              <w:t>proyectos\</w:t>
+            </w:r>
+            <w:r>
+              <w:br/>
+            </w:r>
+            <w:r>
+              <w:rPr>
+                <w:rFonts w:ascii="Consolas" w:hAnsi="Consolas"/>
+                <w:color w:val="233648"/>
+                <w:sz w:val="16"/>
+              </w:rPr>
+              <w:t xml:space="preserve">  ventas\</w:t>
+            </w:r>
+            <w:r>
+              <w:br/>
+            </w:r>
+            <w:r>
+              <w:rPr>
+                <w:rFonts w:ascii="Consolas" w:hAnsi="Consolas"/>
+                <w:color w:val="233648"/>
+                <w:sz w:val="16"/>
+              </w:rPr>
+              <w:t xml:space="preserve">    ventas.docx               &lt;- plantilla (se edita en Word)</w:t>
+            </w:r>
+            <w:r>
+              <w:br/>
+            </w:r>
+            <w:r>
+              <w:rPr>
+                <w:rFonts w:ascii="Consolas" w:hAnsi="Consolas"/>
+                <w:color w:val="233648"/>
+                <w:sz w:val="16"/>
+              </w:rPr>
+              <w:t xml:space="preserve">    apex_process.sql          &lt;- lo único que se pega en APEX</w:t>
+            </w:r>
+            <w:r>
+              <w:br/>
+            </w:r>
+            <w:r>
+              <w:rPr>
+                <w:rFonts w:ascii="Consolas" w:hAnsi="Consolas"/>
+                <w:color w:val="233648"/>
+                <w:sz w:val="16"/>
+              </w:rPr>
+              <w:t xml:space="preserve">    generado\                 &lt;- no se sube a APEX</w:t>
+            </w:r>
+            <w:r>
+              <w:br/>
+            </w:r>
+            <w:r>
+              <w:rPr>
+                <w:rFonts w:ascii="Consolas" w:hAnsi="Consolas"/>
+                <w:color w:val="233648"/>
+                <w:sz w:val="16"/>
+              </w:rPr>
+              <w:t xml:space="preserve">      ventas.sql              &lt;- consulta fuente; su texto se incrusta en apex_process.sql</w:t>
+            </w:r>
+            <w:r>
+              <w:br/>
+            </w:r>
+            <w:r>
+              <w:rPr>
+                <w:rFonts w:ascii="Consolas" w:hAnsi="Consolas"/>
+                <w:color w:val="233648"/>
+                <w:sz w:val="16"/>
+              </w:rPr>
+              <w:t xml:space="preserve">      ventas.report.json      &lt;- binds, campos, anchos, estilos</w:t>
+            </w:r>
+            <w:r>
+              <w:br/>
+            </w:r>
+            <w:r>
+              <w:rPr>
+                <w:rFonts w:ascii="Consolas" w:hAnsi="Consolas"/>
+                <w:color w:val="233648"/>
+                <w:sz w:val="16"/>
+              </w:rPr>
+              <w:t xml:space="preserve">      template.json           &lt;- definición compilada</w:t>
+            </w:r>
+            <w:r>
+              <w:br/>
+            </w:r>
+            <w:r>
+              <w:rPr>
+                <w:rFonts w:ascii="Consolas" w:hAnsi="Consolas"/>
+                <w:color w:val="233648"/>
+                <w:sz w:val="16"/>
+              </w:rPr>
+              <w:t xml:space="preserve">      validation.json         &lt;- diagnósticos</w:t>
+            </w:r>
+          </w:p>
+        </w:tc>
+      </w:tr>
+    </w:tbl>
+    <w:p>
+      <w:r>
+        <w:t xml:space="preserve">El </w:t>
+      </w:r>
+      <w:r>
+        <w:rPr>
+          <w:rFonts w:ascii="Consolas" w:hAnsi="Consolas"/>
+          <w:color w:val="233648"/>
+          <w:sz w:val="16"/>
+        </w:rPr>
+        <w:t>.sql</w:t>
+      </w:r>
+      <w:r>
+        <w:t xml:space="preserve"> no se sube a APEX como archivo: al compilar, la consulta se copia dentro de </w:t>
+      </w:r>
+      <w:r>
+        <w:rPr>
+          <w:rFonts w:ascii="Consolas" w:hAnsi="Consolas"/>
+          <w:color w:val="233648"/>
+          <w:sz w:val="16"/>
+        </w:rPr>
+        <w:t>apex_process.sql</w:t>
+      </w:r>
+      <w:r>
+        <w:t xml:space="preserve">. El package común </w:t>
+      </w:r>
+      <w:r>
+        <w:rPr>
+          <w:rFonts w:ascii="Consolas" w:hAnsi="Consolas"/>
+          <w:color w:val="233648"/>
+          <w:sz w:val="16"/>
+        </w:rPr>
+        <w:t>sql\pkg_corporate_reports.sql</w:t>
+      </w:r>
+      <w:r>
+        <w:t xml:space="preserve"> se instala aparte, una sola vez por esquema (sección 8).</w:t>
+      </w:r>
+    </w:p>
+    <w:p>
+      <w:r>
+        <w:t>Reglas de la carpeta:</w:t>
+      </w:r>
+    </w:p>
+    <w:p>
+      <w:pPr>
+        <w:spacing w:after="60"/>
+        <w:ind w:left="369" w:hanging="255"/>
+      </w:pPr>
+      <w:r>
+        <w:t xml:space="preserve">• </w:t>
+      </w:r>
+      <w:r>
+        <w:t xml:space="preserve">Si el DOCX elegido está en otra carpeta (Descargas, correo, red), se </w:t>
+      </w:r>
+      <w:r>
+        <w:rPr>
+          <w:b/>
+        </w:rPr>
+        <w:t>copia</w:t>
+      </w:r>
+      <w:r>
+        <w:t xml:space="preserve"> a </w:t>
+      </w:r>
+      <w:r>
+        <w:rPr>
+          <w:rFonts w:ascii="Consolas" w:hAnsi="Consolas"/>
+          <w:color w:val="233648"/>
+          <w:sz w:val="16"/>
+        </w:rPr>
+        <w:t>proyectos\&lt;nombre&gt;\&lt;nombre&gt;.docx</w:t>
+      </w:r>
+      <w:r>
+        <w:t>. Si ya está allí, se usa en su sitio.</w:t>
+      </w:r>
+    </w:p>
+    <w:p>
+      <w:pPr>
+        <w:spacing w:after="60"/>
+        <w:ind w:left="369" w:hanging="255"/>
+      </w:pPr>
+      <w:r>
+        <w:t xml:space="preserve">• </w:t>
+      </w:r>
+      <w:r>
+        <w:t xml:space="preserve">Si se vuelve a cargar un DOCX con el </w:t>
+      </w:r>
+      <w:r>
+        <w:rPr>
+          <w:b/>
+        </w:rPr>
+        <w:t>mismo nombre</w:t>
+      </w:r>
+      <w:r>
+        <w:t xml:space="preserve">, la herramienta pide confirmación y reemplaza solo sus archivos conocidos: el DOCX, </w:t>
+      </w:r>
+      <w:r>
+        <w:rPr>
+          <w:rFonts w:ascii="Consolas" w:hAnsi="Consolas"/>
+          <w:color w:val="233648"/>
+          <w:sz w:val="16"/>
+        </w:rPr>
+        <w:t>apex_process.sql</w:t>
+      </w:r>
+      <w:r>
+        <w:t xml:space="preserve"> y los cuatro de </w:t>
+      </w:r>
+      <w:r>
+        <w:rPr>
+          <w:rFonts w:ascii="Consolas" w:hAnsi="Consolas"/>
+          <w:color w:val="233648"/>
+          <w:sz w:val="16"/>
+        </w:rPr>
+        <w:t>generado\</w:t>
+      </w:r>
+      <w:r>
+        <w:t xml:space="preserve">. De cada uno guarda antes una copia </w:t>
+      </w:r>
+      <w:r>
+        <w:rPr>
+          <w:rFonts w:ascii="Consolas" w:hAnsi="Consolas"/>
+          <w:color w:val="233648"/>
+          <w:sz w:val="16"/>
+        </w:rPr>
+        <w:t>generado\&lt;archivo&gt;.bak</w:t>
+      </w:r>
+      <w:r>
+        <w:t xml:space="preserve"> (la siguiente carga sobrescribe esa copia).</w:t>
+      </w:r>
+    </w:p>
+    <w:p>
+      <w:pPr>
+        <w:spacing w:after="60"/>
+        <w:ind w:left="369" w:hanging="255"/>
+      </w:pPr>
+      <w:r>
+        <w:t xml:space="preserve">• </w:t>
+      </w:r>
+      <w:r>
+        <w:t xml:space="preserve">Cualquier </w:t>
+      </w:r>
+      <w:r>
+        <w:rPr>
+          <w:b/>
+        </w:rPr>
+        <w:t>otro archivo</w:t>
+      </w:r>
+      <w:r>
+        <w:t xml:space="preserve"> que se guarde en la carpeta del reporte o en </w:t>
+      </w:r>
+      <w:r>
+        <w:rPr>
+          <w:rFonts w:ascii="Consolas" w:hAnsi="Consolas"/>
+          <w:color w:val="233648"/>
+          <w:sz w:val="16"/>
+        </w:rPr>
+        <w:t>generado\</w:t>
+      </w:r>
+      <w:r>
+        <w:t xml:space="preserve"> (notas, capturas, documentación) no se toca nunca.</w:t>
+      </w:r>
+    </w:p>
+    <w:p>
+      <w:pPr>
+        <w:spacing w:after="60"/>
+        <w:ind w:left="369" w:hanging="255"/>
+      </w:pPr>
+      <w:r>
+        <w:t xml:space="preserve">• </w:t>
+      </w:r>
+      <w:r>
+        <w:t xml:space="preserve">La compilación reemplaza únicamente </w:t>
+      </w:r>
+      <w:r>
+        <w:rPr>
+          <w:rFonts w:ascii="Consolas" w:hAnsi="Consolas"/>
+          <w:color w:val="233648"/>
+          <w:sz w:val="16"/>
+        </w:rPr>
+        <w:t>apex_process.sql</w:t>
+      </w:r>
+      <w:r>
+        <w:t xml:space="preserve">, </w:t>
+      </w:r>
+      <w:r>
+        <w:rPr>
+          <w:rFonts w:ascii="Consolas" w:hAnsi="Consolas"/>
+          <w:color w:val="233648"/>
+          <w:sz w:val="16"/>
+        </w:rPr>
+        <w:t>generado\template.json</w:t>
+      </w:r>
+      <w:r>
+        <w:t xml:space="preserve"> y </w:t>
+      </w:r>
+      <w:r>
+        <w:rPr>
+          <w:rFonts w:ascii="Consolas" w:hAnsi="Consolas"/>
+          <w:color w:val="233648"/>
+          <w:sz w:val="16"/>
+        </w:rPr>
+        <w:t>generado\validation.json</w:t>
+      </w:r>
+      <w:r>
+        <w:t>.</w:t>
+      </w:r>
+    </w:p>
+    <w:p>
+      <w:pPr>
+        <w:spacing w:after="60"/>
+        <w:ind w:left="369" w:hanging="255"/>
+      </w:pPr>
+      <w:r>
+        <w:t xml:space="preserve">• </w:t>
+      </w:r>
+      <w:r>
+        <w:t xml:space="preserve">Las rutas del </w:t>
+      </w:r>
+      <w:r>
+        <w:rPr>
+          <w:rFonts w:ascii="Consolas" w:hAnsi="Consolas"/>
+          <w:color w:val="233648"/>
+          <w:sz w:val="16"/>
+        </w:rPr>
+        <w:t>.report.json</w:t>
+      </w:r>
+      <w:r>
+        <w:t xml:space="preserve"> no pueden salir de </w:t>
+      </w:r>
+      <w:r>
+        <w:rPr>
+          <w:rFonts w:ascii="Consolas" w:hAnsi="Consolas"/>
+          <w:color w:val="233648"/>
+          <w:sz w:val="16"/>
+        </w:rPr>
+        <w:t>proyectos\&lt;nombre&gt;\</w:t>
+      </w:r>
+      <w:r>
+        <w:t xml:space="preserve"> (</w:t>
+      </w:r>
+      <w:r>
+        <w:rPr>
+          <w:rFonts w:ascii="Consolas" w:hAnsi="Consolas"/>
+          <w:color w:val="233648"/>
+          <w:sz w:val="16"/>
+        </w:rPr>
+        <w:t>PROJECT-005</w:t>
+      </w:r>
+      <w:r>
+        <w:t>).</w:t>
+      </w:r>
+    </w:p>
+    <w:p>
+      <w:r>
+        <w:t xml:space="preserve">El proyecto de ejemplo </w:t>
+      </w:r>
+      <w:r>
+        <w:rPr>
+          <w:rFonts w:ascii="Consolas" w:hAnsi="Consolas"/>
+          <w:color w:val="233648"/>
+          <w:sz w:val="16"/>
+        </w:rPr>
+        <w:t>proyectos\entidades\</w:t>
+      </w:r>
+      <w:r>
+        <w:t xml:space="preserve"> sigue la misma organización y es el único que además incluye su documentación (</w:t>
+      </w:r>
+      <w:r>
+        <w:rPr>
+          <w:rFonts w:ascii="Consolas" w:hAnsi="Consolas"/>
+          <w:color w:val="233648"/>
+          <w:sz w:val="16"/>
+        </w:rPr>
+        <w:t>README.docx</w:t>
+      </w:r>
+      <w:r>
+        <w:t>).</w:t>
+      </w:r>
+    </w:p>
+    <w:tbl>
+      <w:tblPr>
+        <w:tblW w:type="auto" w:w="0"/>
+        <w:jc w:val="center"/>
+        <w:tblLayout w:type="fixed"/>
+        <w:tblLook w:firstColumn="1" w:firstRow="1" w:lastColumn="0" w:lastRow="0" w:noHBand="0" w:noVBand="1" w:val="04A0"/>
+        <w:tblBorders>
+          <w:top w:val="nil"/>
+          <w:left w:val="nil"/>
+          <w:bottom w:val="nil"/>
+          <w:right w:val="nil"/>
+          <w:insideH w:val="nil"/>
+          <w:insideV w:val="nil"/>
+        </w:tblBorders>
+      </w:tblPr>
+      <w:tblGrid>
+        <w:gridCol w:w="4986"/>
+        <w:gridCol w:w="4986"/>
+      </w:tblGrid>
+      <w:tr>
+        <w:trPr>
+          <w:cantSplit w:val="true"/>
+        </w:trPr>
+        <w:tc>
+          <w:tcPr>
+            <w:tcW w:type="dxa" w:w="1871"/>
+            <w:vAlign w:val="center"/>
+            <w:tcMar>
+              <w:top w:w="40" w:type="dxa"/>
+              <w:start w:w="60" w:type="dxa"/>
+              <w:bottom w:w="40" w:type="dxa"/>
+              <w:end w:w="140" w:type="dxa"/>
+            </w:tcMar>
+          </w:tcPr>
+          <w:p>
+            <w:pPr>
+              <w:keepNext/>
+              <w:spacing w:after="0"/>
+              <w:jc w:val="right"/>
+            </w:pPr>
+            <w:r>
+              <w:rPr>
+                <w:rFonts w:ascii="Aptos" w:hAnsi="Aptos"/>
+                <w:b/>
+                <w:color w:val="4A5563"/>
+                <w:sz w:val="14"/>
+              </w:rPr>
+              <w:t>USUARIO</w:t>
+            </w:r>
+          </w:p>
+        </w:tc>
+        <w:tc>
+          <w:tcPr>
+            <w:tcW w:type="dxa" w:w="6350"/>
+            <w:vAlign w:val="center"/>
+            <w:shd w:fill="E8EDF2"/>
+            <w:tcBorders>
+              <w:top w:val="single" w:sz="8" w:space="0" w:color="283848"/>
+              <w:left w:val="single" w:sz="8" w:space="0" w:color="283848"/>
+              <w:bottom w:val="single" w:sz="8" w:space="0" w:color="283848"/>
+              <w:right w:val="single" w:sz="8" w:space="0" w:color="283848"/>
+            </w:tcBorders>
+            <w:tcMar>
+              <w:top w:w="70" w:type="dxa"/>
+              <w:start w:w="140" w:type="dxa"/>
+              <w:bottom w:w="70" w:type="dxa"/>
+              <w:end w:w="140" w:type="dxa"/>
+            </w:tcMar>
+          </w:tcPr>
+          <w:p>
+            <w:pPr>
+              <w:keepNext/>
+              <w:spacing w:after="0"/>
+              <w:jc w:val="center"/>
+            </w:pPr>
+            <w:r>
+              <w:rPr>
+                <w:b/>
+                <w:color w:val="283848"/>
+                <w:sz w:val="17"/>
+              </w:rPr>
+              <w:t>Elegir el .docx</w:t>
+            </w:r>
+          </w:p>
+          <w:p>
+            <w:pPr>
+              <w:keepNext/>
+              <w:spacing w:after="0"/>
+              <w:jc w:val="center"/>
+            </w:pPr>
+            <w:r>
+              <w:rPr>
+                <w:sz w:val="15"/>
+              </w:rPr>
+              <w:t>desde cualquier carpeta</w:t>
+            </w:r>
+          </w:p>
+        </w:tc>
+      </w:tr>
+      <w:tr>
+        <w:trPr>
+          <w:cantSplit w:val="true"/>
+        </w:trPr>
+        <w:tc>
+          <w:tcPr>
+            <w:tcW w:type="dxa" w:w="1871"/>
+          </w:tcPr>
+          <w:p>
+            <w:pPr>
+              <w:keepNext/>
+            </w:pPr>
+          </w:p>
+        </w:tc>
+        <w:tc>
+          <w:tcPr>
+            <w:tcW w:type="dxa" w:w="6350"/>
+          </w:tcPr>
+          <w:p>
+            <w:pPr>
+              <w:keepNext/>
+              <w:spacing w:after="0" w:line="216" w:lineRule="auto"/>
+              <w:jc w:val="center"/>
+            </w:pPr>
+            <w:r>
+              <w:rPr>
+                <w:color w:val="4A5563"/>
+                <w:sz w:val="18"/>
+              </w:rPr>
+              <w:t>▼</w:t>
+            </w:r>
+          </w:p>
+        </w:tc>
+      </w:tr>
+      <w:tr>
+        <w:trPr>
+          <w:cantSplit w:val="true"/>
+        </w:trPr>
+        <w:tc>
+          <w:tcPr>
+            <w:tcW w:type="dxa" w:w="1871"/>
+            <w:vAlign w:val="center"/>
+            <w:tcMar>
+              <w:top w:w="40" w:type="dxa"/>
+              <w:start w:w="60" w:type="dxa"/>
+              <w:bottom w:w="40" w:type="dxa"/>
+              <w:end w:w="140" w:type="dxa"/>
+            </w:tcMar>
+          </w:tcPr>
+          <w:p>
+            <w:pPr>
+              <w:keepNext/>
+              <w:spacing w:after="0"/>
+              <w:jc w:val="right"/>
+            </w:pPr>
+            <w:r>
+              <w:rPr>
+                <w:rFonts w:ascii="Aptos" w:hAnsi="Aptos"/>
+                <w:b/>
+                <w:color w:val="4A5563"/>
+                <w:sz w:val="14"/>
+              </w:rPr>
+              <w:t>COMPILADOR</w:t>
+            </w:r>
+          </w:p>
+        </w:tc>
+        <w:tc>
+          <w:tcPr>
+            <w:tcW w:type="dxa" w:w="6350"/>
+            <w:vAlign w:val="center"/>
+            <w:shd w:fill="E8EDF2"/>
+            <w:tcBorders>
+              <w:top w:val="single" w:sz="8" w:space="0" w:color="283848"/>
+              <w:left w:val="single" w:sz="8" w:space="0" w:color="283848"/>
+              <w:bottom w:val="single" w:sz="8" w:space="0" w:color="283848"/>
+              <w:right w:val="single" w:sz="8" w:space="0" w:color="283848"/>
+            </w:tcBorders>
+            <w:tcMar>
+              <w:top w:w="70" w:type="dxa"/>
+              <w:start w:w="140" w:type="dxa"/>
+              <w:bottom w:w="70" w:type="dxa"/>
+              <w:end w:w="140" w:type="dxa"/>
+            </w:tcMar>
+          </w:tcPr>
+          <w:p>
+            <w:pPr>
+              <w:keepNext/>
+              <w:spacing w:after="0"/>
+              <w:jc w:val="center"/>
+            </w:pPr>
+            <w:r>
+              <w:rPr>
+                <w:b/>
+                <w:color w:val="283848"/>
+                <w:sz w:val="17"/>
+              </w:rPr>
+              <w:t>Validar la plantilla</w:t>
+            </w:r>
+          </w:p>
+          <w:p>
+            <w:pPr>
+              <w:keepNext/>
+              <w:spacing w:after="0"/>
+              <w:jc w:val="center"/>
+            </w:pPr>
+            <w:r>
+              <w:rPr>
+                <w:sz w:val="15"/>
+              </w:rPr>
+              <w:t>si no es válida, se informa y no se toca ningún archivo</w:t>
+            </w:r>
+          </w:p>
+        </w:tc>
+      </w:tr>
+      <w:tr>
+        <w:trPr>
+          <w:cantSplit w:val="true"/>
+        </w:trPr>
+        <w:tc>
+          <w:tcPr>
+            <w:tcW w:type="dxa" w:w="1871"/>
+          </w:tcPr>
+          <w:p>
+            <w:pPr>
+              <w:keepNext/>
+            </w:pPr>
+          </w:p>
+        </w:tc>
+        <w:tc>
+          <w:tcPr>
+            <w:tcW w:type="dxa" w:w="6350"/>
+          </w:tcPr>
+          <w:p>
+            <w:pPr>
+              <w:keepNext/>
+              <w:spacing w:after="0" w:line="216" w:lineRule="auto"/>
+              <w:jc w:val="center"/>
+            </w:pPr>
+            <w:r>
+              <w:rPr>
+                <w:color w:val="4A5563"/>
+                <w:sz w:val="18"/>
+              </w:rPr>
+              <w:t>▼</w:t>
+            </w:r>
+          </w:p>
+        </w:tc>
+      </w:tr>
+      <w:tr>
+        <w:trPr>
+          <w:cantSplit w:val="true"/>
+        </w:trPr>
+        <w:tc>
+          <w:tcPr>
+            <w:tcW w:type="dxa" w:w="1871"/>
+            <w:vAlign w:val="center"/>
+            <w:tcMar>
+              <w:top w:w="40" w:type="dxa"/>
+              <w:start w:w="60" w:type="dxa"/>
+              <w:bottom w:w="40" w:type="dxa"/>
+              <w:end w:w="140" w:type="dxa"/>
+            </w:tcMar>
+          </w:tcPr>
+          <w:p>
+            <w:pPr>
+              <w:keepNext/>
+              <w:spacing w:after="0"/>
+              <w:jc w:val="right"/>
+            </w:pPr>
+            <w:r>
+              <w:rPr>
+                <w:rFonts w:ascii="Aptos" w:hAnsi="Aptos"/>
+                <w:b/>
+                <w:color w:val="B7791F"/>
+                <w:sz w:val="14"/>
+              </w:rPr>
+              <w:t>COMPILADOR</w:t>
+            </w:r>
+          </w:p>
+        </w:tc>
+        <w:tc>
+          <w:tcPr>
+            <w:tcW w:type="dxa" w:w="6350"/>
+            <w:vAlign w:val="center"/>
+            <w:shd w:fill="FDF3E1"/>
+            <w:tcBorders>
+              <w:top w:val="dashed" w:sz="10" w:space="0" w:color="B7791F"/>
+              <w:left w:val="dashed" w:sz="10" w:space="0" w:color="B7791F"/>
+              <w:bottom w:val="dashed" w:sz="10" w:space="0" w:color="B7791F"/>
+              <w:right w:val="dashed" w:sz="10" w:space="0" w:color="B7791F"/>
+            </w:tcBorders>
+            <w:tcMar>
+              <w:top w:w="70" w:type="dxa"/>
+              <w:start w:w="140" w:type="dxa"/>
+              <w:bottom w:w="70" w:type="dxa"/>
+              <w:end w:w="140" w:type="dxa"/>
+            </w:tcMar>
+          </w:tcPr>
+          <w:p>
+            <w:pPr>
+              <w:keepNext/>
+              <w:spacing w:after="0"/>
+              <w:jc w:val="center"/>
+            </w:pPr>
+            <w:r>
+              <w:rPr>
+                <w:b/>
+                <w:color w:val="B7791F"/>
+                <w:sz w:val="17"/>
+              </w:rPr>
+              <w:t>◆ ¿proyectos\&lt;nombre&gt;\ está vacío o no existe?</w:t>
+            </w:r>
+          </w:p>
+          <w:p>
+            <w:pPr>
+              <w:keepNext/>
+              <w:spacing w:after="0"/>
+              <w:jc w:val="center"/>
+            </w:pPr>
+            <w:r>
+              <w:rPr>
+                <w:sz w:val="15"/>
+              </w:rPr>
+              <w:t>No: pedir confirmación; si se acepta, mover cada archivo conocido a generado\&lt;archivo&gt;.bak</w:t>
+            </w:r>
+          </w:p>
+        </w:tc>
+      </w:tr>
+      <w:tr>
+        <w:trPr>
+          <w:cantSplit w:val="true"/>
+        </w:trPr>
+        <w:tc>
+          <w:tcPr>
+            <w:tcW w:type="dxa" w:w="1871"/>
+          </w:tcPr>
+          <w:p>
+            <w:pPr>
+              <w:keepNext/>
+            </w:pPr>
+          </w:p>
+        </w:tc>
+        <w:tc>
+          <w:tcPr>
+            <w:tcW w:type="dxa" w:w="6350"/>
+          </w:tcPr>
+          <w:p>
+            <w:pPr>
+              <w:keepNext/>
+              <w:spacing w:after="0" w:line="216" w:lineRule="auto"/>
+              <w:jc w:val="center"/>
+            </w:pPr>
+            <w:r>
+              <w:rPr>
+                <w:color w:val="4A5563"/>
+                <w:sz w:val="18"/>
+              </w:rPr>
+              <w:t>▼</w:t>
+            </w:r>
+            <w:r>
+              <w:rPr>
+                <w:b/>
+                <w:color w:val="B7791F"/>
+                <w:sz w:val="15"/>
+              </w:rPr>
+              <w:t xml:space="preserve">  Sí</w:t>
+            </w:r>
+          </w:p>
+        </w:tc>
+      </w:tr>
+      <w:tr>
+        <w:trPr>
+          <w:cantSplit w:val="true"/>
+        </w:trPr>
+        <w:tc>
+          <w:tcPr>
+            <w:tcW w:type="dxa" w:w="1871"/>
+            <w:vAlign w:val="center"/>
+            <w:tcMar>
+              <w:top w:w="40" w:type="dxa"/>
+              <w:start w:w="60" w:type="dxa"/>
+              <w:bottom w:w="40" w:type="dxa"/>
+              <w:end w:w="140" w:type="dxa"/>
+            </w:tcMar>
+          </w:tcPr>
+          <w:p>
+            <w:pPr>
+              <w:keepNext/>
+              <w:spacing w:after="0"/>
+              <w:jc w:val="right"/>
+            </w:pPr>
+            <w:r>
+              <w:rPr>
+                <w:rFonts w:ascii="Aptos" w:hAnsi="Aptos"/>
+                <w:b/>
+                <w:color w:val="4A5563"/>
+                <w:sz w:val="14"/>
+              </w:rPr>
+              <w:t>COMPILADOR</w:t>
+            </w:r>
+          </w:p>
+        </w:tc>
+        <w:tc>
+          <w:tcPr>
+            <w:tcW w:type="dxa" w:w="6350"/>
+            <w:vAlign w:val="center"/>
+            <w:shd w:fill="E8EDF2"/>
+            <w:tcBorders>
+              <w:top w:val="single" w:sz="8" w:space="0" w:color="283848"/>
+              <w:left w:val="single" w:sz="8" w:space="0" w:color="283848"/>
+              <w:bottom w:val="single" w:sz="8" w:space="0" w:color="283848"/>
+              <w:right w:val="single" w:sz="8" w:space="0" w:color="283848"/>
+            </w:tcBorders>
+            <w:tcMar>
+              <w:top w:w="70" w:type="dxa"/>
+              <w:start w:w="140" w:type="dxa"/>
+              <w:bottom w:w="70" w:type="dxa"/>
+              <w:end w:w="140" w:type="dxa"/>
+            </w:tcMar>
+          </w:tcPr>
+          <w:p>
+            <w:pPr>
+              <w:keepNext/>
+              <w:spacing w:after="0"/>
+              <w:jc w:val="center"/>
+            </w:pPr>
+            <w:r>
+              <w:rPr>
+                <w:b/>
+                <w:color w:val="283848"/>
+                <w:sz w:val="17"/>
+              </w:rPr>
+              <w:t>Copiar el Word a proyectos\&lt;nombre&gt;\&lt;nombre&gt;.docx</w:t>
+            </w:r>
+          </w:p>
+          <w:p>
+            <w:pPr>
+              <w:keepNext/>
+              <w:spacing w:after="0"/>
+              <w:jc w:val="center"/>
+            </w:pPr>
+            <w:r>
+              <w:rPr>
+                <w:sz w:val="15"/>
+              </w:rPr>
+              <w:t>se omite si el DOCX ya estaba allí</w:t>
+            </w:r>
+          </w:p>
+        </w:tc>
+      </w:tr>
+      <w:tr>
+        <w:trPr>
+          <w:cantSplit w:val="true"/>
+        </w:trPr>
+        <w:tc>
+          <w:tcPr>
+            <w:tcW w:type="dxa" w:w="1871"/>
+          </w:tcPr>
+          <w:p>
+            <w:pPr>
+              <w:keepNext/>
+            </w:pPr>
+          </w:p>
+        </w:tc>
+        <w:tc>
+          <w:tcPr>
+            <w:tcW w:type="dxa" w:w="6350"/>
+          </w:tcPr>
+          <w:p>
+            <w:pPr>
+              <w:keepNext/>
+              <w:spacing w:after="0" w:line="216" w:lineRule="auto"/>
+              <w:jc w:val="center"/>
+            </w:pPr>
+            <w:r>
+              <w:rPr>
+                <w:color w:val="4A5563"/>
+                <w:sz w:val="18"/>
+              </w:rPr>
+              <w:t>▼</w:t>
+            </w:r>
+          </w:p>
+        </w:tc>
+      </w:tr>
+      <w:tr>
+        <w:trPr>
+          <w:cantSplit w:val="true"/>
+        </w:trPr>
+        <w:tc>
+          <w:tcPr>
+            <w:tcW w:type="dxa" w:w="1871"/>
+            <w:vAlign w:val="center"/>
+            <w:tcMar>
+              <w:top w:w="40" w:type="dxa"/>
+              <w:start w:w="60" w:type="dxa"/>
+              <w:bottom w:w="40" w:type="dxa"/>
+              <w:end w:w="140" w:type="dxa"/>
+            </w:tcMar>
+          </w:tcPr>
+          <w:p>
+            <w:pPr>
+              <w:keepNext/>
+              <w:spacing w:after="0"/>
+              <w:jc w:val="right"/>
+            </w:pPr>
+            <w:r>
+              <w:rPr>
+                <w:rFonts w:ascii="Aptos" w:hAnsi="Aptos"/>
+                <w:b/>
+                <w:color w:val="4A5563"/>
+                <w:sz w:val="14"/>
+              </w:rPr>
+              <w:t>COMPILADOR</w:t>
+            </w:r>
+          </w:p>
+        </w:tc>
+        <w:tc>
+          <w:tcPr>
+            <w:tcW w:type="dxa" w:w="6350"/>
+            <w:vAlign w:val="center"/>
+            <w:shd w:fill="E8EDF2"/>
+            <w:tcBorders>
+              <w:top w:val="single" w:sz="8" w:space="0" w:color="283848"/>
+              <w:left w:val="single" w:sz="8" w:space="0" w:color="283848"/>
+              <w:bottom w:val="single" w:sz="8" w:space="0" w:color="283848"/>
+              <w:right w:val="single" w:sz="8" w:space="0" w:color="283848"/>
+            </w:tcBorders>
+            <w:tcMar>
+              <w:top w:w="70" w:type="dxa"/>
+              <w:start w:w="140" w:type="dxa"/>
+              <w:bottom w:w="70" w:type="dxa"/>
+              <w:end w:w="140" w:type="dxa"/>
+            </w:tcMar>
+          </w:tcPr>
+          <w:p>
+            <w:pPr>
+              <w:keepNext/>
+              <w:spacing w:after="0"/>
+              <w:jc w:val="center"/>
+            </w:pPr>
+            <w:r>
+              <w:rPr>
+                <w:b/>
+                <w:color w:val="283848"/>
+                <w:sz w:val="17"/>
+              </w:rPr>
+              <w:t>Escribir generado\&lt;nombre&gt;.sql y generado\&lt;nombre&gt;.report.json</w:t>
+            </w:r>
+          </w:p>
+          <w:p>
+            <w:pPr>
+              <w:keepNext/>
+              <w:spacing w:after="0"/>
+              <w:jc w:val="center"/>
+            </w:pPr>
+            <w:r>
+              <w:rPr>
+                <w:sz w:val="15"/>
+              </w:rPr>
+              <w:t>esqueleto: un alias y un filtro opcional por columna; un campo por {{FIELD:…}}</w:t>
+            </w:r>
+          </w:p>
+        </w:tc>
+      </w:tr>
+      <w:tr>
+        <w:trPr>
+          <w:cantSplit w:val="true"/>
+        </w:trPr>
+        <w:tc>
+          <w:tcPr>
+            <w:tcW w:type="dxa" w:w="1871"/>
+          </w:tcPr>
+          <w:p>
+            <w:pPr>
+              <w:keepNext/>
+            </w:pPr>
+          </w:p>
+        </w:tc>
+        <w:tc>
+          <w:tcPr>
+            <w:tcW w:type="dxa" w:w="6350"/>
+          </w:tcPr>
+          <w:p>
+            <w:pPr>
+              <w:keepNext/>
+              <w:spacing w:after="0" w:line="216" w:lineRule="auto"/>
+              <w:jc w:val="center"/>
+            </w:pPr>
+            <w:r>
+              <w:rPr>
+                <w:color w:val="4A5563"/>
+                <w:sz w:val="18"/>
+              </w:rPr>
+              <w:t>▼</w:t>
+            </w:r>
+          </w:p>
+        </w:tc>
+      </w:tr>
+      <w:tr>
+        <w:trPr>
+          <w:cantSplit w:val="true"/>
+        </w:trPr>
+        <w:tc>
+          <w:tcPr>
+            <w:tcW w:type="dxa" w:w="1871"/>
+            <w:vAlign w:val="center"/>
+            <w:tcMar>
+              <w:top w:w="40" w:type="dxa"/>
+              <w:start w:w="60" w:type="dxa"/>
+              <w:bottom w:w="40" w:type="dxa"/>
+              <w:end w:w="140" w:type="dxa"/>
+            </w:tcMar>
+          </w:tcPr>
+          <w:p>
+            <w:pPr>
+              <w:keepNext/>
+              <w:spacing w:after="0"/>
+              <w:jc w:val="right"/>
+            </w:pPr>
+            <w:r>
+              <w:rPr>
+                <w:rFonts w:ascii="Aptos" w:hAnsi="Aptos"/>
+                <w:b/>
+                <w:color w:val="4A5563"/>
+                <w:sz w:val="14"/>
+              </w:rPr>
+              <w:t>USUARIO</w:t>
+            </w:r>
+          </w:p>
+        </w:tc>
+        <w:tc>
+          <w:tcPr>
+            <w:tcW w:type="dxa" w:w="6350"/>
+            <w:vAlign w:val="center"/>
+            <w:shd w:fill="E8EDF2"/>
+            <w:tcBorders>
+              <w:top w:val="single" w:sz="8" w:space="0" w:color="283848"/>
+              <w:left w:val="single" w:sz="8" w:space="0" w:color="283848"/>
+              <w:bottom w:val="single" w:sz="8" w:space="0" w:color="283848"/>
+              <w:right w:val="single" w:sz="8" w:space="0" w:color="283848"/>
+            </w:tcBorders>
+            <w:tcMar>
+              <w:top w:w="70" w:type="dxa"/>
+              <w:start w:w="140" w:type="dxa"/>
+              <w:bottom w:w="70" w:type="dxa"/>
+              <w:end w:w="140" w:type="dxa"/>
+            </w:tcMar>
+          </w:tcPr>
+          <w:p>
+            <w:pPr>
+              <w:keepNext/>
+              <w:spacing w:after="0"/>
+              <w:jc w:val="center"/>
+            </w:pPr>
+            <w:r>
+              <w:rPr>
+                <w:b/>
+                <w:color w:val="283848"/>
+                <w:sz w:val="17"/>
+              </w:rPr>
+              <w:t>Ajustar SQL y proyecto, validar y compilar</w:t>
+            </w:r>
+          </w:p>
+          <w:p>
+            <w:pPr>
+              <w:keepNext/>
+              <w:spacing w:after="0"/>
+              <w:jc w:val="center"/>
+            </w:pPr>
+            <w:r>
+              <w:rPr>
+                <w:sz w:val="15"/>
+              </w:rPr>
+              <w:t>apex_process.sql aparece junto al DOCX</w:t>
+            </w:r>
+          </w:p>
+        </w:tc>
+      </w:tr>
+    </w:tbl>
+    <w:p>
+      <w:pPr>
+        <w:spacing w:before="60"/>
+        <w:jc w:val="center"/>
+      </w:pPr>
+      <w:r>
+        <w:rPr>
+          <w:i/>
+          <w:color w:val="4A5563"/>
+          <w:sz w:val="16"/>
+        </w:rPr>
+        <w:t>Figura 2. Cargar un DOCX en la carpeta de proyectos</w:t>
       </w:r>
     </w:p>
     <w:p>
@@ -3628,7 +4771,7 @@
                 <w:rFonts w:ascii="Aptos" w:hAnsi="Aptos"/>
                 <w:sz w:val="16"/>
               </w:rPr>
-              <w:t xml:space="preserve">Lee los marcadores del Word y crea </w:t>
+              <w:t xml:space="preserve">Copia el Word a proyectos\&lt;nombre&gt;\ y crea </w:t>
             </w:r>
             <w:r>
               <w:rPr>
@@ -3643,7 +4786,7 @@
                 <w:rFonts w:ascii="Aptos" w:hAnsi="Aptos"/>
                 <w:sz w:val="16"/>
               </w:rPr>
-              <w:t xml:space="preserve"> junto a él &lt;nombre&gt;.report.json y &lt;nombre&gt;.sql con un filtro opcional por columna. Cada filtro se enlaza a un Page Item PXX_&lt;ALIAS&gt; (o P42_&lt;ALIAS&gt; si indica el número de página) y cada {{FIELD:NOMBRE}} a PXX_&lt;NOMBRE&gt;. Nunca sobrescribe archivos existentes.</w:t>
+              <w:t xml:space="preserve"> en generado\ el &lt;nombre&gt;.report.json y el &lt;nombre&gt;.sql, con un filtro opcional por columna. Cada filtro se enlaza a un Page Item PXX_&lt;ALIAS&gt; (o P42_&lt;ALIAS&gt; si indica el número de página) y cada {{FIELD:NOMBRE}} a PXX_&lt;NOMBRE&gt;. Si la carpeta ya existe, pide confirmación y guarda copias .bak (sección 2.2).</w:t>
             </w:r>
           </w:p>
         </w:tc>
@@ -3772,7 +4915,7 @@
                 <w:rFonts w:ascii="Aptos" w:hAnsi="Aptos"/>
                 <w:sz w:val="16"/>
               </w:rPr>
-              <w:t xml:space="preserve"> los tres artefactos en build\&lt;reporte&gt; junto al proyecto y muestra qué subir a APEX y dónde: el package, la tabla de Page Items con su tipo sugerido, el botón, el proceso y la ruta exacta de apex_process.sql.</w:t>
+              <w:t xml:space="preserve"> apex_process.sql en proyectos\&lt;nombre&gt;\ y template.json y validation.json en generado\, y muestra qué subir a APEX y dónde: el package, la tabla de Page Items con su tipo sugerido, el botón, el proceso y la ruta exacta de apex_process.sql.</w:t>
             </w:r>
           </w:p>
         </w:tc>
@@ -3884,7 +5027,7 @@
                 <w:rFonts w:ascii="Aptos" w:hAnsi="Aptos"/>
                 <w:sz w:val="16"/>
               </w:rPr>
-              <w:t>Abre la carpeta con los artefactos generados.</w:t>
+              <w:t>Abre proyectos\&lt;nombre&gt;\, donde está apex_process.sql.</w:t>
             </w:r>
           </w:p>
         </w:tc>
@@ -3895,815 +5038,20 @@
         <w:spacing w:after="20"/>
       </w:pPr>
     </w:p>
-    <w:tbl>
-      <w:tblPr>
-        <w:tblW w:type="auto" w:w="0"/>
-        <w:jc w:val="center"/>
-        <w:tblLayout w:type="fixed"/>
-        <w:tblLook w:firstColumn="1" w:firstRow="1" w:lastColumn="0" w:lastRow="0" w:noHBand="0" w:noVBand="1" w:val="04A0"/>
-        <w:tblBorders>
-          <w:top w:val="nil"/>
-          <w:left w:val="nil"/>
-          <w:bottom w:val="nil"/>
-          <w:right w:val="nil"/>
-          <w:insideH w:val="nil"/>
-          <w:insideV w:val="nil"/>
-        </w:tblBorders>
-      </w:tblPr>
-      <w:tblGrid>
-        <w:gridCol w:w="4986"/>
-        <w:gridCol w:w="4986"/>
-      </w:tblGrid>
-      <w:tr>
-        <w:trPr>
-          <w:cantSplit w:val="true"/>
-        </w:trPr>
-        <w:tc>
-          <w:tcPr>
-            <w:tcW w:type="dxa" w:w="1871"/>
-            <w:vAlign w:val="center"/>
-            <w:tcMar>
-              <w:top w:w="40" w:type="dxa"/>
-              <w:start w:w="60" w:type="dxa"/>
-              <w:bottom w:w="40" w:type="dxa"/>
-              <w:end w:w="140" w:type="dxa"/>
-            </w:tcMar>
-          </w:tcPr>
-          <w:p>
-            <w:pPr>
-              <w:keepNext/>
-              <w:spacing w:after="0"/>
-              <w:jc w:val="right"/>
-            </w:pPr>
-            <w:r>
-              <w:rPr>
-                <w:rFonts w:ascii="Aptos" w:hAnsi="Aptos"/>
-                <w:b/>
-                <w:color w:val="4A5563"/>
-                <w:sz w:val="14"/>
-              </w:rPr>
-              <w:t>USUARIO</w:t>
-            </w:r>
-          </w:p>
-        </w:tc>
-        <w:tc>
-          <w:tcPr>
-            <w:tcW w:type="dxa" w:w="6350"/>
-            <w:vAlign w:val="center"/>
-            <w:shd w:fill="E8EDF2"/>
-            <w:tcBorders>
-              <w:top w:val="single" w:sz="8" w:space="0" w:color="283848"/>
-              <w:left w:val="single" w:sz="8" w:space="0" w:color="283848"/>
-              <w:bottom w:val="single" w:sz="8" w:space="0" w:color="283848"/>
-              <w:right w:val="single" w:sz="8" w:space="0" w:color="283848"/>
-            </w:tcBorders>
-            <w:tcMar>
-              <w:top w:w="70" w:type="dxa"/>
-              <w:start w:w="140" w:type="dxa"/>
-              <w:bottom w:w="70" w:type="dxa"/>
-              <w:end w:w="140" w:type="dxa"/>
-            </w:tcMar>
-          </w:tcPr>
-          <w:p>
-            <w:pPr>
-              <w:keepNext/>
-              <w:spacing w:after="0"/>
-              <w:jc w:val="center"/>
-            </w:pPr>
-            <w:r>
-              <w:rPr>
-                <w:b/>
-                <w:color w:val="283848"/>
-                <w:sz w:val="17"/>
-              </w:rPr>
-              <w:t>Elegir el archivo .docx</w:t>
-            </w:r>
-          </w:p>
-          <w:p>
-            <w:pPr>
-              <w:keepNext/>
-              <w:spacing w:after="0"/>
-              <w:jc w:val="center"/>
-            </w:pPr>
-            <w:r>
-              <w:rPr>
-                <w:sz w:val="15"/>
-              </w:rPr>
-              <w:t>por ejemplo examples\entidades.docx</w:t>
-            </w:r>
-          </w:p>
-        </w:tc>
-      </w:tr>
-      <w:tr>
-        <w:trPr>
-          <w:cantSplit w:val="true"/>
-        </w:trPr>
-        <w:tc>
-          <w:tcPr>
-            <w:tcW w:type="dxa" w:w="1871"/>
-          </w:tcPr>
-          <w:p>
-            <w:pPr>
-              <w:keepNext/>
-            </w:pPr>
-          </w:p>
-        </w:tc>
-        <w:tc>
-          <w:tcPr>
-            <w:tcW w:type="dxa" w:w="6350"/>
-          </w:tcPr>
-          <w:p>
-            <w:pPr>
-              <w:keepNext/>
-              <w:spacing w:after="0" w:line="216" w:lineRule="auto"/>
-              <w:jc w:val="center"/>
-            </w:pPr>
-            <w:r>
-              <w:rPr>
-                <w:color w:val="4A5563"/>
-                <w:sz w:val="18"/>
-              </w:rPr>
-              <w:t>▼</w:t>
-            </w:r>
-          </w:p>
-        </w:tc>
-      </w:tr>
-      <w:tr>
-        <w:trPr>
-          <w:cantSplit w:val="true"/>
-        </w:trPr>
-        <w:tc>
-          <w:tcPr>
-            <w:tcW w:type="dxa" w:w="1871"/>
-            <w:vAlign w:val="center"/>
-            <w:tcMar>
-              <w:top w:w="40" w:type="dxa"/>
-              <w:start w:w="60" w:type="dxa"/>
-              <w:bottom w:w="40" w:type="dxa"/>
-              <w:end w:w="140" w:type="dxa"/>
-            </w:tcMar>
-          </w:tcPr>
-          <w:p>
-            <w:pPr>
-              <w:keepNext/>
-              <w:spacing w:after="0"/>
-              <w:jc w:val="right"/>
-            </w:pPr>
-            <w:r>
-              <w:rPr>
-                <w:rFonts w:ascii="Aptos" w:hAnsi="Aptos"/>
-                <w:b/>
-                <w:color w:val="4A5563"/>
-                <w:sz w:val="14"/>
-              </w:rPr>
-              <w:t>USUARIO</w:t>
-            </w:r>
-          </w:p>
-        </w:tc>
-        <w:tc>
-          <w:tcPr>
-            <w:tcW w:type="dxa" w:w="6350"/>
-            <w:vAlign w:val="center"/>
-            <w:shd w:fill="E8EDF2"/>
-            <w:tcBorders>
-              <w:top w:val="single" w:sz="8" w:space="0" w:color="283848"/>
-              <w:left w:val="single" w:sz="8" w:space="0" w:color="283848"/>
-              <w:bottom w:val="single" w:sz="8" w:space="0" w:color="283848"/>
-              <w:right w:val="single" w:sz="8" w:space="0" w:color="283848"/>
-            </w:tcBorders>
-            <w:tcMar>
-              <w:top w:w="70" w:type="dxa"/>
-              <w:start w:w="140" w:type="dxa"/>
-              <w:bottom w:w="70" w:type="dxa"/>
-              <w:end w:w="140" w:type="dxa"/>
-            </w:tcMar>
-          </w:tcPr>
-          <w:p>
-            <w:pPr>
-              <w:keepNext/>
-              <w:spacing w:after="0"/>
-              <w:jc w:val="center"/>
-            </w:pPr>
-            <w:r>
-              <w:rPr>
-                <w:b/>
-                <w:color w:val="283848"/>
-                <w:sz w:val="17"/>
-              </w:rPr>
-              <w:t>Indicar el número de página APEX</w:t>
-            </w:r>
-          </w:p>
-          <w:p>
-            <w:pPr>
-              <w:keepNext/>
-              <w:spacing w:after="0"/>
-              <w:jc w:val="center"/>
-            </w:pPr>
-            <w:r>
-              <w:rPr>
-                <w:sz w:val="15"/>
-              </w:rPr>
-              <w:t>42 genera P42_…; dejar XX genera PXX_… para reemplazar después</w:t>
-            </w:r>
-          </w:p>
-        </w:tc>
-      </w:tr>
-      <w:tr>
-        <w:trPr>
-          <w:cantSplit w:val="true"/>
-        </w:trPr>
-        <w:tc>
-          <w:tcPr>
-            <w:tcW w:type="dxa" w:w="1871"/>
-          </w:tcPr>
-          <w:p>
-            <w:pPr>
-              <w:keepNext/>
-            </w:pPr>
-          </w:p>
-        </w:tc>
-        <w:tc>
-          <w:tcPr>
-            <w:tcW w:type="dxa" w:w="6350"/>
-          </w:tcPr>
-          <w:p>
-            <w:pPr>
-              <w:keepNext/>
-              <w:spacing w:after="0" w:line="216" w:lineRule="auto"/>
-              <w:jc w:val="center"/>
-            </w:pPr>
-            <w:r>
-              <w:rPr>
-                <w:color w:val="4A5563"/>
-                <w:sz w:val="18"/>
-              </w:rPr>
-              <w:t>▼</w:t>
-            </w:r>
-          </w:p>
-        </w:tc>
-      </w:tr>
-      <w:tr>
-        <w:trPr>
-          <w:cantSplit w:val="true"/>
-        </w:trPr>
-        <w:tc>
-          <w:tcPr>
-            <w:tcW w:type="dxa" w:w="1871"/>
-            <w:vAlign w:val="center"/>
-            <w:tcMar>
-              <w:top w:w="40" w:type="dxa"/>
-              <w:start w:w="60" w:type="dxa"/>
-              <w:bottom w:w="40" w:type="dxa"/>
-              <w:end w:w="140" w:type="dxa"/>
-            </w:tcMar>
-          </w:tcPr>
-          <w:p>
-            <w:pPr>
-              <w:keepNext/>
-              <w:spacing w:after="0"/>
-              <w:jc w:val="right"/>
-            </w:pPr>
-            <w:r>
-              <w:rPr>
-                <w:rFonts w:ascii="Aptos" w:hAnsi="Aptos"/>
-                <w:b/>
-                <w:color w:val="4A5563"/>
-                <w:sz w:val="14"/>
-              </w:rPr>
-              <w:t>COMPILADOR</w:t>
-            </w:r>
-          </w:p>
-        </w:tc>
-        <w:tc>
-          <w:tcPr>
-            <w:tcW w:type="dxa" w:w="6350"/>
-            <w:vAlign w:val="center"/>
-            <w:shd w:fill="E8EDF2"/>
-            <w:tcBorders>
-              <w:top w:val="single" w:sz="8" w:space="0" w:color="283848"/>
-              <w:left w:val="single" w:sz="8" w:space="0" w:color="283848"/>
-              <w:bottom w:val="single" w:sz="8" w:space="0" w:color="283848"/>
-              <w:right w:val="single" w:sz="8" w:space="0" w:color="283848"/>
-            </w:tcBorders>
-            <w:tcMar>
-              <w:top w:w="70" w:type="dxa"/>
-              <w:start w:w="140" w:type="dxa"/>
-              <w:bottom w:w="70" w:type="dxa"/>
-              <w:end w:w="140" w:type="dxa"/>
-            </w:tcMar>
-          </w:tcPr>
-          <w:p>
-            <w:pPr>
-              <w:keepNext/>
-              <w:spacing w:after="0"/>
-              <w:jc w:val="center"/>
-            </w:pPr>
-            <w:r>
-              <w:rPr>
-                <w:b/>
-                <w:color w:val="283848"/>
-                <w:sz w:val="17"/>
-              </w:rPr>
-              <w:t>Leer los marcadores del Word</w:t>
-            </w:r>
-          </w:p>
-          <w:p>
-            <w:pPr>
-              <w:keepNext/>
-              <w:spacing w:after="0"/>
-              <w:jc w:val="center"/>
-            </w:pPr>
-            <w:r>
-              <w:rPr>
-                <w:sz w:val="15"/>
-              </w:rPr>
-              <w:t>cada {{COLUMN:…}} y cada {{FIELD:…}}</w:t>
-            </w:r>
-          </w:p>
-        </w:tc>
-      </w:tr>
-      <w:tr>
-        <w:trPr>
-          <w:cantSplit w:val="true"/>
-        </w:trPr>
-        <w:tc>
-          <w:tcPr>
-            <w:tcW w:type="dxa" w:w="1871"/>
-          </w:tcPr>
-          <w:p>
-            <w:pPr>
-              <w:keepNext/>
-            </w:pPr>
-          </w:p>
-        </w:tc>
-        <w:tc>
-          <w:tcPr>
-            <w:tcW w:type="dxa" w:w="6350"/>
-          </w:tcPr>
-          <w:p>
-            <w:pPr>
-              <w:keepNext/>
-              <w:spacing w:after="0" w:line="216" w:lineRule="auto"/>
-              <w:jc w:val="center"/>
-            </w:pPr>
-            <w:r>
-              <w:rPr>
-                <w:color w:val="4A5563"/>
-                <w:sz w:val="18"/>
-              </w:rPr>
-              <w:t>▼</w:t>
-            </w:r>
-          </w:p>
-        </w:tc>
-      </w:tr>
-      <w:tr>
-        <w:trPr>
-          <w:cantSplit w:val="true"/>
-        </w:trPr>
-        <w:tc>
-          <w:tcPr>
-            <w:tcW w:type="dxa" w:w="1871"/>
-            <w:vAlign w:val="center"/>
-            <w:tcMar>
-              <w:top w:w="40" w:type="dxa"/>
-              <w:start w:w="60" w:type="dxa"/>
-              <w:bottom w:w="40" w:type="dxa"/>
-              <w:end w:w="140" w:type="dxa"/>
-            </w:tcMar>
-          </w:tcPr>
-          <w:p>
-            <w:pPr>
-              <w:keepNext/>
-              <w:spacing w:after="0"/>
-              <w:jc w:val="right"/>
-            </w:pPr>
-            <w:r>
-              <w:rPr>
-                <w:rFonts w:ascii="Aptos" w:hAnsi="Aptos"/>
-                <w:b/>
-                <w:color w:val="B7791F"/>
-                <w:sz w:val="14"/>
-              </w:rPr>
-              <w:t>COMPILADOR</w:t>
-            </w:r>
-          </w:p>
-        </w:tc>
-        <w:tc>
-          <w:tcPr>
-            <w:tcW w:type="dxa" w:w="6350"/>
-            <w:vAlign w:val="center"/>
-            <w:shd w:fill="FDF3E1"/>
-            <w:tcBorders>
-              <w:top w:val="dashed" w:sz="10" w:space="0" w:color="B7791F"/>
-              <w:left w:val="dashed" w:sz="10" w:space="0" w:color="B7791F"/>
-              <w:bottom w:val="dashed" w:sz="10" w:space="0" w:color="B7791F"/>
-              <w:right w:val="dashed" w:sz="10" w:space="0" w:color="B7791F"/>
-            </w:tcBorders>
-            <w:tcMar>
-              <w:top w:w="70" w:type="dxa"/>
-              <w:start w:w="140" w:type="dxa"/>
-              <w:bottom w:w="70" w:type="dxa"/>
-              <w:end w:w="140" w:type="dxa"/>
-            </w:tcMar>
-          </w:tcPr>
-          <w:p>
-            <w:pPr>
-              <w:keepNext/>
-              <w:spacing w:after="0"/>
-              <w:jc w:val="center"/>
-            </w:pPr>
-            <w:r>
-              <w:rPr>
-                <w:b/>
-                <w:color w:val="B7791F"/>
-                <w:sz w:val="17"/>
-              </w:rPr>
-              <w:t>◆ ¿&lt;nombre&gt;.report.json y &lt;nombre&gt;.sql aún no existen?</w:t>
-            </w:r>
-          </w:p>
-          <w:p>
-            <w:pPr>
-              <w:keepNext/>
-              <w:spacing w:after="0"/>
-              <w:jc w:val="center"/>
-            </w:pPr>
-            <w:r>
-              <w:rPr>
-                <w:sz w:val="15"/>
-              </w:rPr>
-              <w:t>No: se detiene con GUIDE-001 y no sobrescribe nada</w:t>
-            </w:r>
-          </w:p>
-        </w:tc>
-      </w:tr>
-      <w:tr>
-        <w:trPr>
-          <w:cantSplit w:val="true"/>
-        </w:trPr>
-        <w:tc>
-          <w:tcPr>
-            <w:tcW w:type="dxa" w:w="1871"/>
-          </w:tcPr>
-          <w:p>
-            <w:pPr>
-              <w:keepNext/>
-            </w:pPr>
-          </w:p>
-        </w:tc>
-        <w:tc>
-          <w:tcPr>
-            <w:tcW w:type="dxa" w:w="6350"/>
-          </w:tcPr>
-          <w:p>
-            <w:pPr>
-              <w:keepNext/>
-              <w:spacing w:after="0" w:line="216" w:lineRule="auto"/>
-              <w:jc w:val="center"/>
-            </w:pPr>
-            <w:r>
-              <w:rPr>
-                <w:color w:val="4A5563"/>
-                <w:sz w:val="18"/>
-              </w:rPr>
-              <w:t>▼</w:t>
-            </w:r>
-            <w:r>
-              <w:rPr>
-                <w:b/>
-                <w:color w:val="B7791F"/>
-                <w:sz w:val="15"/>
-              </w:rPr>
-              <w:t xml:space="preserve">  Sí</w:t>
-            </w:r>
-          </w:p>
-        </w:tc>
-      </w:tr>
-      <w:tr>
-        <w:trPr>
-          <w:cantSplit w:val="true"/>
-        </w:trPr>
-        <w:tc>
-          <w:tcPr>
-            <w:tcW w:type="dxa" w:w="1871"/>
-            <w:vAlign w:val="center"/>
-            <w:tcMar>
-              <w:top w:w="40" w:type="dxa"/>
-              <w:start w:w="60" w:type="dxa"/>
-              <w:bottom w:w="40" w:type="dxa"/>
-              <w:end w:w="140" w:type="dxa"/>
-            </w:tcMar>
-          </w:tcPr>
-          <w:p>
-            <w:pPr>
-              <w:keepNext/>
-              <w:spacing w:after="0"/>
-              <w:jc w:val="right"/>
-            </w:pPr>
-            <w:r>
-              <w:rPr>
-                <w:rFonts w:ascii="Aptos" w:hAnsi="Aptos"/>
-                <w:b/>
-                <w:color w:val="4A5563"/>
-                <w:sz w:val="14"/>
-              </w:rPr>
-              <w:t>COMPILADOR</w:t>
-            </w:r>
-          </w:p>
-        </w:tc>
-        <w:tc>
-          <w:tcPr>
-            <w:tcW w:type="dxa" w:w="6350"/>
-            <w:vAlign w:val="center"/>
-            <w:shd w:fill="E8EDF2"/>
-            <w:tcBorders>
-              <w:top w:val="single" w:sz="8" w:space="0" w:color="283848"/>
-              <w:left w:val="single" w:sz="8" w:space="0" w:color="283848"/>
-              <w:bottom w:val="single" w:sz="8" w:space="0" w:color="283848"/>
-              <w:right w:val="single" w:sz="8" w:space="0" w:color="283848"/>
-            </w:tcBorders>
-            <w:tcMar>
-              <w:top w:w="70" w:type="dxa"/>
-              <w:start w:w="140" w:type="dxa"/>
-              <w:bottom w:w="70" w:type="dxa"/>
-              <w:end w:w="140" w:type="dxa"/>
-            </w:tcMar>
-          </w:tcPr>
-          <w:p>
-            <w:pPr>
-              <w:keepNext/>
-              <w:spacing w:after="0"/>
-              <w:jc w:val="center"/>
-            </w:pPr>
-            <w:r>
-              <w:rPr>
-                <w:b/>
-                <w:color w:val="283848"/>
-                <w:sz w:val="17"/>
-              </w:rPr>
-              <w:t>Escribir &lt;nombre&gt;.sql</w:t>
-            </w:r>
-          </w:p>
-          <w:p>
-            <w:pPr>
-              <w:keepNext/>
-              <w:spacing w:after="0"/>
-              <w:jc w:val="center"/>
-            </w:pPr>
-            <w:r>
-              <w:rPr>
-                <w:sz w:val="15"/>
-              </w:rPr>
-              <w:t>SELECT con un alias por columna y un filtro opcional :F_&lt;ALIAS&gt; por columna</w:t>
-            </w:r>
-          </w:p>
-        </w:tc>
-      </w:tr>
-      <w:tr>
-        <w:trPr>
-          <w:cantSplit w:val="true"/>
-        </w:trPr>
-        <w:tc>
-          <w:tcPr>
-            <w:tcW w:type="dxa" w:w="1871"/>
-          </w:tcPr>
-          <w:p>
-            <w:pPr>
-              <w:keepNext/>
-            </w:pPr>
-          </w:p>
-        </w:tc>
-        <w:tc>
-          <w:tcPr>
-            <w:tcW w:type="dxa" w:w="6350"/>
-          </w:tcPr>
-          <w:p>
-            <w:pPr>
-              <w:keepNext/>
-              <w:spacing w:after="0" w:line="216" w:lineRule="auto"/>
-              <w:jc w:val="center"/>
-            </w:pPr>
-            <w:r>
-              <w:rPr>
-                <w:color w:val="4A5563"/>
-                <w:sz w:val="18"/>
-              </w:rPr>
-              <w:t>▼</w:t>
-            </w:r>
-          </w:p>
-        </w:tc>
-      </w:tr>
-      <w:tr>
-        <w:trPr>
-          <w:cantSplit w:val="true"/>
-        </w:trPr>
-        <w:tc>
-          <w:tcPr>
-            <w:tcW w:type="dxa" w:w="1871"/>
-            <w:vAlign w:val="center"/>
-            <w:tcMar>
-              <w:top w:w="40" w:type="dxa"/>
-              <w:start w:w="60" w:type="dxa"/>
-              <w:bottom w:w="40" w:type="dxa"/>
-              <w:end w:w="140" w:type="dxa"/>
-            </w:tcMar>
-          </w:tcPr>
-          <w:p>
-            <w:pPr>
-              <w:keepNext/>
-              <w:spacing w:after="0"/>
-              <w:jc w:val="right"/>
-            </w:pPr>
-            <w:r>
-              <w:rPr>
-                <w:rFonts w:ascii="Aptos" w:hAnsi="Aptos"/>
-                <w:b/>
-                <w:color w:val="4A5563"/>
-                <w:sz w:val="14"/>
-              </w:rPr>
-              <w:t>COMPILADOR</w:t>
-            </w:r>
-          </w:p>
-        </w:tc>
-        <w:tc>
-          <w:tcPr>
-            <w:tcW w:type="dxa" w:w="6350"/>
-            <w:vAlign w:val="center"/>
-            <w:shd w:fill="E8EDF2"/>
-            <w:tcBorders>
-              <w:top w:val="single" w:sz="8" w:space="0" w:color="283848"/>
-              <w:left w:val="single" w:sz="8" w:space="0" w:color="283848"/>
-              <w:bottom w:val="single" w:sz="8" w:space="0" w:color="283848"/>
-              <w:right w:val="single" w:sz="8" w:space="0" w:color="283848"/>
-            </w:tcBorders>
-            <w:tcMar>
-              <w:top w:w="70" w:type="dxa"/>
-              <w:start w:w="140" w:type="dxa"/>
-              <w:bottom w:w="70" w:type="dxa"/>
-              <w:end w:w="140" w:type="dxa"/>
-            </w:tcMar>
-          </w:tcPr>
-          <w:p>
-            <w:pPr>
-              <w:keepNext/>
-              <w:spacing w:after="0"/>
-              <w:jc w:val="center"/>
-            </w:pPr>
-            <w:r>
-              <w:rPr>
-                <w:b/>
-                <w:color w:val="283848"/>
-                <w:sz w:val="17"/>
-              </w:rPr>
-              <w:t>Escribir &lt;nombre&gt;.report.json</w:t>
-            </w:r>
-          </w:p>
-          <w:p>
-            <w:pPr>
-              <w:keepNext/>
-              <w:spacing w:after="0"/>
-              <w:jc w:val="center"/>
-            </w:pPr>
-            <w:r>
-              <w:rPr>
-                <w:sz w:val="15"/>
-              </w:rPr>
-              <w:t>bindings, fields, título, file_name y orientation AUTO</w:t>
-            </w:r>
-          </w:p>
-        </w:tc>
-      </w:tr>
-      <w:tr>
-        <w:trPr>
-          <w:cantSplit w:val="true"/>
-        </w:trPr>
-        <w:tc>
-          <w:tcPr>
-            <w:tcW w:type="dxa" w:w="1871"/>
-          </w:tcPr>
-          <w:p>
-            <w:pPr>
-              <w:keepNext/>
-            </w:pPr>
-          </w:p>
-        </w:tc>
-        <w:tc>
-          <w:tcPr>
-            <w:tcW w:type="dxa" w:w="6350"/>
-          </w:tcPr>
-          <w:p>
-            <w:pPr>
-              <w:keepNext/>
-              <w:spacing w:after="0" w:line="216" w:lineRule="auto"/>
-              <w:jc w:val="center"/>
-            </w:pPr>
-            <w:r>
-              <w:rPr>
-                <w:color w:val="4A5563"/>
-                <w:sz w:val="18"/>
-              </w:rPr>
-              <w:t>▼</w:t>
-            </w:r>
-          </w:p>
-        </w:tc>
-      </w:tr>
-      <w:tr>
-        <w:trPr>
-          <w:cantSplit w:val="true"/>
-        </w:trPr>
-        <w:tc>
-          <w:tcPr>
-            <w:tcW w:type="dxa" w:w="1871"/>
-            <w:vAlign w:val="center"/>
-            <w:tcMar>
-              <w:top w:w="40" w:type="dxa"/>
-              <w:start w:w="60" w:type="dxa"/>
-              <w:bottom w:w="40" w:type="dxa"/>
-              <w:end w:w="140" w:type="dxa"/>
-            </w:tcMar>
-          </w:tcPr>
-          <w:p>
-            <w:pPr>
-              <w:keepNext/>
-              <w:spacing w:after="0"/>
-              <w:jc w:val="right"/>
-            </w:pPr>
-            <w:r>
-              <w:rPr>
-                <w:rFonts w:ascii="Aptos" w:hAnsi="Aptos"/>
-                <w:b/>
-                <w:color w:val="4A5563"/>
-                <w:sz w:val="14"/>
-              </w:rPr>
-              <w:t>USUARIO</w:t>
-            </w:r>
-          </w:p>
-        </w:tc>
-        <w:tc>
-          <w:tcPr>
-            <w:tcW w:type="dxa" w:w="6350"/>
-            <w:vAlign w:val="center"/>
-            <w:shd w:fill="E8EDF2"/>
-            <w:tcBorders>
-              <w:top w:val="single" w:sz="8" w:space="0" w:color="283848"/>
-              <w:left w:val="single" w:sz="8" w:space="0" w:color="283848"/>
-              <w:bottom w:val="single" w:sz="8" w:space="0" w:color="283848"/>
-              <w:right w:val="single" w:sz="8" w:space="0" w:color="283848"/>
-            </w:tcBorders>
-            <w:tcMar>
-              <w:top w:w="70" w:type="dxa"/>
-              <w:start w:w="140" w:type="dxa"/>
-              <w:bottom w:w="70" w:type="dxa"/>
-              <w:end w:w="140" w:type="dxa"/>
-            </w:tcMar>
-          </w:tcPr>
-          <w:p>
-            <w:pPr>
-              <w:keepNext/>
-              <w:spacing w:after="0"/>
-              <w:jc w:val="center"/>
-            </w:pPr>
-            <w:r>
-              <w:rPr>
-                <w:b/>
-                <w:color w:val="283848"/>
-                <w:sz w:val="17"/>
-              </w:rPr>
-              <w:t>Ajustar a mano</w:t>
-            </w:r>
-          </w:p>
-          <w:p>
-            <w:pPr>
-              <w:keepNext/>
-              <w:spacing w:after="0"/>
-              <w:jc w:val="center"/>
-            </w:pPr>
-            <w:r>
-              <w:rPr>
-                <w:sz w:val="15"/>
-              </w:rPr>
-              <w:t>tabla real, filtros que sobran, anchos y título; luego Validar y Compilar</w:t>
-            </w:r>
-          </w:p>
-        </w:tc>
-      </w:tr>
-    </w:tbl>
     <w:p>
-      <w:pPr>
-        <w:spacing w:before="60"/>
-        <w:jc w:val="center"/>
-      </w:pPr>
+      <w:r>
+        <w:t xml:space="preserve">Ejemplo de lo que genera automáticamente en </w:t>
+      </w:r>
       <w:r>
         <w:rPr>
-          <w:i/>
-          <w:color w:val="4A5563"/>
+          <w:rFonts w:ascii="Consolas" w:hAnsi="Consolas"/>
+          <w:color w:val="233648"/>
           <w:sz w:val="16"/>
         </w:rPr>
-        <w:t>Figura 2. «Nuevo proyecto desde DOCX…»</w:t>
-      </w:r>
-    </w:p>
-    <w:p>
-      <w:r>
-        <w:t xml:space="preserve">Ejemplo de lo que genera automáticamente para </w:t>
+        <w:t>generado\entidades.sql</w:t>
+      </w:r>
+      <w:r>
+        <w:t xml:space="preserve"> para </w:t>
       </w:r>
       <w:r>
         <w:rPr>
@@ -5805,7 +6153,7 @@
           <w:color w:val="233648"/>
           <w:sz w:val="16"/>
         </w:rPr>
-        <w:t>examples/entidades.docx</w:t>
+        <w:t>proyectos/entidades/entidades.docx</w:t>
       </w:r>
       <w:r>
         <w:t xml:space="preserve"> usan los cinco tipos a la vez. Así se ven en Word (los comentarios a la derecha no forman parte del documento):</w:t>
@@ -6871,12 +7219,7 @@
         <w:t>automáticamente</w:t>
       </w:r>
       <w:r>
-        <w:t xml:space="preserve"> con «Nuevo proyecto desde DOCX» a partir de los marcadores de la plantilla y luego puede editarse directamente con cualquier editor de texto. Las rutas son relativas y deben permanecer dentro de la carpeta del proyecto.</w:t>
-      </w:r>
-    </w:p>
-    <w:p>
-      <w:r>
-        <w:t xml:space="preserve">Versión comentada del ejemplo </w:t>
+        <w:t xml:space="preserve"> con «Nuevo proyecto desde DOCX» a partir de los marcadores de la plantilla y luego puede editarse directamente con cualquier editor de texto. Vive en </w:t>
       </w:r>
       <w:r>
         <w:rPr>
@@ -6884,7 +7227,34 @@
           <w:color w:val="233648"/>
           <w:sz w:val="16"/>
         </w:rPr>
-        <w:t>examples/entidades.report.json</w:t>
+        <w:t>proyectos\&lt;nombre&gt;\generado\</w:t>
+      </w:r>
+      <w:r>
+        <w:t xml:space="preserve">; sus rutas son relativas a ese archivo y deben permanecer dentro de </w:t>
+      </w:r>
+      <w:r>
+        <w:rPr>
+          <w:rFonts w:ascii="Consolas" w:hAnsi="Consolas"/>
+          <w:color w:val="233648"/>
+          <w:sz w:val="16"/>
+        </w:rPr>
+        <w:t>proyectos\&lt;nombre&gt;\</w:t>
+      </w:r>
+      <w:r>
+        <w:t>.</w:t>
+      </w:r>
+    </w:p>
+    <w:p>
+      <w:r>
+        <w:t xml:space="preserve">Versión comentada del ejemplo </w:t>
+      </w:r>
+      <w:r>
+        <w:rPr>
+          <w:rFonts w:ascii="Consolas" w:hAnsi="Consolas"/>
+          <w:color w:val="233648"/>
+          <w:sz w:val="16"/>
+        </w:rPr>
+        <w:t>proyectos/entidades/generado/entidades.report.json</w:t>
       </w:r>
       <w:r>
         <w:t xml:space="preserve">. JSON </w:t>
@@ -6907,18 +7277,7 @@
         <w:t>//</w:t>
       </w:r>
       <w:r>
-        <w:t xml:space="preserve"> son solo explicativas y deben eliminarse si copia este texto; el archivo real, sin comentarios, está en </w:t>
-      </w:r>
-      <w:r>
-        <w:rPr>
-          <w:rFonts w:ascii="Consolas" w:hAnsi="Consolas"/>
-          <w:color w:val="233648"/>
-          <w:sz w:val="16"/>
-        </w:rPr>
-        <w:t>examples/</w:t>
-      </w:r>
-      <w:r>
-        <w:t>.</w:t>
+        <w:t xml:space="preserve"> son solo explicativas y deben eliminarse si copia este texto; el archivo real, sin comentarios, está en esa carpeta.</w:t>
       </w:r>
     </w:p>
     <w:tbl>
@@ -6986,7 +7345,7 @@
                 <w:color w:val="233648"/>
                 <w:sz w:val="16"/>
               </w:rPr>
-              <w:t xml:space="preserve">  "template": "entidades.docx",               // plantilla Word, relativa a este archivo</w:t>
+              <w:t xml:space="preserve">  "template": "../entidades.docx",            // plantilla Word, relativa a este archivo</w:t>
             </w:r>
             <w:r>
               <w:br/>
@@ -9280,7 +9639,7 @@
                 <w:color w:val="283848"/>
                 <w:sz w:val="17"/>
               </w:rPr>
-              <w:t>Publicar en la carpeta de salida</w:t>
+              <w:t>Publicar</w:t>
             </w:r>
           </w:p>
           <w:p>
@@ -9293,7 +9652,7 @@
               <w:rPr>
                 <w:sz w:val="15"/>
               </w:rPr>
-              <w:t>reemplaza los tres archivos de una sola vez</w:t>
+              <w:t>apex_process.sql en proyectos\&lt;nombre&gt;\; template.json y validation.json en generado\; solo esos tres archivos se reemplazan</w:t>
             </w:r>
           </w:p>
         </w:tc>
@@ -9315,7 +9674,7 @@
     </w:p>
     <w:p>
       <w:r>
-        <w:t>Valide primero, sin escribir artefactos:</w:t>
+        <w:t>La interfaz gráfica hace todo esto con los botones. Desde la línea de comandos:</w:t>
       </w:r>
     </w:p>
     <w:tbl>
@@ -9350,7 +9709,7 @@
                 <w:color w:val="233648"/>
                 <w:sz w:val="16"/>
               </w:rPr>
-              <w:t># Solo revisa; útil después de cada cambio en Word, SQL o proyecto</w:t>
+              <w:t># Cargar el Word en proyectos\ventas\ (desde cualquier carpeta)</w:t>
             </w:r>
             <w:r>
               <w:br/>
@@ -9361,7 +9720,10 @@
                 <w:color w:val="233648"/>
                 <w:sz w:val="16"/>
               </w:rPr>
-              <w:t>apex-report-compiler validate `</w:t>
+              <w:t>apex-report-compiler new --docx C:\Descargas\ventas.docx --page 42</w:t>
+            </w:r>
+            <w:r>
+              <w:br/>
             </w:r>
             <w:r>
               <w:br/>
@@ -9372,7 +9734,18 @@
                 <w:color w:val="233648"/>
                 <w:sz w:val="16"/>
               </w:rPr>
-              <w:t xml:space="preserve">  --project .\mi_reporte\mi_reporte.report.json</w:t>
+              <w:t># Volver a cargarlo con el mismo nombre: --replace guarda copias .bak en generado\</w:t>
+            </w:r>
+            <w:r>
+              <w:br/>
+            </w:r>
+            <w:r>
+              <w:rPr>
+                <w:rFonts w:ascii="Consolas" w:hAnsi="Consolas"/>
+                <w:color w:val="233648"/>
+                <w:sz w:val="16"/>
+              </w:rPr>
+              <w:t>apex-report-compiler new --docx C:\Descargas\ventas.docx --page 42 --replace</w:t>
             </w:r>
           </w:p>
         </w:tc>
@@ -9380,7 +9753,7 @@
     </w:tbl>
     <w:p>
       <w:r>
-        <w:t>Compile cuando la validación sea correcta:</w:t>
+        <w:t>Valide, sin escribir artefactos:</w:t>
       </w:r>
     </w:p>
     <w:tbl>
@@ -9415,7 +9788,7 @@
                 <w:color w:val="233648"/>
                 <w:sz w:val="16"/>
               </w:rPr>
-              <w:t># Valida y, si no hay errores, escribe los tres artefactos en build\mi_reporte</w:t>
+              <w:t># Solo revisa; útil después de cada cambio en Word, SQL o proyecto</w:t>
             </w:r>
             <w:r>
               <w:br/>
@@ -9426,7 +9799,7 @@
                 <w:color w:val="233648"/>
                 <w:sz w:val="16"/>
               </w:rPr>
-              <w:t>apex-report-compiler compile `</w:t>
+              <w:t>apex-report-compiler validate `</w:t>
             </w:r>
             <w:r>
               <w:br/>
@@ -9437,18 +9810,7 @@
                 <w:color w:val="233648"/>
                 <w:sz w:val="16"/>
               </w:rPr>
-              <w:t xml:space="preserve">  --project .\mi_reporte\mi_reporte.report.json `</w:t>
-            </w:r>
-            <w:r>
-              <w:br/>
-            </w:r>
-            <w:r>
-              <w:rPr>
-                <w:rFonts w:ascii="Consolas" w:hAnsi="Consolas"/>
-                <w:color w:val="233648"/>
-                <w:sz w:val="16"/>
-              </w:rPr>
-              <w:t xml:space="preserve">  --output .\build\mi_reporte</w:t>
+              <w:t xml:space="preserve">  --project .\proyectos\ventas\generado\ventas.report.json</w:t>
             </w:r>
           </w:p>
         </w:tc>
@@ -9456,7 +9818,7 @@
     </w:tbl>
     <w:p>
       <w:r>
-        <w:t>Otras opciones:</w:t>
+        <w:t>Compile cuando la validación sea correcta:</w:t>
       </w:r>
     </w:p>
     <w:tbl>
@@ -9491,7 +9853,7 @@
                 <w:color w:val="233648"/>
                 <w:sz w:val="16"/>
               </w:rPr>
-              <w:t># Acepta aproximaciones documentadas (p. ej. una fuente no reconocida) como advertencias</w:t>
+              <w:t># Sin --output: apex_process.sql va a proyectos\ventas\ y el resto a generado\</w:t>
             </w:r>
             <w:r>
               <w:br/>
@@ -9502,10 +9864,7 @@
                 <w:color w:val="233648"/>
                 <w:sz w:val="16"/>
               </w:rPr>
-              <w:t>apex-report-compiler validate --compatible --project .\mi_reporte\mi_reporte.report.json</w:t>
-            </w:r>
-            <w:r>
-              <w:br/>
+              <w:t>apex-report-compiler compile `</w:t>
             </w:r>
             <w:r>
               <w:br/>
@@ -9516,18 +9875,111 @@
                 <w:color w:val="233648"/>
                 <w:sz w:val="16"/>
               </w:rPr>
-              <w:t># Diagnósticos en JSON, para scripts o integración continua</w:t>
-            </w:r>
-            <w:r>
-              <w:br/>
-            </w:r>
+              <w:t xml:space="preserve">  --project .\proyectos\ventas\generado\ventas.report.json</w:t>
+            </w:r>
+          </w:p>
+        </w:tc>
+      </w:tr>
+    </w:tbl>
+    <w:p>
+      <w:r>
+        <w:t>Otras opciones:</w:t>
+      </w:r>
+    </w:p>
+    <w:tbl>
+      <w:tblPr>
+        <w:tblW w:type="auto" w:w="0"/>
+        <w:jc w:val="center"/>
+        <w:tblLook w:firstColumn="1" w:firstRow="1" w:lastColumn="0" w:lastRow="0" w:noHBand="0" w:noVBand="1" w:val="04A0"/>
+      </w:tblPr>
+      <w:tblGrid>
+        <w:gridCol w:w="9972"/>
+      </w:tblGrid>
+      <w:tr>
+        <w:tc>
+          <w:tcPr>
+            <w:tcW w:type="dxa" w:w="9972"/>
+            <w:shd w:fill="F5F7F9"/>
+            <w:tcMar>
+              <w:top w:w="100" w:type="dxa"/>
+              <w:start w:w="140" w:type="dxa"/>
+              <w:bottom w:w="100" w:type="dxa"/>
+              <w:end w:w="140" w:type="dxa"/>
+            </w:tcMar>
+          </w:tcPr>
+          <w:p>
+            <w:pPr>
+              <w:keepLines/>
+              <w:spacing w:after="0"/>
+            </w:pPr>
             <w:r>
               <w:rPr>
                 <w:rFonts w:ascii="Consolas" w:hAnsi="Consolas"/>
                 <w:color w:val="233648"/>
                 <w:sz w:val="16"/>
               </w:rPr>
-              <w:t>apex-report-compiler validate --json --project .\mi_reporte\mi_reporte.report.json</w:t>
+              <w:t># Acepta aproximaciones documentadas (p. ej. una fuente no reconocida) como advertencias</w:t>
+            </w:r>
+            <w:r>
+              <w:br/>
+            </w:r>
+            <w:r>
+              <w:rPr>
+                <w:rFonts w:ascii="Consolas" w:hAnsi="Consolas"/>
+                <w:color w:val="233648"/>
+                <w:sz w:val="16"/>
+              </w:rPr>
+              <w:t>apex-report-compiler validate --compatible --project .\proyectos\ventas\generado\ventas.report.json</w:t>
+            </w:r>
+            <w:r>
+              <w:br/>
+            </w:r>
+            <w:r>
+              <w:br/>
+            </w:r>
+            <w:r>
+              <w:rPr>
+                <w:rFonts w:ascii="Consolas" w:hAnsi="Consolas"/>
+                <w:color w:val="233648"/>
+                <w:sz w:val="16"/>
+              </w:rPr>
+              <w:t># Diagnósticos en JSON, para scripts o integración continua</w:t>
+            </w:r>
+            <w:r>
+              <w:br/>
+            </w:r>
+            <w:r>
+              <w:rPr>
+                <w:rFonts w:ascii="Consolas" w:hAnsi="Consolas"/>
+                <w:color w:val="233648"/>
+                <w:sz w:val="16"/>
+              </w:rPr>
+              <w:t>apex-report-compiler validate --json --project .\proyectos\ventas\generado\ventas.report.json</w:t>
+            </w:r>
+            <w:r>
+              <w:br/>
+            </w:r>
+            <w:r>
+              <w:br/>
+            </w:r>
+            <w:r>
+              <w:rPr>
+                <w:rFonts w:ascii="Consolas" w:hAnsi="Consolas"/>
+                <w:color w:val="233648"/>
+                <w:sz w:val="16"/>
+              </w:rPr>
+              <w:t># Enviar los tres archivos a otra carpeta (por ejemplo, para comparar versiones)</w:t>
+            </w:r>
+            <w:r>
+              <w:br/>
+            </w:r>
+            <w:r>
+              <w:rPr>
+                <w:rFonts w:ascii="Consolas" w:hAnsi="Consolas"/>
+                <w:color w:val="233648"/>
+                <w:sz w:val="16"/>
+              </w:rPr>
+              <w:t>apex-report-compiler compile --project .\proyectos\ventas\generado\ventas.report.json --output .\build\ventas</w:t>
             </w:r>
           </w:p>
         </w:tc>
@@ -9654,7 +10106,7 @@
                 <w:rFonts w:ascii="Aptos" w:hAnsi="Aptos"/>
                 <w:sz w:val="16"/>
               </w:rPr>
-              <w:t>template.json</w:t>
+              <w:t>generado\template.json</w:t>
             </w:r>
           </w:p>
         </w:tc>
@@ -9711,7 +10163,7 @@
                 <w:rFonts w:ascii="Aptos" w:hAnsi="Aptos"/>
                 <w:sz w:val="16"/>
               </w:rPr>
-              <w:t>validation.json</w:t>
+              <w:t>generado\validation.json</w:t>
             </w:r>
           </w:p>
         </w:tc>
@@ -9792,7 +10244,7 @@
                 <w:rFonts w:ascii="Aptos" w:hAnsi="Aptos"/>
                 <w:sz w:val="16"/>
               </w:rPr>
-              <w:t>Proceso PL/SQL listo para revisar y copiar</w:t>
+              <w:t>Proceso PL/SQL listo para revisar y copiar en APEX (junto al DOCX)</w:t>
             </w:r>
           </w:p>
         </w:tc>
@@ -9805,7 +10257,18 @@
     </w:p>
     <w:p>
       <w:r>
-        <w:t xml:space="preserve">Estos tres archivos se regeneran en cada compilación a partir del DOCX, el SQL y el proyecto. Si una compilación falla, se conserva intacta la última salida válida. La carpeta de salida no puede ser la misma que contiene el </w:t>
+        <w:t xml:space="preserve">Estos tres archivos se regeneran en cada compilación a partir del DOCX, el SQL y el proyecto; los demás archivos de la carpeta no se tocan. Si una compilación falla, se conserva intacta la última salida válida. Con </w:t>
+      </w:r>
+      <w:r>
+        <w:rPr>
+          <w:rFonts w:ascii="Consolas" w:hAnsi="Consolas"/>
+          <w:color w:val="233648"/>
+          <w:sz w:val="16"/>
+        </w:rPr>
+        <w:t>--output</w:t>
+      </w:r>
+      <w:r>
+        <w:t xml:space="preserve">, la carpeta indicada no puede sobrescribir el </w:t>
       </w:r>
       <w:r>
         <w:rPr>
@@ -9816,7 +10279,7 @@
         <w:t>.sql</w:t>
       </w:r>
       <w:r>
-        <w:t xml:space="preserve"> o el </w:t>
+        <w:t xml:space="preserve"> ni el </w:t>
       </w:r>
       <w:r>
         <w:rPr>
@@ -9827,7 +10290,7 @@
         <w:t>.report.json</w:t>
       </w:r>
       <w:r>
-        <w:t xml:space="preserve"> si eso sobrescribiría un archivo fuente; use, por ejemplo, </w:t>
+        <w:t xml:space="preserve"> (</w:t>
       </w:r>
       <w:r>
         <w:rPr>
@@ -9835,10 +10298,10 @@
           <w:color w:val="233648"/>
           <w:sz w:val="16"/>
         </w:rPr>
-        <w:t>.\build\mi_reporte</w:t>
-      </w:r>
-      <w:r>
-        <w:t>.</w:t>
+        <w:t>IO-003</w:t>
+      </w:r>
+      <w:r>
+        <w:t>).</w:t>
       </w:r>
     </w:p>
     <w:p>
@@ -14317,7 +14780,7 @@
                 <w:rFonts w:ascii="Aptos" w:hAnsi="Aptos"/>
                 <w:sz w:val="16"/>
               </w:rPr>
-              <w:t>GUIDE-001</w:t>
+              <w:t>GUIDE-002</w:t>
             </w:r>
           </w:p>
         </w:tc>
@@ -14342,7 +14805,7 @@
                 <w:rFonts w:ascii="Aptos" w:hAnsi="Aptos"/>
                 <w:sz w:val="16"/>
               </w:rPr>
-              <w:t>«Nuevo proyecto desde DOCX» encontró archivos existentes</w:t>
+              <w:t>Se volvió a cargar un DOCX con el mismo nombre sin confirmar</w:t>
             </w:r>
           </w:p>
         </w:tc>
@@ -14367,7 +14830,7 @@
                 <w:rFonts w:ascii="Aptos" w:hAnsi="Aptos"/>
                 <w:sz w:val="16"/>
               </w:rPr>
-              <w:t>Editar los existentes o renombrarlos para generar otros</w:t>
+              <w:t>Confirmar en la ventana o usar --replace; se guardan copias .bak</w:t>
             </w:r>
           </w:p>
         </w:tc>
@@ -14397,7 +14860,7 @@
                 <w:rFonts w:ascii="Aptos" w:hAnsi="Aptos"/>
                 <w:sz w:val="16"/>
               </w:rPr>
-              <w:t>«SyntaxError … JSON» al descargar</w:t>
+              <w:t>PROJECT-005</w:t>
             </w:r>
           </w:p>
         </w:tc>
@@ -14422,7 +14885,7 @@
                 <w:rFonts w:ascii="Aptos" w:hAnsi="Aptos"/>
                 <w:sz w:val="16"/>
               </w:rPr>
-              <w:t>Reload on Submit en Only for Success</w:t>
+              <w:t>Una ruta del .report.json sale de proyectos\&lt;nombre&gt;\</w:t>
             </w:r>
           </w:p>
         </w:tc>
@@ -14447,7 +14910,7 @@
                 <w:rFonts w:ascii="Aptos" w:hAnsi="Aptos"/>
                 <w:sz w:val="16"/>
               </w:rPr>
-              <w:t>Cambiarlo a Always en la página</w:t>
+              <w:t>Mantener la plantilla en ../&lt;nombre&gt;.docx y el SQL en generado\</w:t>
             </w:r>
           </w:p>
         </w:tc>
@@ -14477,7 +14940,7 @@
                 <w:rFonts w:ascii="Aptos" w:hAnsi="Aptos"/>
                 <w:sz w:val="16"/>
               </w:rPr>
-              <w:t>TOKEN-005</w:t>
+              <w:t>«SyntaxError … JSON» al descargar</w:t>
             </w:r>
           </w:p>
         </w:tc>
@@ -14502,7 +14965,7 @@
                 <w:rFonts w:ascii="Aptos" w:hAnsi="Aptos"/>
                 <w:sz w:val="16"/>
               </w:rPr>
-              <w:t>{{FIELD:APP_USER}} u otro nombre reservado</w:t>
+              <w:t>Reload on Submit en Only for Success</w:t>
             </w:r>
           </w:p>
         </w:tc>
@@ -14527,6 +14990,86 @@
                 <w:rFonts w:ascii="Aptos" w:hAnsi="Aptos"/>
                 <w:sz w:val="16"/>
               </w:rPr>
+              <w:t>Cambiarlo a Always en la página</w:t>
+            </w:r>
+          </w:p>
+        </w:tc>
+      </w:tr>
+      <w:tr>
+        <w:trPr>
+          <w:cantSplit w:val="true"/>
+        </w:trPr>
+        <w:tc>
+          <w:tcPr>
+            <w:tcW w:type="dxa" w:w="3324"/>
+            <w:vAlign w:val="center"/>
+            <w:tcMar>
+              <w:top w:w="90" w:type="dxa"/>
+              <w:start w:w="110" w:type="dxa"/>
+              <w:bottom w:w="90" w:type="dxa"/>
+              <w:end w:w="110" w:type="dxa"/>
+            </w:tcMar>
+            <w:shd w:fill="F5F7F9"/>
+          </w:tcPr>
+          <w:p>
+            <w:pPr>
+              <w:spacing w:after="0"/>
+            </w:pPr>
+            <w:r>
+              <w:rPr>
+                <w:rFonts w:ascii="Aptos" w:hAnsi="Aptos"/>
+                <w:sz w:val="16"/>
+              </w:rPr>
+              <w:t>TOKEN-005</w:t>
+            </w:r>
+          </w:p>
+        </w:tc>
+        <w:tc>
+          <w:tcPr>
+            <w:tcW w:type="dxa" w:w="3324"/>
+            <w:vAlign w:val="center"/>
+            <w:tcMar>
+              <w:top w:w="90" w:type="dxa"/>
+              <w:start w:w="110" w:type="dxa"/>
+              <w:bottom w:w="90" w:type="dxa"/>
+              <w:end w:w="110" w:type="dxa"/>
+            </w:tcMar>
+            <w:shd w:fill="F5F7F9"/>
+          </w:tcPr>
+          <w:p>
+            <w:pPr>
+              <w:spacing w:after="0"/>
+            </w:pPr>
+            <w:r>
+              <w:rPr>
+                <w:rFonts w:ascii="Aptos" w:hAnsi="Aptos"/>
+                <w:sz w:val="16"/>
+              </w:rPr>
+              <w:t>{{FIELD:APP_USER}} u otro nombre reservado</w:t>
+            </w:r>
+          </w:p>
+        </w:tc>
+        <w:tc>
+          <w:tcPr>
+            <w:tcW w:type="dxa" w:w="3324"/>
+            <w:vAlign w:val="center"/>
+            <w:tcMar>
+              <w:top w:w="90" w:type="dxa"/>
+              <w:start w:w="110" w:type="dxa"/>
+              <w:bottom w:w="90" w:type="dxa"/>
+              <w:end w:w="110" w:type="dxa"/>
+            </w:tcMar>
+            <w:shd w:fill="F5F7F9"/>
+          </w:tcPr>
+          <w:p>
+            <w:pPr>
+              <w:spacing w:after="0"/>
+            </w:pPr>
+            <w:r>
+              <w:rPr>
+                <w:rFonts w:ascii="Aptos" w:hAnsi="Aptos"/>
+                <w:sz w:val="16"/>
+              </w:rPr>
               <w:t>Escribir {{APP_USER}} sin FIELD:</w:t>
             </w:r>
           </w:p>
@@ -14556,7 +15099,30 @@
         <w:t xml:space="preserve">• </w:t>
       </w:r>
       <w:r>
-        <w:t xml:space="preserve">Mantenga juntos el DOCX, </w:t>
+        <w:t xml:space="preserve">Mantenga cada reporte en su carpeta </w:t>
+      </w:r>
+      <w:r>
+        <w:rPr>
+          <w:rFonts w:ascii="Consolas" w:hAnsi="Consolas"/>
+          <w:color w:val="233648"/>
+          <w:sz w:val="16"/>
+        </w:rPr>
+        <w:t>proyectos\&lt;nombre&gt;\</w:t>
+      </w:r>
+      <w:r>
+        <w:t>; guarde allí cualquier material adicional, que nunca se borra.</w:t>
+      </w:r>
+    </w:p>
+    <w:p>
+      <w:pPr>
+        <w:spacing w:after="60"/>
+        <w:ind w:left="369" w:hanging="255"/>
+      </w:pPr>
+      <w:r>
+        <w:t xml:space="preserve">• </w:t>
+      </w:r>
+      <w:r>
+        <w:t xml:space="preserve">Antes de volver a cargar un DOCX con el mismo nombre, recuerde que el </w:t>
       </w:r>
       <w:r>
         <w:rPr>
@@ -14567,7 +15133,7 @@
         <w:t>.sql</w:t>
       </w:r>
       <w:r>
-        <w:t xml:space="preserve">, </w:t>
+        <w:t xml:space="preserve"> y el </w:t>
       </w:r>
       <w:r>
         <w:rPr>
@@ -14578,7 +15144,18 @@
         <w:t>.report.json</w:t>
       </w:r>
       <w:r>
-        <w:t xml:space="preserve"> y una salida de referencia.</w:t>
+        <w:t xml:space="preserve"> se regeneran: recupere sus cambios desde los </w:t>
+      </w:r>
+      <w:r>
+        <w:rPr>
+          <w:rFonts w:ascii="Consolas" w:hAnsi="Consolas"/>
+          <w:color w:val="233648"/>
+          <w:sz w:val="16"/>
+        </w:rPr>
+        <w:t>.bak</w:t>
+      </w:r>
+      <w:r>
+        <w:t>.</w:t>
       </w:r>
     </w:p>
     <w:p>
@@ -14654,7 +15231,7 @@
     </w:p>
     <w:p>
       <w:r>
-        <w:t xml:space="preserve">El directorio </w:t>
+        <w:t xml:space="preserve">La carpeta </w:t>
       </w:r>
       <w:r>
         <w:rPr>
@@ -14662,10 +15239,10 @@
           <w:color w:val="233648"/>
           <w:sz w:val="16"/>
         </w:rPr>
-        <w:t>examples</w:t>
-      </w:r>
-      <w:r>
-        <w:t xml:space="preserve"> contiene un proyecto completo que sirve como punto de partida; </w:t>
+        <w:t>proyectos\entidades</w:t>
+      </w:r>
+      <w:r>
+        <w:t xml:space="preserve"> contiene un proyecto completo, con su documentación, que sirve como punto de partida; </w:t>
       </w:r>
       <w:r>
         <w:rPr>

--- a/deliverables/Manual_de_uso.docx
+++ b/deliverables/Manual_de_uso.docx
@@ -15254,6 +15254,2587 @@
       </w:r>
       <w:r>
         <w:t xml:space="preserve"> contiene dos plantillas de referencia, vertical y horizontal, que usan los cinco tipos de marcador.</w:t>
+      </w:r>
+    </w:p>
+    <w:p>
+      <w:pPr>
+        <w:pStyle w:val="Heading1"/>
+        <w:keepNext/>
+      </w:pPr>
+      <w:r>
+        <w:t>13. Modo layout: varias tablas y maquetación libre</w:t>
+      </w:r>
+    </w:p>
+    <w:p>
+      <w:r>
+        <w:t xml:space="preserve">El modo descrito en las secciones 4 a 12 usa </w:t>
+      </w:r>
+      <w:r>
+        <w:rPr>
+          <w:rFonts w:ascii="Consolas" w:hAnsi="Consolas"/>
+          <w:color w:val="233648"/>
+          <w:sz w:val="16"/>
+        </w:rPr>
+        <w:t>APEX_DATA_EXPORT</w:t>
+      </w:r>
+      <w:r>
+        <w:t xml:space="preserve"> y admite una sola tabla. Para reportes como los de Oracle Reports con varias tablas, cuadrículas, recuadros, totales y número de página existe el </w:t>
+      </w:r>
+      <w:r>
+        <w:rPr>
+          <w:b/>
+        </w:rPr>
+        <w:t>modo layout</w:t>
+      </w:r>
+      <w:r>
+        <w:t>: el compilador traduce el Word completo y lo imprime un motor PDF escrito en PL/SQL (</w:t>
+      </w:r>
+      <w:r>
+        <w:rPr>
+          <w:rFonts w:ascii="Consolas" w:hAnsi="Consolas"/>
+          <w:color w:val="233648"/>
+          <w:sz w:val="16"/>
+        </w:rPr>
+        <w:t>RPT_PDF</w:t>
+      </w:r>
+      <w:r>
+        <w:t xml:space="preserve"> + </w:t>
+      </w:r>
+      <w:r>
+        <w:rPr>
+          <w:rFonts w:ascii="Consolas" w:hAnsi="Consolas"/>
+          <w:color w:val="233648"/>
+          <w:sz w:val="16"/>
+        </w:rPr>
+        <w:t>RPT_LAYOUT</w:t>
+      </w:r>
+      <w:r>
+        <w:t xml:space="preserve">), sin Java, sin servidores de impresión y sin licencias. El compilador elige el modo según el proyecto: </w:t>
+      </w:r>
+      <w:r>
+        <w:rPr>
+          <w:rFonts w:ascii="Consolas" w:hAnsi="Consolas"/>
+          <w:color w:val="233648"/>
+          <w:sz w:val="16"/>
+        </w:rPr>
+        <w:t>corporate-layout-project/1.0</w:t>
+      </w:r>
+      <w:r>
+        <w:t xml:space="preserve"> activa el modo layout.</w:t>
+      </w:r>
+    </w:p>
+    <w:tbl>
+      <w:tblPr>
+        <w:tblW w:type="auto" w:w="0"/>
+        <w:jc w:val="center"/>
+        <w:tblLayout w:type="fixed"/>
+        <w:tblLook w:firstColumn="1" w:firstRow="1" w:lastColumn="0" w:lastRow="0" w:noHBand="0" w:noVBand="1" w:val="04A0"/>
+        <w:tblBorders>
+          <w:top w:val="nil"/>
+          <w:left w:val="nil"/>
+          <w:bottom w:val="nil"/>
+          <w:right w:val="nil"/>
+          <w:insideH w:val="nil"/>
+          <w:insideV w:val="nil"/>
+        </w:tblBorders>
+      </w:tblPr>
+      <w:tblGrid>
+        <w:gridCol w:w="4986"/>
+        <w:gridCol w:w="4986"/>
+      </w:tblGrid>
+      <w:tr>
+        <w:trPr>
+          <w:cantSplit w:val="true"/>
+        </w:trPr>
+        <w:tc>
+          <w:tcPr>
+            <w:tcW w:type="dxa" w:w="1871"/>
+            <w:vAlign w:val="center"/>
+            <w:tcMar>
+              <w:top w:w="40" w:type="dxa"/>
+              <w:start w:w="60" w:type="dxa"/>
+              <w:bottom w:w="40" w:type="dxa"/>
+              <w:end w:w="140" w:type="dxa"/>
+            </w:tcMar>
+          </w:tcPr>
+          <w:p>
+            <w:pPr>
+              <w:keepNext/>
+              <w:spacing w:after="0"/>
+              <w:jc w:val="right"/>
+            </w:pPr>
+            <w:r>
+              <w:rPr>
+                <w:rFonts w:ascii="Aptos" w:hAnsi="Aptos"/>
+                <w:b/>
+                <w:color w:val="4A5563"/>
+                <w:sz w:val="14"/>
+              </w:rPr>
+              <w:t>INFORMÁTICA</w:t>
+            </w:r>
+          </w:p>
+        </w:tc>
+        <w:tc>
+          <w:tcPr>
+            <w:tcW w:type="dxa" w:w="6350"/>
+            <w:vAlign w:val="center"/>
+            <w:shd w:fill="E8EDF2"/>
+            <w:tcBorders>
+              <w:top w:val="single" w:sz="8" w:space="0" w:color="283848"/>
+              <w:left w:val="single" w:sz="8" w:space="0" w:color="283848"/>
+              <w:bottom w:val="single" w:sz="8" w:space="0" w:color="283848"/>
+              <w:right w:val="single" w:sz="8" w:space="0" w:color="283848"/>
+            </w:tcBorders>
+            <w:tcMar>
+              <w:top w:w="70" w:type="dxa"/>
+              <w:start w:w="140" w:type="dxa"/>
+              <w:bottom w:w="70" w:type="dxa"/>
+              <w:end w:w="140" w:type="dxa"/>
+            </w:tcMar>
+          </w:tcPr>
+          <w:p>
+            <w:pPr>
+              <w:keepNext/>
+              <w:spacing w:after="0"/>
+              <w:jc w:val="center"/>
+            </w:pPr>
+            <w:r>
+              <w:rPr>
+                <w:b/>
+                <w:color w:val="283848"/>
+                <w:sz w:val="17"/>
+              </w:rPr>
+              <w:t>Diseñar el Word con varias tablas</w:t>
+            </w:r>
+          </w:p>
+          <w:p>
+            <w:pPr>
+              <w:keepNext/>
+              <w:spacing w:after="0"/>
+              <w:jc w:val="center"/>
+            </w:pPr>
+            <w:r>
+              <w:rPr>
+                <w:sz w:val="15"/>
+              </w:rPr>
+              <w:t>maquetación con bordes visibles, blancos o sin borde</w:t>
+            </w:r>
+          </w:p>
+        </w:tc>
+      </w:tr>
+      <w:tr>
+        <w:trPr>
+          <w:cantSplit w:val="true"/>
+        </w:trPr>
+        <w:tc>
+          <w:tcPr>
+            <w:tcW w:type="dxa" w:w="1871"/>
+          </w:tcPr>
+          <w:p>
+            <w:pPr>
+              <w:keepNext/>
+            </w:pPr>
+          </w:p>
+        </w:tc>
+        <w:tc>
+          <w:tcPr>
+            <w:tcW w:type="dxa" w:w="6350"/>
+          </w:tcPr>
+          <w:p>
+            <w:pPr>
+              <w:keepNext/>
+              <w:spacing w:after="0" w:line="216" w:lineRule="auto"/>
+              <w:jc w:val="center"/>
+            </w:pPr>
+            <w:r>
+              <w:rPr>
+                <w:color w:val="4A5563"/>
+                <w:sz w:val="18"/>
+              </w:rPr>
+              <w:t>▼</w:t>
+            </w:r>
+          </w:p>
+        </w:tc>
+      </w:tr>
+      <w:tr>
+        <w:trPr>
+          <w:cantSplit w:val="true"/>
+        </w:trPr>
+        <w:tc>
+          <w:tcPr>
+            <w:tcW w:type="dxa" w:w="1871"/>
+            <w:vAlign w:val="center"/>
+            <w:tcMar>
+              <w:top w:w="40" w:type="dxa"/>
+              <w:start w:w="60" w:type="dxa"/>
+              <w:bottom w:w="40" w:type="dxa"/>
+              <w:end w:w="140" w:type="dxa"/>
+            </w:tcMar>
+          </w:tcPr>
+          <w:p>
+            <w:pPr>
+              <w:keepNext/>
+              <w:spacing w:after="0"/>
+              <w:jc w:val="right"/>
+            </w:pPr>
+            <w:r>
+              <w:rPr>
+                <w:rFonts w:ascii="Aptos" w:hAnsi="Aptos"/>
+                <w:b/>
+                <w:color w:val="4A5563"/>
+                <w:sz w:val="14"/>
+              </w:rPr>
+              <w:t>COMPILADOR</w:t>
+            </w:r>
+          </w:p>
+        </w:tc>
+        <w:tc>
+          <w:tcPr>
+            <w:tcW w:type="dxa" w:w="6350"/>
+            <w:vAlign w:val="center"/>
+            <w:shd w:fill="E8EDF2"/>
+            <w:tcBorders>
+              <w:top w:val="single" w:sz="8" w:space="0" w:color="283848"/>
+              <w:left w:val="single" w:sz="8" w:space="0" w:color="283848"/>
+              <w:bottom w:val="single" w:sz="8" w:space="0" w:color="283848"/>
+              <w:right w:val="single" w:sz="8" w:space="0" w:color="283848"/>
+            </w:tcBorders>
+            <w:tcMar>
+              <w:top w:w="70" w:type="dxa"/>
+              <w:start w:w="140" w:type="dxa"/>
+              <w:bottom w:w="70" w:type="dxa"/>
+              <w:end w:w="140" w:type="dxa"/>
+            </w:tcMar>
+          </w:tcPr>
+          <w:p>
+            <w:pPr>
+              <w:keepNext/>
+              <w:spacing w:after="0"/>
+              <w:jc w:val="center"/>
+            </w:pPr>
+            <w:r>
+              <w:rPr>
+                <w:b/>
+                <w:color w:val="283848"/>
+                <w:sz w:val="17"/>
+              </w:rPr>
+              <w:t>Nuevo proyecto desde DOCX</w:t>
+            </w:r>
+          </w:p>
+          <w:p>
+            <w:pPr>
+              <w:keepNext/>
+              <w:spacing w:after="0"/>
+              <w:jc w:val="center"/>
+            </w:pPr>
+            <w:r>
+              <w:rPr>
+                <w:sz w:val="15"/>
+              </w:rPr>
+              <w:t>crea generado\q_&lt;consulta&gt;.sql por cada consulta y el .report.json</w:t>
+            </w:r>
+          </w:p>
+        </w:tc>
+      </w:tr>
+      <w:tr>
+        <w:trPr>
+          <w:cantSplit w:val="true"/>
+        </w:trPr>
+        <w:tc>
+          <w:tcPr>
+            <w:tcW w:type="dxa" w:w="1871"/>
+          </w:tcPr>
+          <w:p>
+            <w:pPr>
+              <w:keepNext/>
+            </w:pPr>
+          </w:p>
+        </w:tc>
+        <w:tc>
+          <w:tcPr>
+            <w:tcW w:type="dxa" w:w="6350"/>
+          </w:tcPr>
+          <w:p>
+            <w:pPr>
+              <w:keepNext/>
+              <w:spacing w:after="0" w:line="216" w:lineRule="auto"/>
+              <w:jc w:val="center"/>
+            </w:pPr>
+            <w:r>
+              <w:rPr>
+                <w:color w:val="4A5563"/>
+                <w:sz w:val="18"/>
+              </w:rPr>
+              <w:t>▼</w:t>
+            </w:r>
+          </w:p>
+        </w:tc>
+      </w:tr>
+      <w:tr>
+        <w:trPr>
+          <w:cantSplit w:val="true"/>
+        </w:trPr>
+        <w:tc>
+          <w:tcPr>
+            <w:tcW w:type="dxa" w:w="1871"/>
+            <w:vAlign w:val="center"/>
+            <w:tcMar>
+              <w:top w:w="40" w:type="dxa"/>
+              <w:start w:w="60" w:type="dxa"/>
+              <w:bottom w:w="40" w:type="dxa"/>
+              <w:end w:w="140" w:type="dxa"/>
+            </w:tcMar>
+          </w:tcPr>
+          <w:p>
+            <w:pPr>
+              <w:keepNext/>
+              <w:spacing w:after="0"/>
+              <w:jc w:val="right"/>
+            </w:pPr>
+            <w:r>
+              <w:rPr>
+                <w:rFonts w:ascii="Aptos" w:hAnsi="Aptos"/>
+                <w:b/>
+                <w:color w:val="4A5563"/>
+                <w:sz w:val="14"/>
+              </w:rPr>
+              <w:t>INFORMÁTICA</w:t>
+            </w:r>
+          </w:p>
+        </w:tc>
+        <w:tc>
+          <w:tcPr>
+            <w:tcW w:type="dxa" w:w="6350"/>
+            <w:vAlign w:val="center"/>
+            <w:shd w:fill="E8EDF2"/>
+            <w:tcBorders>
+              <w:top w:val="single" w:sz="8" w:space="0" w:color="283848"/>
+              <w:left w:val="single" w:sz="8" w:space="0" w:color="283848"/>
+              <w:bottom w:val="single" w:sz="8" w:space="0" w:color="283848"/>
+              <w:right w:val="single" w:sz="8" w:space="0" w:color="283848"/>
+            </w:tcBorders>
+            <w:tcMar>
+              <w:top w:w="70" w:type="dxa"/>
+              <w:start w:w="140" w:type="dxa"/>
+              <w:bottom w:w="70" w:type="dxa"/>
+              <w:end w:w="140" w:type="dxa"/>
+            </w:tcMar>
+          </w:tcPr>
+          <w:p>
+            <w:pPr>
+              <w:keepNext/>
+              <w:spacing w:after="0"/>
+              <w:jc w:val="center"/>
+            </w:pPr>
+            <w:r>
+              <w:rPr>
+                <w:b/>
+                <w:color w:val="283848"/>
+                <w:sz w:val="17"/>
+              </w:rPr>
+              <w:t>Pegar en cada q_&lt;consulta&gt;.sql la Query del reporte original</w:t>
+            </w:r>
+          </w:p>
+          <w:p>
+            <w:pPr>
+              <w:keepNext/>
+              <w:spacing w:after="0"/>
+              <w:jc w:val="center"/>
+            </w:pPr>
+            <w:r>
+              <w:rPr>
+                <w:sz w:val="15"/>
+              </w:rPr>
+              <w:t>mismos binds :P_NOMBRE; edición mínima</w:t>
+            </w:r>
+          </w:p>
+        </w:tc>
+      </w:tr>
+      <w:tr>
+        <w:trPr>
+          <w:cantSplit w:val="true"/>
+        </w:trPr>
+        <w:tc>
+          <w:tcPr>
+            <w:tcW w:type="dxa" w:w="1871"/>
+          </w:tcPr>
+          <w:p>
+            <w:pPr>
+              <w:keepNext/>
+            </w:pPr>
+          </w:p>
+        </w:tc>
+        <w:tc>
+          <w:tcPr>
+            <w:tcW w:type="dxa" w:w="6350"/>
+          </w:tcPr>
+          <w:p>
+            <w:pPr>
+              <w:keepNext/>
+              <w:spacing w:after="0" w:line="216" w:lineRule="auto"/>
+              <w:jc w:val="center"/>
+            </w:pPr>
+            <w:r>
+              <w:rPr>
+                <w:color w:val="4A5563"/>
+                <w:sz w:val="18"/>
+              </w:rPr>
+              <w:t>▼</w:t>
+            </w:r>
+          </w:p>
+        </w:tc>
+      </w:tr>
+      <w:tr>
+        <w:trPr>
+          <w:cantSplit w:val="true"/>
+        </w:trPr>
+        <w:tc>
+          <w:tcPr>
+            <w:tcW w:type="dxa" w:w="1871"/>
+            <w:vAlign w:val="center"/>
+            <w:tcMar>
+              <w:top w:w="40" w:type="dxa"/>
+              <w:start w:w="60" w:type="dxa"/>
+              <w:bottom w:w="40" w:type="dxa"/>
+              <w:end w:w="140" w:type="dxa"/>
+            </w:tcMar>
+          </w:tcPr>
+          <w:p>
+            <w:pPr>
+              <w:keepNext/>
+              <w:spacing w:after="0"/>
+              <w:jc w:val="right"/>
+            </w:pPr>
+            <w:r>
+              <w:rPr>
+                <w:rFonts w:ascii="Aptos" w:hAnsi="Aptos"/>
+                <w:b/>
+                <w:color w:val="4A5563"/>
+                <w:sz w:val="14"/>
+              </w:rPr>
+              <w:t>COMPILADOR</w:t>
+            </w:r>
+          </w:p>
+        </w:tc>
+        <w:tc>
+          <w:tcPr>
+            <w:tcW w:type="dxa" w:w="6350"/>
+            <w:vAlign w:val="center"/>
+            <w:shd w:fill="E8EDF2"/>
+            <w:tcBorders>
+              <w:top w:val="single" w:sz="8" w:space="0" w:color="283848"/>
+              <w:left w:val="single" w:sz="8" w:space="0" w:color="283848"/>
+              <w:bottom w:val="single" w:sz="8" w:space="0" w:color="283848"/>
+              <w:right w:val="single" w:sz="8" w:space="0" w:color="283848"/>
+            </w:tcBorders>
+            <w:tcMar>
+              <w:top w:w="70" w:type="dxa"/>
+              <w:start w:w="140" w:type="dxa"/>
+              <w:bottom w:w="70" w:type="dxa"/>
+              <w:end w:w="140" w:type="dxa"/>
+            </w:tcMar>
+          </w:tcPr>
+          <w:p>
+            <w:pPr>
+              <w:keepNext/>
+              <w:spacing w:after="0"/>
+              <w:jc w:val="center"/>
+            </w:pPr>
+            <w:r>
+              <w:rPr>
+                <w:b/>
+                <w:color w:val="283848"/>
+                <w:sz w:val="17"/>
+              </w:rPr>
+              <w:t>Compilar</w:t>
+            </w:r>
+          </w:p>
+          <w:p>
+            <w:pPr>
+              <w:keepNext/>
+              <w:spacing w:after="0"/>
+              <w:jc w:val="center"/>
+            </w:pPr>
+            <w:r>
+              <w:rPr>
+                <w:sz w:val="15"/>
+              </w:rPr>
+              <w:t>genera rpt_&lt;reporte&gt;.sql y apex_process.sql junto al DOCX</w:t>
+            </w:r>
+          </w:p>
+        </w:tc>
+      </w:tr>
+      <w:tr>
+        <w:trPr>
+          <w:cantSplit w:val="true"/>
+        </w:trPr>
+        <w:tc>
+          <w:tcPr>
+            <w:tcW w:type="dxa" w:w="1871"/>
+          </w:tcPr>
+          <w:p>
+            <w:pPr>
+              <w:keepNext/>
+            </w:pPr>
+          </w:p>
+        </w:tc>
+        <w:tc>
+          <w:tcPr>
+            <w:tcW w:type="dxa" w:w="6350"/>
+          </w:tcPr>
+          <w:p>
+            <w:pPr>
+              <w:keepNext/>
+              <w:spacing w:after="0" w:line="216" w:lineRule="auto"/>
+              <w:jc w:val="center"/>
+            </w:pPr>
+            <w:r>
+              <w:rPr>
+                <w:color w:val="4A5563"/>
+                <w:sz w:val="18"/>
+              </w:rPr>
+              <w:t>▼</w:t>
+            </w:r>
+          </w:p>
+        </w:tc>
+      </w:tr>
+      <w:tr>
+        <w:trPr>
+          <w:cantSplit w:val="true"/>
+        </w:trPr>
+        <w:tc>
+          <w:tcPr>
+            <w:tcW w:type="dxa" w:w="1871"/>
+            <w:vAlign w:val="center"/>
+            <w:tcMar>
+              <w:top w:w="40" w:type="dxa"/>
+              <w:start w:w="60" w:type="dxa"/>
+              <w:bottom w:w="40" w:type="dxa"/>
+              <w:end w:w="140" w:type="dxa"/>
+            </w:tcMar>
+          </w:tcPr>
+          <w:p>
+            <w:pPr>
+              <w:keepNext/>
+              <w:spacing w:after="0"/>
+              <w:jc w:val="right"/>
+            </w:pPr>
+            <w:r>
+              <w:rPr>
+                <w:rFonts w:ascii="Aptos" w:hAnsi="Aptos"/>
+                <w:b/>
+                <w:color w:val="4A5563"/>
+                <w:sz w:val="14"/>
+              </w:rPr>
+              <w:t>APEX</w:t>
+            </w:r>
+          </w:p>
+        </w:tc>
+        <w:tc>
+          <w:tcPr>
+            <w:tcW w:type="dxa" w:w="6350"/>
+            <w:vAlign w:val="center"/>
+            <w:shd w:fill="E8EDF2"/>
+            <w:tcBorders>
+              <w:top w:val="single" w:sz="8" w:space="0" w:color="283848"/>
+              <w:left w:val="single" w:sz="8" w:space="0" w:color="283848"/>
+              <w:bottom w:val="single" w:sz="8" w:space="0" w:color="283848"/>
+              <w:right w:val="single" w:sz="8" w:space="0" w:color="283848"/>
+            </w:tcBorders>
+            <w:tcMar>
+              <w:top w:w="70" w:type="dxa"/>
+              <w:start w:w="140" w:type="dxa"/>
+              <w:bottom w:w="70" w:type="dxa"/>
+              <w:end w:w="140" w:type="dxa"/>
+            </w:tcMar>
+          </w:tcPr>
+          <w:p>
+            <w:pPr>
+              <w:keepNext/>
+              <w:spacing w:after="0"/>
+              <w:jc w:val="center"/>
+            </w:pPr>
+            <w:r>
+              <w:rPr>
+                <w:b/>
+                <w:color w:val="283848"/>
+                <w:sz w:val="17"/>
+              </w:rPr>
+              <w:t>Instalar el motor (una vez) y el package del reporte</w:t>
+            </w:r>
+          </w:p>
+          <w:p>
+            <w:pPr>
+              <w:keepNext/>
+              <w:spacing w:after="0"/>
+              <w:jc w:val="center"/>
+            </w:pPr>
+            <w:r>
+              <w:rPr>
+                <w:sz w:val="15"/>
+              </w:rPr>
+              <w:t>sql\prototipo_pdf\install_motor.sql</w:t>
+            </w:r>
+          </w:p>
+        </w:tc>
+      </w:tr>
+      <w:tr>
+        <w:trPr>
+          <w:cantSplit w:val="true"/>
+        </w:trPr>
+        <w:tc>
+          <w:tcPr>
+            <w:tcW w:type="dxa" w:w="1871"/>
+          </w:tcPr>
+          <w:p>
+            <w:pPr>
+              <w:keepNext/>
+            </w:pPr>
+          </w:p>
+        </w:tc>
+        <w:tc>
+          <w:tcPr>
+            <w:tcW w:type="dxa" w:w="6350"/>
+          </w:tcPr>
+          <w:p>
+            <w:pPr>
+              <w:keepNext/>
+              <w:spacing w:after="0" w:line="216" w:lineRule="auto"/>
+              <w:jc w:val="center"/>
+            </w:pPr>
+            <w:r>
+              <w:rPr>
+                <w:color w:val="4A5563"/>
+                <w:sz w:val="18"/>
+              </w:rPr>
+              <w:t>▼</w:t>
+            </w:r>
+          </w:p>
+        </w:tc>
+      </w:tr>
+      <w:tr>
+        <w:trPr>
+          <w:cantSplit w:val="true"/>
+        </w:trPr>
+        <w:tc>
+          <w:tcPr>
+            <w:tcW w:type="dxa" w:w="1871"/>
+            <w:vAlign w:val="center"/>
+            <w:tcMar>
+              <w:top w:w="40" w:type="dxa"/>
+              <w:start w:w="60" w:type="dxa"/>
+              <w:bottom w:w="40" w:type="dxa"/>
+              <w:end w:w="140" w:type="dxa"/>
+            </w:tcMar>
+          </w:tcPr>
+          <w:p>
+            <w:pPr>
+              <w:keepNext/>
+              <w:spacing w:after="0"/>
+              <w:jc w:val="right"/>
+            </w:pPr>
+            <w:r>
+              <w:rPr>
+                <w:rFonts w:ascii="Aptos" w:hAnsi="Aptos"/>
+                <w:b/>
+                <w:color w:val="4A5563"/>
+                <w:sz w:val="14"/>
+              </w:rPr>
+              <w:t>USUARIO FINAL</w:t>
+            </w:r>
+          </w:p>
+        </w:tc>
+        <w:tc>
+          <w:tcPr>
+            <w:tcW w:type="dxa" w:w="6350"/>
+            <w:vAlign w:val="center"/>
+            <w:shd w:fill="E8EDF2"/>
+            <w:tcBorders>
+              <w:top w:val="single" w:sz="8" w:space="0" w:color="283848"/>
+              <w:left w:val="single" w:sz="8" w:space="0" w:color="283848"/>
+              <w:bottom w:val="single" w:sz="8" w:space="0" w:color="283848"/>
+              <w:right w:val="single" w:sz="8" w:space="0" w:color="283848"/>
+            </w:tcBorders>
+            <w:tcMar>
+              <w:top w:w="70" w:type="dxa"/>
+              <w:start w:w="140" w:type="dxa"/>
+              <w:bottom w:w="70" w:type="dxa"/>
+              <w:end w:w="140" w:type="dxa"/>
+            </w:tcMar>
+          </w:tcPr>
+          <w:p>
+            <w:pPr>
+              <w:keepNext/>
+              <w:spacing w:after="0"/>
+              <w:jc w:val="center"/>
+            </w:pPr>
+            <w:r>
+              <w:rPr>
+                <w:b/>
+                <w:color w:val="283848"/>
+                <w:sz w:val="17"/>
+              </w:rPr>
+              <w:t>Descargar</w:t>
+            </w:r>
+          </w:p>
+          <w:p>
+            <w:pPr>
+              <w:keepNext/>
+              <w:spacing w:after="0"/>
+              <w:jc w:val="center"/>
+            </w:pPr>
+            <w:r>
+              <w:rPr>
+                <w:sz w:val="15"/>
+              </w:rPr>
+              <w:t>el package ejecuta las consultas y dibuja el PDF</w:t>
+            </w:r>
+          </w:p>
+        </w:tc>
+      </w:tr>
+    </w:tbl>
+    <w:p>
+      <w:pPr>
+        <w:spacing w:before="60"/>
+        <w:jc w:val="center"/>
+      </w:pPr>
+      <w:r>
+        <w:rPr>
+          <w:i/>
+          <w:color w:val="4A5563"/>
+          <w:sz w:val="16"/>
+        </w:rPr>
+        <w:t>Figura 6. Modo layout</w:t>
+      </w:r>
+    </w:p>
+    <w:p>
+      <w:pPr>
+        <w:pStyle w:val="Heading2"/>
+        <w:keepNext/>
+      </w:pPr>
+      <w:r>
+        <w:t>13.1 Qué admite el Word</w:t>
+      </w:r>
+    </w:p>
+    <w:tbl>
+      <w:tblPr>
+        <w:tblStyle w:val="TableGrid"/>
+        <w:tblW w:type="auto" w:w="0"/>
+        <w:jc w:val="center"/>
+        <w:tblLayout w:type="autofit"/>
+        <w:tblLook w:firstColumn="1" w:firstRow="1" w:lastColumn="0" w:lastRow="0" w:noHBand="0" w:noVBand="1" w:val="04A0"/>
+      </w:tblPr>
+      <w:tblGrid>
+        <w:gridCol w:w="3324"/>
+        <w:gridCol w:w="3324"/>
+        <w:gridCol w:w="3324"/>
+      </w:tblGrid>
+      <w:tr>
+        <w:trPr>
+          <w:tblHeader w:val="true"/>
+          <w:cantSplit w:val="true"/>
+        </w:trPr>
+        <w:tc>
+          <w:tcPr>
+            <w:tcW w:type="dxa" w:w="3324"/>
+            <w:vAlign w:val="center"/>
+            <w:tcMar>
+              <w:top w:w="90" w:type="dxa"/>
+              <w:start w:w="110" w:type="dxa"/>
+              <w:bottom w:w="90" w:type="dxa"/>
+              <w:end w:w="110" w:type="dxa"/>
+            </w:tcMar>
+            <w:shd w:fill="283848"/>
+          </w:tcPr>
+          <w:p>
+            <w:pPr>
+              <w:keepNext/>
+              <w:spacing w:after="0"/>
+            </w:pPr>
+            <w:r>
+              <w:rPr>
+                <w:rFonts w:ascii="Aptos" w:hAnsi="Aptos"/>
+                <w:b/>
+                <w:color w:val="FFFFFF"/>
+                <w:sz w:val="16"/>
+              </w:rPr>
+              <w:t>Elemento</w:t>
+            </w:r>
+          </w:p>
+        </w:tc>
+        <w:tc>
+          <w:tcPr>
+            <w:tcW w:type="dxa" w:w="3324"/>
+            <w:vAlign w:val="center"/>
+            <w:tcMar>
+              <w:top w:w="90" w:type="dxa"/>
+              <w:start w:w="110" w:type="dxa"/>
+              <w:bottom w:w="90" w:type="dxa"/>
+              <w:end w:w="110" w:type="dxa"/>
+            </w:tcMar>
+            <w:shd w:fill="283848"/>
+          </w:tcPr>
+          <w:p>
+            <w:pPr>
+              <w:keepNext/>
+              <w:spacing w:after="0"/>
+            </w:pPr>
+            <w:r>
+              <w:rPr>
+                <w:rFonts w:ascii="Aptos" w:hAnsi="Aptos"/>
+                <w:b/>
+                <w:color w:val="FFFFFF"/>
+                <w:sz w:val="16"/>
+              </w:rPr>
+              <w:t>Cómo se escribe en Word</w:t>
+            </w:r>
+          </w:p>
+        </w:tc>
+        <w:tc>
+          <w:tcPr>
+            <w:tcW w:type="dxa" w:w="3324"/>
+            <w:vAlign w:val="center"/>
+            <w:tcMar>
+              <w:top w:w="90" w:type="dxa"/>
+              <w:start w:w="110" w:type="dxa"/>
+              <w:bottom w:w="90" w:type="dxa"/>
+              <w:end w:w="110" w:type="dxa"/>
+            </w:tcMar>
+            <w:shd w:fill="283848"/>
+          </w:tcPr>
+          <w:p>
+            <w:pPr>
+              <w:keepNext/>
+              <w:spacing w:after="0"/>
+            </w:pPr>
+            <w:r>
+              <w:rPr>
+                <w:rFonts w:ascii="Aptos" w:hAnsi="Aptos"/>
+                <w:b/>
+                <w:color w:val="FFFFFF"/>
+                <w:sz w:val="16"/>
+              </w:rPr>
+              <w:t>Resultado</w:t>
+            </w:r>
+          </w:p>
+        </w:tc>
+      </w:tr>
+      <w:tr>
+        <w:trPr>
+          <w:cantSplit w:val="true"/>
+        </w:trPr>
+        <w:tc>
+          <w:tcPr>
+            <w:tcW w:type="dxa" w:w="3324"/>
+            <w:vAlign w:val="center"/>
+            <w:tcMar>
+              <w:top w:w="90" w:type="dxa"/>
+              <w:start w:w="110" w:type="dxa"/>
+              <w:bottom w:w="90" w:type="dxa"/>
+              <w:end w:w="110" w:type="dxa"/>
+            </w:tcMar>
+            <w:shd w:fill="FFFFFF"/>
+          </w:tcPr>
+          <w:p>
+            <w:pPr>
+              <w:keepNext/>
+              <w:spacing w:after="0"/>
+            </w:pPr>
+            <w:r>
+              <w:rPr>
+                <w:rFonts w:ascii="Aptos" w:hAnsi="Aptos"/>
+                <w:sz w:val="16"/>
+              </w:rPr>
+              <w:t>Tabla de datos</w:t>
+            </w:r>
+          </w:p>
+        </w:tc>
+        <w:tc>
+          <w:tcPr>
+            <w:tcW w:type="dxa" w:w="3324"/>
+            <w:vAlign w:val="center"/>
+            <w:tcMar>
+              <w:top w:w="90" w:type="dxa"/>
+              <w:start w:w="110" w:type="dxa"/>
+              <w:bottom w:w="90" w:type="dxa"/>
+              <w:end w:w="110" w:type="dxa"/>
+            </w:tcMar>
+            <w:shd w:fill="FFFFFF"/>
+          </w:tcPr>
+          <w:p>
+            <w:pPr>
+              <w:keepNext/>
+              <w:spacing w:after="0"/>
+            </w:pPr>
+            <w:r>
+              <w:rPr>
+                <w:rFonts w:ascii="Aptos" w:hAnsi="Aptos"/>
+                <w:sz w:val="16"/>
+              </w:rPr>
+              <w:t>Una fila con {{COLUMN:CONSULTA.COLUMNA}}; las filas anteriores son cabecera y las posteriores, totales</w:t>
+            </w:r>
+          </w:p>
+        </w:tc>
+        <w:tc>
+          <w:tcPr>
+            <w:tcW w:type="dxa" w:w="3324"/>
+            <w:vAlign w:val="center"/>
+            <w:tcMar>
+              <w:top w:w="90" w:type="dxa"/>
+              <w:start w:w="110" w:type="dxa"/>
+              <w:bottom w:w="90" w:type="dxa"/>
+              <w:end w:w="110" w:type="dxa"/>
+            </w:tcMar>
+            <w:shd w:fill="FFFFFF"/>
+          </w:tcPr>
+          <w:p>
+            <w:pPr>
+              <w:keepNext/>
+              <w:spacing w:after="0"/>
+            </w:pPr>
+            <w:r>
+              <w:rPr>
+                <w:rFonts w:ascii="Aptos" w:hAnsi="Aptos"/>
+                <w:sz w:val="16"/>
+              </w:rPr>
+              <w:t>Una fila por registro; la cabecera se repite en cada página</w:t>
+            </w:r>
+          </w:p>
+        </w:tc>
+      </w:tr>
+      <w:tr>
+        <w:trPr>
+          <w:cantSplit w:val="true"/>
+        </w:trPr>
+        <w:tc>
+          <w:tcPr>
+            <w:tcW w:type="dxa" w:w="3324"/>
+            <w:vAlign w:val="center"/>
+            <w:tcMar>
+              <w:top w:w="90" w:type="dxa"/>
+              <w:start w:w="110" w:type="dxa"/>
+              <w:bottom w:w="90" w:type="dxa"/>
+              <w:end w:w="110" w:type="dxa"/>
+            </w:tcMar>
+            <w:shd w:fill="F5F7F9"/>
+          </w:tcPr>
+          <w:p>
+            <w:pPr>
+              <w:keepNext/>
+              <w:spacing w:after="0"/>
+            </w:pPr>
+            <w:r>
+              <w:rPr>
+                <w:rFonts w:ascii="Aptos" w:hAnsi="Aptos"/>
+                <w:sz w:val="16"/>
+              </w:rPr>
+              <w:t>Totales</w:t>
+            </w:r>
+          </w:p>
+        </w:tc>
+        <w:tc>
+          <w:tcPr>
+            <w:tcW w:type="dxa" w:w="3324"/>
+            <w:vAlign w:val="center"/>
+            <w:tcMar>
+              <w:top w:w="90" w:type="dxa"/>
+              <w:start w:w="110" w:type="dxa"/>
+              <w:bottom w:w="90" w:type="dxa"/>
+              <w:end w:w="110" w:type="dxa"/>
+            </w:tcMar>
+            <w:shd w:fill="F5F7F9"/>
+          </w:tcPr>
+          <w:p>
+            <w:pPr>
+              <w:keepNext/>
+              <w:spacing w:after="0"/>
+            </w:pPr>
+            <w:r>
+              <w:rPr>
+                <w:rFonts w:ascii="Aptos" w:hAnsi="Aptos"/>
+                <w:sz w:val="16"/>
+              </w:rPr>
+              <w:t>{{SUM:CONSULTA.COLUMNA}} en las filas posteriores</w:t>
+            </w:r>
+          </w:p>
+        </w:tc>
+        <w:tc>
+          <w:tcPr>
+            <w:tcW w:type="dxa" w:w="3324"/>
+            <w:vAlign w:val="center"/>
+            <w:tcMar>
+              <w:top w:w="90" w:type="dxa"/>
+              <w:start w:w="110" w:type="dxa"/>
+              <w:bottom w:w="90" w:type="dxa"/>
+              <w:end w:w="110" w:type="dxa"/>
+            </w:tcMar>
+            <w:shd w:fill="F5F7F9"/>
+          </w:tcPr>
+          <w:p>
+            <w:pPr>
+              <w:keepNext/>
+              <w:spacing w:after="0"/>
+            </w:pPr>
+            <w:r>
+              <w:rPr>
+                <w:rFonts w:ascii="Aptos" w:hAnsi="Aptos"/>
+                <w:sz w:val="16"/>
+              </w:rPr>
+              <w:t>Suma de la columna en la tabla</w:t>
+            </w:r>
+          </w:p>
+        </w:tc>
+      </w:tr>
+      <w:tr>
+        <w:trPr>
+          <w:cantSplit w:val="true"/>
+        </w:trPr>
+        <w:tc>
+          <w:tcPr>
+            <w:tcW w:type="dxa" w:w="3324"/>
+            <w:vAlign w:val="center"/>
+            <w:tcMar>
+              <w:top w:w="90" w:type="dxa"/>
+              <w:start w:w="110" w:type="dxa"/>
+              <w:bottom w:w="90" w:type="dxa"/>
+              <w:end w:w="110" w:type="dxa"/>
+            </w:tcMar>
+            <w:shd w:fill="FFFFFF"/>
+          </w:tcPr>
+          <w:p>
+            <w:pPr>
+              <w:keepNext/>
+              <w:spacing w:after="0"/>
+            </w:pPr>
+            <w:r>
+              <w:rPr>
+                <w:rFonts w:ascii="Aptos" w:hAnsi="Aptos"/>
+                <w:sz w:val="16"/>
+              </w:rPr>
+              <w:t>Campo de una consulta</w:t>
+            </w:r>
+          </w:p>
+        </w:tc>
+        <w:tc>
+          <w:tcPr>
+            <w:tcW w:type="dxa" w:w="3324"/>
+            <w:vAlign w:val="center"/>
+            <w:tcMar>
+              <w:top w:w="90" w:type="dxa"/>
+              <w:start w:w="110" w:type="dxa"/>
+              <w:bottom w:w="90" w:type="dxa"/>
+              <w:end w:w="110" w:type="dxa"/>
+            </w:tcMar>
+            <w:shd w:fill="FFFFFF"/>
+          </w:tcPr>
+          <w:p>
+            <w:pPr>
+              <w:keepNext/>
+              <w:spacing w:after="0"/>
+            </w:pPr>
+            <w:r>
+              <w:rPr>
+                <w:rFonts w:ascii="Aptos" w:hAnsi="Aptos"/>
+                <w:sz w:val="16"/>
+              </w:rPr>
+              <w:t>{{FIELD:CONSULTA.COLUMNA}} en cualquier párrafo o celda</w:t>
+            </w:r>
+          </w:p>
+        </w:tc>
+        <w:tc>
+          <w:tcPr>
+            <w:tcW w:type="dxa" w:w="3324"/>
+            <w:vAlign w:val="center"/>
+            <w:tcMar>
+              <w:top w:w="90" w:type="dxa"/>
+              <w:start w:w="110" w:type="dxa"/>
+              <w:bottom w:w="90" w:type="dxa"/>
+              <w:end w:w="110" w:type="dxa"/>
+            </w:tcMar>
+            <w:shd w:fill="FFFFFF"/>
+          </w:tcPr>
+          <w:p>
+            <w:pPr>
+              <w:keepNext/>
+              <w:spacing w:after="0"/>
+            </w:pPr>
+            <w:r>
+              <w:rPr>
+                <w:rFonts w:ascii="Aptos" w:hAnsi="Aptos"/>
+                <w:sz w:val="16"/>
+              </w:rPr>
+              <w:t>Primera fila de la consulta (grupo maestro)</w:t>
+            </w:r>
+          </w:p>
+        </w:tc>
+      </w:tr>
+      <w:tr>
+        <w:trPr>
+          <w:cantSplit w:val="true"/>
+        </w:trPr>
+        <w:tc>
+          <w:tcPr>
+            <w:tcW w:type="dxa" w:w="3324"/>
+            <w:vAlign w:val="center"/>
+            <w:tcMar>
+              <w:top w:w="90" w:type="dxa"/>
+              <w:start w:w="110" w:type="dxa"/>
+              <w:bottom w:w="90" w:type="dxa"/>
+              <w:end w:w="110" w:type="dxa"/>
+            </w:tcMar>
+            <w:shd w:fill="F5F7F9"/>
+          </w:tcPr>
+          <w:p>
+            <w:pPr>
+              <w:keepNext/>
+              <w:spacing w:after="0"/>
+            </w:pPr>
+            <w:r>
+              <w:rPr>
+                <w:rFonts w:ascii="Aptos" w:hAnsi="Aptos"/>
+                <w:sz w:val="16"/>
+              </w:rPr>
+              <w:t>Parámetro o constante</w:t>
+            </w:r>
+          </w:p>
+        </w:tc>
+        <w:tc>
+          <w:tcPr>
+            <w:tcW w:type="dxa" w:w="3324"/>
+            <w:vAlign w:val="center"/>
+            <w:tcMar>
+              <w:top w:w="90" w:type="dxa"/>
+              <w:start w:w="110" w:type="dxa"/>
+              <w:bottom w:w="90" w:type="dxa"/>
+              <w:end w:w="110" w:type="dxa"/>
+            </w:tcMar>
+            <w:shd w:fill="F5F7F9"/>
+          </w:tcPr>
+          <w:p>
+            <w:pPr>
+              <w:keepNext/>
+              <w:spacing w:after="0"/>
+            </w:pPr>
+            <w:r>
+              <w:rPr>
+                <w:rFonts w:ascii="Aptos" w:hAnsi="Aptos"/>
+                <w:sz w:val="16"/>
+              </w:rPr>
+              <w:t>{{FIELD:NOMBRE}}</w:t>
+            </w:r>
+          </w:p>
+        </w:tc>
+        <w:tc>
+          <w:tcPr>
+            <w:tcW w:type="dxa" w:w="3324"/>
+            <w:vAlign w:val="center"/>
+            <w:tcMar>
+              <w:top w:w="90" w:type="dxa"/>
+              <w:start w:w="110" w:type="dxa"/>
+              <w:bottom w:w="90" w:type="dxa"/>
+              <w:end w:w="110" w:type="dxa"/>
+            </w:tcMar>
+            <w:shd w:fill="F5F7F9"/>
+          </w:tcPr>
+          <w:p>
+            <w:pPr>
+              <w:keepNext/>
+              <w:spacing w:after="0"/>
+            </w:pPr>
+            <w:r>
+              <w:rPr>
+                <w:rFonts w:ascii="Aptos" w:hAnsi="Aptos"/>
+                <w:sz w:val="16"/>
+              </w:rPr>
+              <w:t>Valor del parámetro o de constants</w:t>
+            </w:r>
+          </w:p>
+        </w:tc>
+      </w:tr>
+      <w:tr>
+        <w:trPr>
+          <w:cantSplit w:val="true"/>
+        </w:trPr>
+        <w:tc>
+          <w:tcPr>
+            <w:tcW w:type="dxa" w:w="3324"/>
+            <w:vAlign w:val="center"/>
+            <w:tcMar>
+              <w:top w:w="90" w:type="dxa"/>
+              <w:start w:w="110" w:type="dxa"/>
+              <w:bottom w:w="90" w:type="dxa"/>
+              <w:end w:w="110" w:type="dxa"/>
+            </w:tcMar>
+            <w:shd w:fill="FFFFFF"/>
+          </w:tcPr>
+          <w:p>
+            <w:pPr>
+              <w:keepNext/>
+              <w:spacing w:after="0"/>
+            </w:pPr>
+            <w:r>
+              <w:rPr>
+                <w:rFonts w:ascii="Aptos" w:hAnsi="Aptos"/>
+                <w:sz w:val="16"/>
+              </w:rPr>
+              <w:t>Número de página</w:t>
+            </w:r>
+          </w:p>
+        </w:tc>
+        <w:tc>
+          <w:tcPr>
+            <w:tcW w:type="dxa" w:w="3324"/>
+            <w:vAlign w:val="center"/>
+            <w:tcMar>
+              <w:top w:w="90" w:type="dxa"/>
+              <w:start w:w="110" w:type="dxa"/>
+              <w:bottom w:w="90" w:type="dxa"/>
+              <w:end w:w="110" w:type="dxa"/>
+            </w:tcMar>
+            <w:shd w:fill="FFFFFF"/>
+          </w:tcPr>
+          <w:p>
+            <w:pPr>
+              <w:keepNext/>
+              <w:spacing w:after="0"/>
+            </w:pPr>
+            <w:r>
+              <w:rPr>
+                <w:rFonts w:ascii="Aptos" w:hAnsi="Aptos"/>
+                <w:sz w:val="16"/>
+              </w:rPr>
+              <w:t>{{PAGE}} y {{PAGES}}, solo en el encabezado o pie de Word</w:t>
+            </w:r>
+          </w:p>
+        </w:tc>
+        <w:tc>
+          <w:tcPr>
+            <w:tcW w:type="dxa" w:w="3324"/>
+            <w:vAlign w:val="center"/>
+            <w:tcMar>
+              <w:top w:w="90" w:type="dxa"/>
+              <w:start w:w="110" w:type="dxa"/>
+              <w:bottom w:w="90" w:type="dxa"/>
+              <w:end w:w="110" w:type="dxa"/>
+            </w:tcMar>
+            <w:shd w:fill="FFFFFF"/>
+          </w:tcPr>
+          <w:p>
+            <w:pPr>
+              <w:keepNext/>
+              <w:spacing w:after="0"/>
+            </w:pPr>
+            <w:r>
+              <w:rPr>
+                <w:rFonts w:ascii="Aptos" w:hAnsi="Aptos"/>
+                <w:sz w:val="16"/>
+              </w:rPr>
+              <w:t>1 DE 3</w:t>
+            </w:r>
+          </w:p>
+        </w:tc>
+      </w:tr>
+      <w:tr>
+        <w:trPr>
+          <w:cantSplit w:val="true"/>
+        </w:trPr>
+        <w:tc>
+          <w:tcPr>
+            <w:tcW w:type="dxa" w:w="3324"/>
+            <w:vAlign w:val="center"/>
+            <w:tcMar>
+              <w:top w:w="90" w:type="dxa"/>
+              <w:start w:w="110" w:type="dxa"/>
+              <w:bottom w:w="90" w:type="dxa"/>
+              <w:end w:w="110" w:type="dxa"/>
+            </w:tcMar>
+            <w:shd w:fill="F5F7F9"/>
+          </w:tcPr>
+          <w:p>
+            <w:pPr>
+              <w:keepNext/>
+              <w:spacing w:after="0"/>
+            </w:pPr>
+            <w:r>
+              <w:rPr>
+                <w:rFonts w:ascii="Aptos" w:hAnsi="Aptos"/>
+                <w:sz w:val="16"/>
+              </w:rPr>
+              <w:t>Formato</w:t>
+            </w:r>
+          </w:p>
+        </w:tc>
+        <w:tc>
+          <w:tcPr>
+            <w:tcW w:type="dxa" w:w="3324"/>
+            <w:vAlign w:val="center"/>
+            <w:tcMar>
+              <w:top w:w="90" w:type="dxa"/>
+              <w:start w:w="110" w:type="dxa"/>
+              <w:bottom w:w="90" w:type="dxa"/>
+              <w:end w:w="110" w:type="dxa"/>
+            </w:tcMar>
+            <w:shd w:fill="F5F7F9"/>
+          </w:tcPr>
+          <w:p>
+            <w:pPr>
+              <w:keepNext/>
+              <w:spacing w:after="0"/>
+            </w:pPr>
+            <w:r>
+              <w:rPr>
+                <w:rFonts w:ascii="Aptos" w:hAnsi="Aptos"/>
+                <w:sz w:val="16"/>
+              </w:rPr>
+              <w:t>Barra vertical y máscara al final del marcador (ver el ejemplo comentado)</w:t>
+            </w:r>
+          </w:p>
+        </w:tc>
+        <w:tc>
+          <w:tcPr>
+            <w:tcW w:type="dxa" w:w="3324"/>
+            <w:vAlign w:val="center"/>
+            <w:tcMar>
+              <w:top w:w="90" w:type="dxa"/>
+              <w:start w:w="110" w:type="dxa"/>
+              <w:bottom w:w="90" w:type="dxa"/>
+              <w:end w:w="110" w:type="dxa"/>
+            </w:tcMar>
+            <w:shd w:fill="F5F7F9"/>
+          </w:tcPr>
+          <w:p>
+            <w:pPr>
+              <w:keepNext/>
+              <w:spacing w:after="0"/>
+            </w:pPr>
+            <w:r>
+              <w:rPr>
+                <w:rFonts w:ascii="Aptos" w:hAnsi="Aptos"/>
+                <w:sz w:val="16"/>
+              </w:rPr>
+              <w:t>TO_CHAR con esa máscara, por ejemplo FM999G999G990D00</w:t>
+            </w:r>
+          </w:p>
+        </w:tc>
+      </w:tr>
+      <w:tr>
+        <w:trPr>
+          <w:cantSplit w:val="true"/>
+        </w:trPr>
+        <w:tc>
+          <w:tcPr>
+            <w:tcW w:type="dxa" w:w="3324"/>
+            <w:vAlign w:val="center"/>
+            <w:tcMar>
+              <w:top w:w="90" w:type="dxa"/>
+              <w:start w:w="110" w:type="dxa"/>
+              <w:bottom w:w="90" w:type="dxa"/>
+              <w:end w:w="110" w:type="dxa"/>
+            </w:tcMar>
+            <w:shd w:fill="FFFFFF"/>
+          </w:tcPr>
+          <w:p>
+            <w:pPr>
+              <w:keepNext/>
+              <w:spacing w:after="0"/>
+            </w:pPr>
+            <w:r>
+              <w:rPr>
+                <w:rFonts w:ascii="Aptos" w:hAnsi="Aptos"/>
+                <w:sz w:val="16"/>
+              </w:rPr>
+              <w:t>Maquetación</w:t>
+            </w:r>
+          </w:p>
+        </w:tc>
+        <w:tc>
+          <w:tcPr>
+            <w:tcW w:type="dxa" w:w="3324"/>
+            <w:vAlign w:val="center"/>
+            <w:tcMar>
+              <w:top w:w="90" w:type="dxa"/>
+              <w:start w:w="110" w:type="dxa"/>
+              <w:bottom w:w="90" w:type="dxa"/>
+              <w:end w:w="110" w:type="dxa"/>
+            </w:tcMar>
+            <w:shd w:fill="FFFFFF"/>
+          </w:tcPr>
+          <w:p>
+            <w:pPr>
+              <w:keepNext/>
+              <w:spacing w:after="0"/>
+            </w:pPr>
+            <w:r>
+              <w:rPr>
+                <w:rFonts w:ascii="Aptos" w:hAnsi="Aptos"/>
+                <w:sz w:val="16"/>
+              </w:rPr>
+              <w:t>Tablas sin {{COLUMN:...}}, con bordes por celda: visibles, blancos o sin borde; rellenos; celdas combinadas en horizontal</w:t>
+            </w:r>
+          </w:p>
+        </w:tc>
+        <w:tc>
+          <w:tcPr>
+            <w:tcW w:type="dxa" w:w="3324"/>
+            <w:vAlign w:val="center"/>
+            <w:tcMar>
+              <w:top w:w="90" w:type="dxa"/>
+              <w:start w:w="110" w:type="dxa"/>
+              <w:bottom w:w="90" w:type="dxa"/>
+              <w:end w:w="110" w:type="dxa"/>
+            </w:tcMar>
+            <w:shd w:fill="FFFFFF"/>
+          </w:tcPr>
+          <w:p>
+            <w:pPr>
+              <w:keepNext/>
+              <w:spacing w:after="0"/>
+            </w:pPr>
+            <w:r>
+              <w:rPr>
+                <w:rFonts w:ascii="Aptos" w:hAnsi="Aptos"/>
+                <w:sz w:val="16"/>
+              </w:rPr>
+              <w:t>Se dibujan tal cual</w:t>
+            </w:r>
+          </w:p>
+        </w:tc>
+      </w:tr>
+      <w:tr>
+        <w:trPr>
+          <w:cantSplit w:val="true"/>
+        </w:trPr>
+        <w:tc>
+          <w:tcPr>
+            <w:tcW w:type="dxa" w:w="3324"/>
+            <w:vAlign w:val="center"/>
+            <w:tcMar>
+              <w:top w:w="90" w:type="dxa"/>
+              <w:start w:w="110" w:type="dxa"/>
+              <w:bottom w:w="90" w:type="dxa"/>
+              <w:end w:w="110" w:type="dxa"/>
+            </w:tcMar>
+            <w:shd w:fill="F5F7F9"/>
+          </w:tcPr>
+          <w:p>
+            <w:pPr>
+              <w:spacing w:after="0"/>
+            </w:pPr>
+            <w:r>
+              <w:rPr>
+                <w:rFonts w:ascii="Aptos" w:hAnsi="Aptos"/>
+                <w:sz w:val="16"/>
+              </w:rPr>
+              <w:t>Encabezado y pie</w:t>
+            </w:r>
+          </w:p>
+        </w:tc>
+        <w:tc>
+          <w:tcPr>
+            <w:tcW w:type="dxa" w:w="3324"/>
+            <w:vAlign w:val="center"/>
+            <w:tcMar>
+              <w:top w:w="90" w:type="dxa"/>
+              <w:start w:w="110" w:type="dxa"/>
+              <w:bottom w:w="90" w:type="dxa"/>
+              <w:end w:w="110" w:type="dxa"/>
+            </w:tcMar>
+            <w:shd w:fill="F5F7F9"/>
+          </w:tcPr>
+          <w:p>
+            <w:pPr>
+              <w:spacing w:after="0"/>
+            </w:pPr>
+            <w:r>
+              <w:rPr>
+                <w:rFonts w:ascii="Aptos" w:hAnsi="Aptos"/>
+                <w:sz w:val="16"/>
+              </w:rPr>
+              <w:t>Párrafos y tablas en el encabezado/pie de Word</w:t>
+            </w:r>
+          </w:p>
+        </w:tc>
+        <w:tc>
+          <w:tcPr>
+            <w:tcW w:type="dxa" w:w="3324"/>
+            <w:vAlign w:val="center"/>
+            <w:tcMar>
+              <w:top w:w="90" w:type="dxa"/>
+              <w:start w:w="110" w:type="dxa"/>
+              <w:bottom w:w="90" w:type="dxa"/>
+              <w:end w:w="110" w:type="dxa"/>
+            </w:tcMar>
+            <w:shd w:fill="F5F7F9"/>
+          </w:tcPr>
+          <w:p>
+            <w:pPr>
+              <w:spacing w:after="0"/>
+            </w:pPr>
+            <w:r>
+              <w:rPr>
+                <w:rFonts w:ascii="Aptos" w:hAnsi="Aptos"/>
+                <w:sz w:val="16"/>
+              </w:rPr>
+              <w:t>Se repiten en cada página</w:t>
+            </w:r>
+          </w:p>
+        </w:tc>
+      </w:tr>
+    </w:tbl>
+    <w:p>
+      <w:pPr>
+        <w:spacing w:after="20"/>
+      </w:pPr>
+    </w:p>
+    <w:p>
+      <w:r>
+        <w:t>Se mantienen las restricciones de seguridad del modo simple (sin imágenes, macros, campos de Word ni contenido externo). No se admiten celdas combinadas en vertical ni tablas anidadas, y el texto de una celda no se parte en varias líneas automáticamente: use saltos de línea manuales. Las fuentes se imprimen como Helvetica.</w:t>
+      </w:r>
+    </w:p>
+    <w:p>
+      <w:r>
+        <w:t xml:space="preserve">Ejemplo comentado (extracto de </w:t>
+      </w:r>
+      <w:r>
+        <w:rPr>
+          <w:rFonts w:ascii="Consolas" w:hAnsi="Consolas"/>
+          <w:color w:val="233648"/>
+          <w:sz w:val="16"/>
+        </w:rPr>
+        <w:t>proyectos\estado_cuenta\estado_cuenta.docx</w:t>
+      </w:r>
+      <w:r>
+        <w:t>, un ejemplo ficticio):</w:t>
+      </w:r>
+    </w:p>
+    <w:tbl>
+      <w:tblPr>
+        <w:tblW w:type="auto" w:w="0"/>
+        <w:jc w:val="center"/>
+        <w:tblLook w:firstColumn="1" w:firstRow="1" w:lastColumn="0" w:lastRow="0" w:noHBand="0" w:noVBand="1" w:val="04A0"/>
+      </w:tblPr>
+      <w:tblGrid>
+        <w:gridCol w:w="9972"/>
+      </w:tblGrid>
+      <w:tr>
+        <w:tc>
+          <w:tcPr>
+            <w:tcW w:type="dxa" w:w="9972"/>
+            <w:shd w:fill="F5F7F9"/>
+            <w:tcMar>
+              <w:top w:w="100" w:type="dxa"/>
+              <w:start w:w="140" w:type="dxa"/>
+              <w:bottom w:w="100" w:type="dxa"/>
+              <w:end w:w="140" w:type="dxa"/>
+            </w:tcMar>
+          </w:tcPr>
+          <w:p>
+            <w:pPr>
+              <w:keepLines/>
+              <w:spacing w:after="0"/>
+            </w:pPr>
+            <w:r>
+              <w:rPr>
+                <w:rFonts w:ascii="Consolas" w:hAnsi="Consolas"/>
+                <w:color w:val="233648"/>
+                <w:sz w:val="16"/>
+              </w:rPr>
+              <w:t>Encabezado de Word:  {{FIELD:SISTEMA}}         ...        {{GENERATED_AT|DD/MM/YYYY}}</w:t>
+            </w:r>
+            <w:r>
+              <w:br/>
+            </w:r>
+            <w:r>
+              <w:rPr>
+                <w:rFonts w:ascii="Consolas" w:hAnsi="Consolas"/>
+                <w:color w:val="233648"/>
+                <w:sz w:val="16"/>
+              </w:rPr>
+              <w:t xml:space="preserve">                     {{REPORT_TITLE}}                      &lt;- se repite en cada página</w:t>
+            </w:r>
+            <w:r>
+              <w:br/>
+            </w:r>
+            <w:r>
+              <w:br/>
+            </w:r>
+            <w:r>
+              <w:rPr>
+                <w:rFonts w:ascii="Consolas" w:hAnsi="Consolas"/>
+                <w:color w:val="233648"/>
+                <w:sz w:val="16"/>
+              </w:rPr>
+              <w:t>Cuerpo:</w:t>
+            </w:r>
+            <w:r>
+              <w:br/>
+            </w:r>
+            <w:r>
+              <w:rPr>
+                <w:rFonts w:ascii="Consolas" w:hAnsi="Consolas"/>
+                <w:color w:val="233648"/>
+                <w:sz w:val="16"/>
+              </w:rPr>
+              <w:t>| Alumno : {{FIELD:ALUMNO.COD_ALUMNO}}  {{FIELD:ALUMNO.NOMBRE}}            |  &lt;- celda combinada, fondo gris</w:t>
+            </w:r>
+            <w:r>
+              <w:br/>
+            </w:r>
+            <w:r>
+              <w:rPr>
+                <w:rFonts w:ascii="Consolas" w:hAnsi="Consolas"/>
+                <w:color w:val="233648"/>
+                <w:sz w:val="16"/>
+              </w:rPr>
+              <w:t>| Código :      | {{FIELD:ALUMNO.COD_ALUMNO}}     | Costo Programa : | ...  |  &lt;- borde blanco entre etiqueta y valor</w:t>
+            </w:r>
+            <w:r>
+              <w:br/>
+            </w:r>
+            <w:r>
+              <w:br/>
+            </w:r>
+            <w:r>
+              <w:rPr>
+                <w:rFonts w:ascii="Consolas" w:hAnsi="Consolas"/>
+                <w:color w:val="233648"/>
+                <w:sz w:val="16"/>
+              </w:rPr>
+              <w:t>| CUOTAS POR PAGAR (banda gris)        |                                       &lt;- cabecera, fila 1</w:t>
+            </w:r>
+            <w:r>
+              <w:br/>
+            </w:r>
+            <w:r>
+              <w:rPr>
+                <w:rFonts w:ascii="Consolas" w:hAnsi="Consolas"/>
+                <w:color w:val="233648"/>
+                <w:sz w:val="16"/>
+              </w:rPr>
+              <w:t>| Año | Mes | N° Cuota | Pensión | TOTAL |                                    &lt;- cabecera, fila 2</w:t>
+            </w:r>
+            <w:r>
+              <w:br/>
+            </w:r>
+            <w:r>
+              <w:rPr>
+                <w:rFonts w:ascii="Consolas" w:hAnsi="Consolas"/>
+                <w:color w:val="233648"/>
+                <w:sz w:val="16"/>
+              </w:rPr>
+              <w:t>| {{COLUMN:CUOTAS.ANIO}} | ... | {{COLUMN:CUOTAS.TOTAL|FM999G999G990D00}} |    &lt;- se repite por registro</w:t>
+            </w:r>
+            <w:r>
+              <w:br/>
+            </w:r>
+            <w:r>
+              <w:rPr>
+                <w:rFonts w:ascii="Consolas" w:hAnsi="Consolas"/>
+                <w:color w:val="233648"/>
+                <w:sz w:val="16"/>
+              </w:rPr>
+              <w:t>|     |     |          | {{SUM:CUOTAS.PENSION|...}} | {{SUM:CUOTAS.TOTAL|...}} |  &lt;- totales</w:t>
+            </w:r>
+            <w:r>
+              <w:br/>
+            </w:r>
+            <w:r>
+              <w:br/>
+            </w:r>
+            <w:r>
+              <w:rPr>
+                <w:rFonts w:ascii="Consolas" w:hAnsi="Consolas"/>
+                <w:color w:val="233648"/>
+                <w:sz w:val="16"/>
+              </w:rPr>
+              <w:t>Pie de Word:  Generado por {{APP_USER}}   [{{PAGE}}] DE [{{PAGES}}]</w:t>
+            </w:r>
+          </w:p>
+        </w:tc>
+      </w:tr>
+    </w:tbl>
+    <w:p>
+      <w:pPr>
+        <w:pStyle w:val="Heading2"/>
+        <w:keepNext/>
+      </w:pPr>
+      <w:r>
+        <w:t>13.2 El proyecto: una consulta por archivo, como el Data Model</w:t>
+      </w:r>
+    </w:p>
+    <w:tbl>
+      <w:tblPr>
+        <w:tblW w:type="auto" w:w="0"/>
+        <w:jc w:val="center"/>
+        <w:tblLook w:firstColumn="1" w:firstRow="1" w:lastColumn="0" w:lastRow="0" w:noHBand="0" w:noVBand="1" w:val="04A0"/>
+      </w:tblPr>
+      <w:tblGrid>
+        <w:gridCol w:w="9972"/>
+      </w:tblGrid>
+      <w:tr>
+        <w:tc>
+          <w:tcPr>
+            <w:tcW w:type="dxa" w:w="9972"/>
+            <w:shd w:fill="F5F7F9"/>
+            <w:tcMar>
+              <w:top w:w="100" w:type="dxa"/>
+              <w:start w:w="140" w:type="dxa"/>
+              <w:bottom w:w="100" w:type="dxa"/>
+              <w:end w:w="140" w:type="dxa"/>
+            </w:tcMar>
+          </w:tcPr>
+          <w:p>
+            <w:pPr>
+              <w:keepLines/>
+              <w:spacing w:after="0"/>
+            </w:pPr>
+            <w:r>
+              <w:rPr>
+                <w:rFonts w:ascii="Consolas" w:hAnsi="Consolas"/>
+                <w:color w:val="233648"/>
+                <w:sz w:val="16"/>
+              </w:rPr>
+              <w:t>{</w:t>
+            </w:r>
+            <w:r>
+              <w:br/>
+            </w:r>
+            <w:r>
+              <w:rPr>
+                <w:rFonts w:ascii="Consolas" w:hAnsi="Consolas"/>
+                <w:color w:val="233648"/>
+                <w:sz w:val="16"/>
+              </w:rPr>
+              <w:t xml:space="preserve">  "schema": "corporate-layout-project/1.0",</w:t>
+            </w:r>
+            <w:r>
+              <w:br/>
+            </w:r>
+            <w:r>
+              <w:rPr>
+                <w:rFonts w:ascii="Consolas" w:hAnsi="Consolas"/>
+                <w:color w:val="233648"/>
+                <w:sz w:val="16"/>
+              </w:rPr>
+              <w:t xml:space="preserve">  "report_id": "ESTADO_CUENTA",                // nombra el package: RPT_ESTADO_CUENTA</w:t>
+            </w:r>
+            <w:r>
+              <w:br/>
+            </w:r>
+            <w:r>
+              <w:rPr>
+                <w:rFonts w:ascii="Consolas" w:hAnsi="Consolas"/>
+                <w:color w:val="233648"/>
+                <w:sz w:val="16"/>
+              </w:rPr>
+              <w:t xml:space="preserve">  "template": "../estado_cuenta.docx",</w:t>
+            </w:r>
+            <w:r>
+              <w:br/>
+            </w:r>
+            <w:r>
+              <w:rPr>
+                <w:rFonts w:ascii="Consolas" w:hAnsi="Consolas"/>
+                <w:color w:val="233648"/>
+                <w:sz w:val="16"/>
+              </w:rPr>
+              <w:t xml:space="preserve">  "title": "ESTADO DE CUENTA DEL ALUMNO",</w:t>
+            </w:r>
+            <w:r>
+              <w:br/>
+            </w:r>
+            <w:r>
+              <w:rPr>
+                <w:rFonts w:ascii="Consolas" w:hAnsi="Consolas"/>
+                <w:color w:val="233648"/>
+                <w:sz w:val="16"/>
+              </w:rPr>
+              <w:t xml:space="preserve">  "parameters": [                              // User Parameters del reporte</w:t>
+            </w:r>
+            <w:r>
+              <w:br/>
+            </w:r>
+            <w:r>
+              <w:rPr>
+                <w:rFonts w:ascii="Consolas" w:hAnsi="Consolas"/>
+                <w:color w:val="233648"/>
+                <w:sz w:val="16"/>
+              </w:rPr>
+              <w:t xml:space="preserve">    {"name": "P_COD_ALUMNO", "item": "P70_COD_ALUMNO", "type": "VARCHAR2", "required": true}</w:t>
+            </w:r>
+            <w:r>
+              <w:br/>
+            </w:r>
+            <w:r>
+              <w:rPr>
+                <w:rFonts w:ascii="Consolas" w:hAnsi="Consolas"/>
+                <w:color w:val="233648"/>
+                <w:sz w:val="16"/>
+              </w:rPr>
+              <w:t xml:space="preserve">  ],</w:t>
+            </w:r>
+            <w:r>
+              <w:br/>
+            </w:r>
+            <w:r>
+              <w:rPr>
+                <w:rFonts w:ascii="Consolas" w:hAnsi="Consolas"/>
+                <w:color w:val="233648"/>
+                <w:sz w:val="16"/>
+              </w:rPr>
+              <w:t xml:space="preserve">  "queries": {                                 // Queries del Data Model, una por archivo</w:t>
+            </w:r>
+            <w:r>
+              <w:br/>
+            </w:r>
+            <w:r>
+              <w:rPr>
+                <w:rFonts w:ascii="Consolas" w:hAnsi="Consolas"/>
+                <w:color w:val="233648"/>
+                <w:sz w:val="16"/>
+              </w:rPr>
+              <w:t xml:space="preserve">    "ALUMNO":   "q_alumno.sql",</w:t>
+            </w:r>
+            <w:r>
+              <w:br/>
+            </w:r>
+            <w:r>
+              <w:rPr>
+                <w:rFonts w:ascii="Consolas" w:hAnsi="Consolas"/>
+                <w:color w:val="233648"/>
+                <w:sz w:val="16"/>
+              </w:rPr>
+              <w:t xml:space="preserve">    "CUOTAS":   "q_cuotas.sql"</w:t>
+            </w:r>
+            <w:r>
+              <w:br/>
+            </w:r>
+            <w:r>
+              <w:rPr>
+                <w:rFonts w:ascii="Consolas" w:hAnsi="Consolas"/>
+                <w:color w:val="233648"/>
+                <w:sz w:val="16"/>
+              </w:rPr>
+              <w:t xml:space="preserve">  },</w:t>
+            </w:r>
+            <w:r>
+              <w:br/>
+            </w:r>
+            <w:r>
+              <w:rPr>
+                <w:rFonts w:ascii="Consolas" w:hAnsi="Consolas"/>
+                <w:color w:val="233648"/>
+                <w:sz w:val="16"/>
+              </w:rPr>
+              <w:t xml:space="preserve">  "constants": {"SISTEMA": "ACADEMIA DEMO"}    // textos fijos usados como {{FIELD:SISTEMA}}</w:t>
+            </w:r>
+            <w:r>
+              <w:br/>
+            </w:r>
+            <w:r>
+              <w:rPr>
+                <w:rFonts w:ascii="Consolas" w:hAnsi="Consolas"/>
+                <w:color w:val="233648"/>
+                <w:sz w:val="16"/>
+              </w:rPr>
+              <w:t>}</w:t>
+            </w:r>
+          </w:p>
+        </w:tc>
+      </w:tr>
+    </w:tbl>
+    <w:tbl>
+      <w:tblPr>
+        <w:tblStyle w:val="TableGrid"/>
+        <w:tblW w:type="auto" w:w="0"/>
+        <w:jc w:val="center"/>
+        <w:tblLayout w:type="autofit"/>
+        <w:tblLook w:firstColumn="1" w:firstRow="1" w:lastColumn="0" w:lastRow="0" w:noHBand="0" w:noVBand="1" w:val="04A0"/>
+      </w:tblPr>
+      <w:tblGrid>
+        <w:gridCol w:w="4986"/>
+        <w:gridCol w:w="4986"/>
+      </w:tblGrid>
+      <w:tr>
+        <w:trPr>
+          <w:tblHeader w:val="true"/>
+          <w:cantSplit w:val="true"/>
+        </w:trPr>
+        <w:tc>
+          <w:tcPr>
+            <w:tcW w:type="dxa" w:w="4986"/>
+            <w:vAlign w:val="center"/>
+            <w:tcMar>
+              <w:top w:w="90" w:type="dxa"/>
+              <w:start w:w="110" w:type="dxa"/>
+              <w:bottom w:w="90" w:type="dxa"/>
+              <w:end w:w="110" w:type="dxa"/>
+            </w:tcMar>
+            <w:shd w:fill="283848"/>
+          </w:tcPr>
+          <w:p>
+            <w:pPr>
+              <w:keepNext/>
+              <w:spacing w:after="0"/>
+            </w:pPr>
+            <w:r>
+              <w:rPr>
+                <w:rFonts w:ascii="Aptos" w:hAnsi="Aptos"/>
+                <w:b/>
+                <w:color w:val="FFFFFF"/>
+                <w:sz w:val="16"/>
+              </w:rPr>
+              <w:t>Oracle Reports</w:t>
+            </w:r>
+          </w:p>
+        </w:tc>
+        <w:tc>
+          <w:tcPr>
+            <w:tcW w:type="dxa" w:w="4986"/>
+            <w:vAlign w:val="center"/>
+            <w:tcMar>
+              <w:top w:w="90" w:type="dxa"/>
+              <w:start w:w="110" w:type="dxa"/>
+              <w:bottom w:w="90" w:type="dxa"/>
+              <w:end w:w="110" w:type="dxa"/>
+            </w:tcMar>
+            <w:shd w:fill="283848"/>
+          </w:tcPr>
+          <w:p>
+            <w:pPr>
+              <w:keepNext/>
+              <w:spacing w:after="0"/>
+            </w:pPr>
+            <w:r>
+              <w:rPr>
+                <w:rFonts w:ascii="Aptos" w:hAnsi="Aptos"/>
+                <w:b/>
+                <w:color w:val="FFFFFF"/>
+                <w:sz w:val="16"/>
+              </w:rPr>
+              <w:t>Modo layout</w:t>
+            </w:r>
+          </w:p>
+        </w:tc>
+      </w:tr>
+      <w:tr>
+        <w:trPr>
+          <w:cantSplit w:val="true"/>
+        </w:trPr>
+        <w:tc>
+          <w:tcPr>
+            <w:tcW w:type="dxa" w:w="4986"/>
+            <w:vAlign w:val="center"/>
+            <w:tcMar>
+              <w:top w:w="90" w:type="dxa"/>
+              <w:start w:w="110" w:type="dxa"/>
+              <w:bottom w:w="90" w:type="dxa"/>
+              <w:end w:w="110" w:type="dxa"/>
+            </w:tcMar>
+            <w:shd w:fill="FFFFFF"/>
+          </w:tcPr>
+          <w:p>
+            <w:pPr>
+              <w:keepNext/>
+              <w:spacing w:after="0"/>
+            </w:pPr>
+            <w:r>
+              <w:rPr>
+                <w:rFonts w:ascii="Aptos" w:hAnsi="Aptos"/>
+                <w:sz w:val="16"/>
+              </w:rPr>
+              <w:t>User Parameter</w:t>
+            </w:r>
+          </w:p>
+        </w:tc>
+        <w:tc>
+          <w:tcPr>
+            <w:tcW w:type="dxa" w:w="4986"/>
+            <w:vAlign w:val="center"/>
+            <w:tcMar>
+              <w:top w:w="90" w:type="dxa"/>
+              <w:start w:w="110" w:type="dxa"/>
+              <w:bottom w:w="90" w:type="dxa"/>
+              <w:end w:w="110" w:type="dxa"/>
+            </w:tcMar>
+            <w:shd w:fill="FFFFFF"/>
+          </w:tcPr>
+          <w:p>
+            <w:pPr>
+              <w:keepNext/>
+              <w:spacing w:after="0"/>
+            </w:pPr>
+            <w:r>
+              <w:rPr>
+                <w:rFonts w:ascii="Aptos" w:hAnsi="Aptos"/>
+                <w:sz w:val="16"/>
+              </w:rPr>
+              <w:t>parameters (Page Item y tipo); en SQL sigue siendo :P_NOMBRE</w:t>
+            </w:r>
+          </w:p>
+        </w:tc>
+      </w:tr>
+      <w:tr>
+        <w:trPr>
+          <w:cantSplit w:val="true"/>
+        </w:trPr>
+        <w:tc>
+          <w:tcPr>
+            <w:tcW w:type="dxa" w:w="4986"/>
+            <w:vAlign w:val="center"/>
+            <w:tcMar>
+              <w:top w:w="90" w:type="dxa"/>
+              <w:start w:w="110" w:type="dxa"/>
+              <w:bottom w:w="90" w:type="dxa"/>
+              <w:end w:w="110" w:type="dxa"/>
+            </w:tcMar>
+            <w:shd w:fill="F5F7F9"/>
+          </w:tcPr>
+          <w:p>
+            <w:pPr>
+              <w:keepNext/>
+              <w:spacing w:after="0"/>
+            </w:pPr>
+            <w:r>
+              <w:rPr>
+                <w:rFonts w:ascii="Aptos" w:hAnsi="Aptos"/>
+                <w:sz w:val="16"/>
+              </w:rPr>
+              <w:t>System Parameter</w:t>
+            </w:r>
+          </w:p>
+        </w:tc>
+        <w:tc>
+          <w:tcPr>
+            <w:tcW w:type="dxa" w:w="4986"/>
+            <w:vAlign w:val="center"/>
+            <w:tcMar>
+              <w:top w:w="90" w:type="dxa"/>
+              <w:start w:w="110" w:type="dxa"/>
+              <w:bottom w:w="90" w:type="dxa"/>
+              <w:end w:w="110" w:type="dxa"/>
+            </w:tcMar>
+            <w:shd w:fill="F5F7F9"/>
+          </w:tcPr>
+          <w:p>
+            <w:pPr>
+              <w:keepNext/>
+              <w:spacing w:after="0"/>
+            </w:pPr>
+            <w:r>
+              <w:rPr>
+                <w:rFonts w:ascii="Aptos" w:hAnsi="Aptos"/>
+                <w:sz w:val="16"/>
+              </w:rPr>
+              <w:t>{{APP_USER}}, {{GENERATED_AT}}, {{PAGE}}, {{PAGES}}</w:t>
+            </w:r>
+          </w:p>
+        </w:tc>
+      </w:tr>
+      <w:tr>
+        <w:trPr>
+          <w:cantSplit w:val="true"/>
+        </w:trPr>
+        <w:tc>
+          <w:tcPr>
+            <w:tcW w:type="dxa" w:w="4986"/>
+            <w:vAlign w:val="center"/>
+            <w:tcMar>
+              <w:top w:w="90" w:type="dxa"/>
+              <w:start w:w="110" w:type="dxa"/>
+              <w:bottom w:w="90" w:type="dxa"/>
+              <w:end w:w="110" w:type="dxa"/>
+            </w:tcMar>
+            <w:shd w:fill="FFFFFF"/>
+          </w:tcPr>
+          <w:p>
+            <w:pPr>
+              <w:keepNext/>
+              <w:spacing w:after="0"/>
+            </w:pPr>
+            <w:r>
+              <w:rPr>
+                <w:rFonts w:ascii="Aptos" w:hAnsi="Aptos"/>
+                <w:sz w:val="16"/>
+              </w:rPr>
+              <w:t>Query</w:t>
+            </w:r>
+          </w:p>
+        </w:tc>
+        <w:tc>
+          <w:tcPr>
+            <w:tcW w:type="dxa" w:w="4986"/>
+            <w:vAlign w:val="center"/>
+            <w:tcMar>
+              <w:top w:w="90" w:type="dxa"/>
+              <w:start w:w="110" w:type="dxa"/>
+              <w:bottom w:w="90" w:type="dxa"/>
+              <w:end w:w="110" w:type="dxa"/>
+            </w:tcMar>
+            <w:shd w:fill="FFFFFF"/>
+          </w:tcPr>
+          <w:p>
+            <w:pPr>
+              <w:keepNext/>
+              <w:spacing w:after="0"/>
+            </w:pPr>
+            <w:r>
+              <w:rPr>
+                <w:rFonts w:ascii="Aptos" w:hAnsi="Aptos"/>
+                <w:sz w:val="16"/>
+              </w:rPr>
+              <w:t>Un archivo generado\q_&lt;nombre&gt;.sql con el mismo SELECT</w:t>
+            </w:r>
+          </w:p>
+        </w:tc>
+      </w:tr>
+      <w:tr>
+        <w:trPr>
+          <w:cantSplit w:val="true"/>
+        </w:trPr>
+        <w:tc>
+          <w:tcPr>
+            <w:tcW w:type="dxa" w:w="4986"/>
+            <w:vAlign w:val="center"/>
+            <w:tcMar>
+              <w:top w:w="90" w:type="dxa"/>
+              <w:start w:w="110" w:type="dxa"/>
+              <w:bottom w:w="90" w:type="dxa"/>
+              <w:end w:w="110" w:type="dxa"/>
+            </w:tcMar>
+            <w:shd w:fill="F5F7F9"/>
+          </w:tcPr>
+          <w:p>
+            <w:pPr>
+              <w:keepNext/>
+              <w:spacing w:after="0"/>
+            </w:pPr>
+            <w:r>
+              <w:rPr>
+                <w:rFonts w:ascii="Aptos" w:hAnsi="Aptos"/>
+                <w:sz w:val="16"/>
+              </w:rPr>
+              <w:t>Group maestro</w:t>
+            </w:r>
+          </w:p>
+        </w:tc>
+        <w:tc>
+          <w:tcPr>
+            <w:tcW w:type="dxa" w:w="4986"/>
+            <w:vAlign w:val="center"/>
+            <w:tcMar>
+              <w:top w:w="90" w:type="dxa"/>
+              <w:start w:w="110" w:type="dxa"/>
+              <w:bottom w:w="90" w:type="dxa"/>
+              <w:end w:w="110" w:type="dxa"/>
+            </w:tcMar>
+            <w:shd w:fill="F5F7F9"/>
+          </w:tcPr>
+          <w:p>
+            <w:pPr>
+              <w:keepNext/>
+              <w:spacing w:after="0"/>
+            </w:pPr>
+            <w:r>
+              <w:rPr>
+                <w:rFonts w:ascii="Aptos" w:hAnsi="Aptos"/>
+                <w:sz w:val="16"/>
+              </w:rPr>
+              <w:t>{{FIELD:CONSULTA.COLUMNA}} (primera fila)</w:t>
+            </w:r>
+          </w:p>
+        </w:tc>
+      </w:tr>
+      <w:tr>
+        <w:trPr>
+          <w:cantSplit w:val="true"/>
+        </w:trPr>
+        <w:tc>
+          <w:tcPr>
+            <w:tcW w:type="dxa" w:w="4986"/>
+            <w:vAlign w:val="center"/>
+            <w:tcMar>
+              <w:top w:w="90" w:type="dxa"/>
+              <w:start w:w="110" w:type="dxa"/>
+              <w:bottom w:w="90" w:type="dxa"/>
+              <w:end w:w="110" w:type="dxa"/>
+            </w:tcMar>
+            <w:shd w:fill="FFFFFF"/>
+          </w:tcPr>
+          <w:p>
+            <w:pPr>
+              <w:keepNext/>
+              <w:spacing w:after="0"/>
+            </w:pPr>
+            <w:r>
+              <w:rPr>
+                <w:rFonts w:ascii="Aptos" w:hAnsi="Aptos"/>
+                <w:sz w:val="16"/>
+              </w:rPr>
+              <w:t>Group repetitivo</w:t>
+            </w:r>
+          </w:p>
+        </w:tc>
+        <w:tc>
+          <w:tcPr>
+            <w:tcW w:type="dxa" w:w="4986"/>
+            <w:vAlign w:val="center"/>
+            <w:tcMar>
+              <w:top w:w="90" w:type="dxa"/>
+              <w:start w:w="110" w:type="dxa"/>
+              <w:bottom w:w="90" w:type="dxa"/>
+              <w:end w:w="110" w:type="dxa"/>
+            </w:tcMar>
+            <w:shd w:fill="FFFFFF"/>
+          </w:tcPr>
+          <w:p>
+            <w:pPr>
+              <w:keepNext/>
+              <w:spacing w:after="0"/>
+            </w:pPr>
+            <w:r>
+              <w:rPr>
+                <w:rFonts w:ascii="Aptos" w:hAnsi="Aptos"/>
+                <w:sz w:val="16"/>
+              </w:rPr>
+              <w:t>Tabla de datos con {{COLUMN:CONSULTA.COLUMNA}}</w:t>
+            </w:r>
+          </w:p>
+        </w:tc>
+      </w:tr>
+      <w:tr>
+        <w:trPr>
+          <w:cantSplit w:val="true"/>
+        </w:trPr>
+        <w:tc>
+          <w:tcPr>
+            <w:tcW w:type="dxa" w:w="4986"/>
+            <w:vAlign w:val="center"/>
+            <w:tcMar>
+              <w:top w:w="90" w:type="dxa"/>
+              <w:start w:w="110" w:type="dxa"/>
+              <w:bottom w:w="90" w:type="dxa"/>
+              <w:end w:w="110" w:type="dxa"/>
+            </w:tcMar>
+            <w:shd w:fill="F5F7F9"/>
+          </w:tcPr>
+          <w:p>
+            <w:pPr>
+              <w:keepNext/>
+              <w:spacing w:after="0"/>
+            </w:pPr>
+            <w:r>
+              <w:rPr>
+                <w:rFonts w:ascii="Aptos" w:hAnsi="Aptos"/>
+                <w:sz w:val="16"/>
+              </w:rPr>
+              <w:t>Formula Column</w:t>
+            </w:r>
+          </w:p>
+        </w:tc>
+        <w:tc>
+          <w:tcPr>
+            <w:tcW w:type="dxa" w:w="4986"/>
+            <w:vAlign w:val="center"/>
+            <w:tcMar>
+              <w:top w:w="90" w:type="dxa"/>
+              <w:start w:w="110" w:type="dxa"/>
+              <w:bottom w:w="90" w:type="dxa"/>
+              <w:end w:w="110" w:type="dxa"/>
+            </w:tcMar>
+            <w:shd w:fill="F5F7F9"/>
+          </w:tcPr>
+          <w:p>
+            <w:pPr>
+              <w:keepNext/>
+              <w:spacing w:after="0"/>
+            </w:pPr>
+            <w:r>
+              <w:rPr>
+                <w:rFonts w:ascii="Aptos" w:hAnsi="Aptos"/>
+                <w:sz w:val="16"/>
+              </w:rPr>
+              <w:t>Expresión en el SELECT (o función PL/SQL llamada desde el SELECT)</w:t>
+            </w:r>
+          </w:p>
+        </w:tc>
+      </w:tr>
+      <w:tr>
+        <w:trPr>
+          <w:cantSplit w:val="true"/>
+        </w:trPr>
+        <w:tc>
+          <w:tcPr>
+            <w:tcW w:type="dxa" w:w="4986"/>
+            <w:vAlign w:val="center"/>
+            <w:tcMar>
+              <w:top w:w="90" w:type="dxa"/>
+              <w:start w:w="110" w:type="dxa"/>
+              <w:bottom w:w="90" w:type="dxa"/>
+              <w:end w:w="110" w:type="dxa"/>
+            </w:tcMar>
+            <w:shd w:fill="FFFFFF"/>
+          </w:tcPr>
+          <w:p>
+            <w:pPr>
+              <w:keepNext/>
+              <w:spacing w:after="0"/>
+            </w:pPr>
+            <w:r>
+              <w:rPr>
+                <w:rFonts w:ascii="Aptos" w:hAnsi="Aptos"/>
+                <w:sz w:val="16"/>
+              </w:rPr>
+              <w:t>Summary Column</w:t>
+            </w:r>
+          </w:p>
+        </w:tc>
+        <w:tc>
+          <w:tcPr>
+            <w:tcW w:type="dxa" w:w="4986"/>
+            <w:vAlign w:val="center"/>
+            <w:tcMar>
+              <w:top w:w="90" w:type="dxa"/>
+              <w:start w:w="110" w:type="dxa"/>
+              <w:bottom w:w="90" w:type="dxa"/>
+              <w:end w:w="110" w:type="dxa"/>
+            </w:tcMar>
+            <w:shd w:fill="FFFFFF"/>
+          </w:tcPr>
+          <w:p>
+            <w:pPr>
+              <w:keepNext/>
+              <w:spacing w:after="0"/>
+            </w:pPr>
+            <w:r>
+              <w:rPr>
+                <w:rFonts w:ascii="Aptos" w:hAnsi="Aptos"/>
+                <w:sz w:val="16"/>
+              </w:rPr>
+              <w:t>{{SUM:...}} en la tabla, o SUM en una consulta de resumen</w:t>
+            </w:r>
+          </w:p>
+        </w:tc>
+      </w:tr>
+      <w:tr>
+        <w:trPr>
+          <w:cantSplit w:val="true"/>
+        </w:trPr>
+        <w:tc>
+          <w:tcPr>
+            <w:tcW w:type="dxa" w:w="4986"/>
+            <w:vAlign w:val="center"/>
+            <w:tcMar>
+              <w:top w:w="90" w:type="dxa"/>
+              <w:start w:w="110" w:type="dxa"/>
+              <w:bottom w:w="90" w:type="dxa"/>
+              <w:end w:w="110" w:type="dxa"/>
+            </w:tcMar>
+            <w:shd w:fill="F5F7F9"/>
+          </w:tcPr>
+          <w:p>
+            <w:pPr>
+              <w:spacing w:after="0"/>
+            </w:pPr>
+            <w:r>
+              <w:rPr>
+                <w:rFonts w:ascii="Aptos" w:hAnsi="Aptos"/>
+                <w:sz w:val="16"/>
+              </w:rPr>
+              <w:t>Data Link</w:t>
+            </w:r>
+          </w:p>
+        </w:tc>
+        <w:tc>
+          <w:tcPr>
+            <w:tcW w:type="dxa" w:w="4986"/>
+            <w:vAlign w:val="center"/>
+            <w:tcMar>
+              <w:top w:w="90" w:type="dxa"/>
+              <w:start w:w="110" w:type="dxa"/>
+              <w:bottom w:w="90" w:type="dxa"/>
+              <w:end w:w="110" w:type="dxa"/>
+            </w:tcMar>
+            <w:shd w:fill="F5F7F9"/>
+          </w:tcPr>
+          <w:p>
+            <w:pPr>
+              <w:spacing w:after="0"/>
+            </w:pPr>
+            <w:r>
+              <w:rPr>
+                <w:rFonts w:ascii="Aptos" w:hAnsi="Aptos"/>
+                <w:sz w:val="16"/>
+              </w:rPr>
+              <w:t>El mismo parámetro :P_NOMBRE en la consulta hija</w:t>
+            </w:r>
+          </w:p>
+        </w:tc>
+      </w:tr>
+    </w:tbl>
+    <w:p>
+      <w:pPr>
+        <w:spacing w:after="20"/>
+      </w:pPr>
+    </w:p>
+    <w:p>
+      <w:pPr>
+        <w:pStyle w:val="Heading2"/>
+        <w:keepNext/>
+      </w:pPr>
+      <w:r>
+        <w:t>13.3 Instalación y publicación</w:t>
+      </w:r>
+    </w:p>
+    <w:p>
+      <w:pPr>
+        <w:spacing w:after="60"/>
+        <w:ind w:left="369" w:hanging="255"/>
+      </w:pPr>
+      <w:r>
+        <w:t xml:space="preserve">1. </w:t>
+      </w:r>
+      <w:r>
+        <w:t xml:space="preserve">Una vez por esquema: </w:t>
+      </w:r>
+      <w:r>
+        <w:rPr>
+          <w:rFonts w:ascii="Consolas" w:hAnsi="Consolas"/>
+          <w:color w:val="233648"/>
+          <w:sz w:val="16"/>
+        </w:rPr>
+        <w:t>sql\prototipo_pdf\install_motor.sql</w:t>
+      </w:r>
+      <w:r>
+        <w:t xml:space="preserve"> (o los cuatro archivos </w:t>
+      </w:r>
+      <w:r>
+        <w:rPr>
+          <w:rFonts w:ascii="Consolas" w:hAnsi="Consolas"/>
+          <w:color w:val="233648"/>
+          <w:sz w:val="16"/>
+        </w:rPr>
+        <w:t>rpt_pdf.*</w:t>
+      </w:r>
+      <w:r>
+        <w:t xml:space="preserve"> y </w:t>
+      </w:r>
+      <w:r>
+        <w:rPr>
+          <w:rFonts w:ascii="Consolas" w:hAnsi="Consolas"/>
+          <w:color w:val="233648"/>
+          <w:sz w:val="16"/>
+        </w:rPr>
+        <w:t>rpt_layout.*</w:t>
+      </w:r>
+      <w:r>
+        <w:t xml:space="preserve"> en SQL Workshop).</w:t>
+      </w:r>
+    </w:p>
+    <w:p>
+      <w:pPr>
+        <w:spacing w:after="60"/>
+        <w:ind w:left="369" w:hanging="255"/>
+      </w:pPr>
+      <w:r>
+        <w:t xml:space="preserve">2. </w:t>
+      </w:r>
+      <w:r>
+        <w:t xml:space="preserve">Por reporte: ejecute </w:t>
+      </w:r>
+      <w:r>
+        <w:rPr>
+          <w:rFonts w:ascii="Consolas" w:hAnsi="Consolas"/>
+          <w:color w:val="233648"/>
+          <w:sz w:val="16"/>
+        </w:rPr>
+        <w:t>proyectos\&lt;nombre&gt;\rpt_&lt;reporte&gt;.sql</w:t>
+      </w:r>
+      <w:r>
+        <w:t xml:space="preserve"> en SQL Workshop cada vez que recompile.</w:t>
+      </w:r>
+    </w:p>
+    <w:p>
+      <w:pPr>
+        <w:spacing w:after="60"/>
+        <w:ind w:left="369" w:hanging="255"/>
+      </w:pPr>
+      <w:r>
+        <w:t xml:space="preserve">3. </w:t>
+      </w:r>
+      <w:r>
+        <w:t xml:space="preserve">Cree los Page Items de </w:t>
+      </w:r>
+      <w:r>
+        <w:rPr>
+          <w:rFonts w:ascii="Consolas" w:hAnsi="Consolas"/>
+          <w:color w:val="233648"/>
+          <w:sz w:val="16"/>
+        </w:rPr>
+        <w:t>parameters</w:t>
+      </w:r>
+      <w:r>
+        <w:t xml:space="preserve">, el botón (Submit Page, Reload on Submit: Always) y el proceso con </w:t>
+      </w:r>
+      <w:r>
+        <w:rPr>
+          <w:rFonts w:ascii="Consolas" w:hAnsi="Consolas"/>
+          <w:color w:val="233648"/>
+          <w:sz w:val="16"/>
+        </w:rPr>
+        <w:t>apex_process.sql</w:t>
+      </w:r>
+      <w:r>
+        <w:t>, igual que en la sección 9.</w:t>
+      </w:r>
+    </w:p>
+    <w:p>
+      <w:r>
+        <w:t xml:space="preserve">El ejemplo ficticio </w:t>
+      </w:r>
+      <w:r>
+        <w:rPr>
+          <w:rFonts w:ascii="Consolas" w:hAnsi="Consolas"/>
+          <w:color w:val="233648"/>
+          <w:sz w:val="16"/>
+        </w:rPr>
+        <w:t>proyectos\estado_cuenta</w:t>
+      </w:r>
+      <w:r>
+        <w:t xml:space="preserve"> (estado de cuenta de un alumno de una academia de demostración) usa las tablas de prueba </w:t>
+      </w:r>
+      <w:r>
+        <w:rPr>
+          <w:rFonts w:ascii="Consolas" w:hAnsi="Consolas"/>
+          <w:color w:val="233648"/>
+          <w:sz w:val="16"/>
+        </w:rPr>
+        <w:t>PRUEBAP_ALUMNO*</w:t>
+      </w:r>
+      <w:r>
+        <w:t xml:space="preserve">; </w:t>
+      </w:r>
+      <w:r>
+        <w:rPr>
+          <w:rFonts w:ascii="Consolas" w:hAnsi="Consolas"/>
+          <w:color w:val="233648"/>
+          <w:sz w:val="16"/>
+        </w:rPr>
+        <w:t>sql\prototipo_pdf\pruebap_estado_cuenta_datos.sql</w:t>
+      </w:r>
+      <w:r>
+        <w:t xml:space="preserve"> las crea solo si no existen y nunca borra datos. </w:t>
+      </w:r>
+      <w:r>
+        <w:rPr>
+          <w:rFonts w:ascii="Consolas" w:hAnsi="Consolas"/>
+          <w:color w:val="233648"/>
+          <w:sz w:val="16"/>
+        </w:rPr>
+        <w:t>proyectos\estado_cuenta\ejemplo_estado_cuenta.pdf</w:t>
+      </w:r>
+      <w:r>
+        <w:t xml:space="preserve"> muestra el resultado.</w:t>
       </w:r>
     </w:p>
     <w:sectPr>

--- a/deliverables/Manual_de_uso.docx
+++ b/deliverables/Manual_de_uso.docx
@@ -3294,7 +3294,7 @@
           <w:color w:val="233648"/>
           <w:sz w:val="16"/>
         </w:rPr>
-        <w:t>sql\pkg_corporate_reports.sql</w:t>
+        <w:t>sql\modo_simple\pkg_corporate_reports.sql</w:t>
       </w:r>
       <w:r>
         <w:t xml:space="preserve"> se instala aparte, una sola vez por esquema (sección 8).</w:t>
@@ -7422,17 +7422,6 @@
                 <w:color w:val="233648"/>
                 <w:sz w:val="16"/>
               </w:rPr>
-              <w:t xml:space="preserve">  "max_rows": 2000,                           // tope de filas exportadas</w:t>
-            </w:r>
-            <w:r>
-              <w:br/>
-            </w:r>
-            <w:r>
-              <w:rPr>
-                <w:rFonts w:ascii="Consolas" w:hAnsi="Consolas"/>
-                <w:color w:val="233648"/>
-                <w:sz w:val="16"/>
-              </w:rPr>
               <w:t xml:space="preserve">  "bindings": [                               // un mapping por cada :BIND del SQL</w:t>
             </w:r>
             <w:r>
@@ -8231,15 +8220,7 @@
     </w:p>
     <w:p>
       <w:r>
-        <w:rPr>
-          <w:rFonts w:ascii="Consolas" w:hAnsi="Consolas"/>
-          <w:color w:val="233648"/>
-          <w:sz w:val="16"/>
-        </w:rPr>
-        <w:t>max_rows</w:t>
-      </w:r>
-      <w:r>
-        <w:t xml:space="preserve"> es un límite de salida, no una comprobación de totalidad: si la consulta devuelve más filas, APEX exportará como máximo esa cantidad. Defina un valor acorde con el reporte y filtros que eviten resultados ambiguamente truncados.</w:t>
+        <w:t>No existe límite de filas: el reporte exporta todas las filas que devuelve la consulta. El volumen se controla con los filtros, que Informática revisa antes de publicar el reporte. Antes de publicar, pruebe el reporte con los filtros vacíos para conocer el volumen máximo real.</w:t>
       </w:r>
     </w:p>
     <w:p>
@@ -10361,7 +10342,7 @@
                 <w:color w:val="233648"/>
                 <w:sz w:val="16"/>
               </w:rPr>
-              <w:t>@sql/install.sql</w:t>
+              <w:t>@sql/modo_simple/install.sql</w:t>
             </w:r>
           </w:p>
         </w:tc>
@@ -10377,7 +10358,7 @@
           <w:color w:val="233648"/>
           <w:sz w:val="16"/>
         </w:rPr>
-        <w:t>sql/pkg_corporate_reports.sql</w:t>
+        <w:t>sql/modo_simple/pkg_corporate_reports.sql</w:t>
       </w:r>
       <w:r>
         <w:t>, y compruebe:</w:t>
@@ -10533,7 +10514,7 @@
           <w:color w:val="233648"/>
           <w:sz w:val="16"/>
         </w:rPr>
-        <w:t>sql/pkg_corporate_reports.sql</w:t>
+        <w:t>sql/modo_simple/pkg_corporate_reports.sql</w:t>
       </w:r>
       <w:r>
         <w:t xml:space="preserve"> (una vez por esquema, sección 8) y el contenido de </w:t>
@@ -11972,7 +11953,7 @@
                 <w:rFonts w:ascii="Aptos" w:hAnsi="Aptos"/>
                 <w:sz w:val="16"/>
               </w:rPr>
-              <w:t>retorno exacto PDF o XLSX; por defecto PDF</w:t>
+              <w:t>retorno exacto PDF o XLSX; por defecto PDF. El XLSX lleva solo títulos de columna y datos</w:t>
             </w:r>
           </w:p>
         </w:tc>
@@ -12638,17 +12619,6 @@
                 <w:color w:val="233648"/>
                 <w:sz w:val="16"/>
               </w:rPr>
-              <w:t xml:space="preserve">    p_max_rows              =&gt; 2000,</w:t>
-            </w:r>
-            <w:r>
-              <w:br/>
-            </w:r>
-            <w:r>
-              <w:rPr>
-                <w:rFonts w:ascii="Consolas" w:hAnsi="Consolas"/>
-                <w:color w:val="233648"/>
-                <w:sz w:val="16"/>
-              </w:rPr>
               <w:t xml:space="preserve">    p_excluded_columns_json =&gt; l_excluded_columns,</w:t>
             </w:r>
             <w:r>
@@ -12717,7 +12687,7 @@
         <w:t xml:space="preserve">• </w:t>
       </w:r>
       <w:r>
-        <w:t>PDF y XLSX;</w:t>
+        <w:t>PDF y XLSX (el XLSX debe traer solo títulos de columna y datos, sin encabezado ni pie);</w:t>
       </w:r>
     </w:p>
     <w:p>
@@ -12741,18 +12711,7 @@
         <w:t xml:space="preserve">• </w:t>
       </w:r>
       <w:r>
-        <w:t xml:space="preserve">límite </w:t>
-      </w:r>
-      <w:r>
-        <w:rPr>
-          <w:rFonts w:ascii="Consolas" w:hAnsi="Consolas"/>
-          <w:color w:val="233648"/>
-          <w:sz w:val="16"/>
-        </w:rPr>
-        <w:t>p_max_rows</w:t>
-      </w:r>
-      <w:r>
-        <w:t>;</w:t>
+        <w:t>volumen grande con los filtros vacíos (todas las filas se exportan);</w:t>
       </w:r>
     </w:p>
     <w:p>
@@ -12909,7 +12868,7 @@
         <w:t>{{FIELD:...}}</w:t>
       </w:r>
       <w:r>
-        <w:t>, usuario y fecha en encabezado y pie;</w:t>
+        <w:t>, usuario y fecha en encabezado y pie del PDF;</w:t>
       </w:r>
     </w:p>
     <w:p>
@@ -15873,7 +15832,7 @@
               <w:rPr>
                 <w:sz w:val="15"/>
               </w:rPr>
-              <w:t>sql\prototipo_pdf\install_motor.sql</w:t>
+              <w:t>sql\modo_layout\install.sql</w:t>
             </w:r>
           </w:p>
         </w:tc>
@@ -17060,7 +17019,7 @@
                 <w:color w:val="233648"/>
                 <w:sz w:val="16"/>
               </w:rPr>
-              <w:t xml:space="preserve">    {"name": "P_COD_ALUMNO", "item": "P70_COD_ALUMNO", "type": "VARCHAR2", "required": true}</w:t>
+              <w:t xml:space="preserve">    {"name": "P_COD_ALUMNO", "item": "P71_COD_ALUMNO", "type": "VARCHAR2", "required": true}</w:t>
             </w:r>
             <w:r>
               <w:br/>
@@ -17703,7 +17662,7 @@
           <w:color w:val="233648"/>
           <w:sz w:val="16"/>
         </w:rPr>
-        <w:t>sql\prototipo_pdf\install_motor.sql</w:t>
+        <w:t>sql\modo_layout\install.sql</w:t>
       </w:r>
       <w:r>
         <w:t xml:space="preserve"> (o los cuatro archivos </w:t>
@@ -17820,7 +17779,7 @@
           <w:color w:val="233648"/>
           <w:sz w:val="16"/>
         </w:rPr>
-        <w:t>sql\prototipo_pdf\pruebap_estado_cuenta_datos.sql</w:t>
+        <w:t>proyectos\estado_cuenta\datos_prueba.sql</w:t>
       </w:r>
       <w:r>
         <w:t xml:space="preserve"> las crea solo si no existen y nunca borra datos. </w:t>

--- a/deliverables/Manual_de_uso.docx
+++ b/deliverables/Manual_de_uso.docx
@@ -3515,7 +3515,7 @@
     </w:p>
     <w:p>
       <w:r>
-        <w:t xml:space="preserve">El proyecto de ejemplo </w:t>
+        <w:t xml:space="preserve">Los proyectos de demostración </w:t>
       </w:r>
       <w:r>
         <w:rPr>
@@ -3523,10 +3523,10 @@
           <w:color w:val="233648"/>
           <w:sz w:val="16"/>
         </w:rPr>
-        <w:t>proyectos\entidades\</w:t>
-      </w:r>
-      <w:r>
-        <w:t xml:space="preserve"> sigue la misma organización y es el único que además incluye su documentación (</w:t>
+        <w:t>proyectos\demo\entidades\</w:t>
+      </w:r>
+      <w:r>
+        <w:t xml:space="preserve"> (modo simple) y </w:t>
       </w:r>
       <w:r>
         <w:rPr>
@@ -3534,10 +3534,21 @@
           <w:color w:val="233648"/>
           <w:sz w:val="16"/>
         </w:rPr>
-        <w:t>README.docx</w:t>
-      </w:r>
-      <w:r>
-        <w:t>).</w:t>
+        <w:t>proyectos\demo\estado_cuenta\</w:t>
+      </w:r>
+      <w:r>
+        <w:t xml:space="preserve"> (modo layout) siguen la misma organización; su documentación común es </w:t>
+      </w:r>
+      <w:r>
+        <w:rPr>
+          <w:rFonts w:ascii="Consolas" w:hAnsi="Consolas"/>
+          <w:color w:val="233648"/>
+          <w:sz w:val="16"/>
+        </w:rPr>
+        <w:t>proyectos\demo\README.docx</w:t>
+      </w:r>
+      <w:r>
+        <w:t>.</w:t>
       </w:r>
     </w:p>
     <w:tbl>
@@ -6153,7 +6164,7 @@
           <w:color w:val="233648"/>
           <w:sz w:val="16"/>
         </w:rPr>
-        <w:t>proyectos/entidades/entidades.docx</w:t>
+        <w:t>proyectos/demo/entidades/entidades.docx</w:t>
       </w:r>
       <w:r>
         <w:t xml:space="preserve"> usan los cinco tipos a la vez. Así se ven en Word (los comentarios a la derecha no forman parte del documento):</w:t>
@@ -7254,7 +7265,7 @@
           <w:color w:val="233648"/>
           <w:sz w:val="16"/>
         </w:rPr>
-        <w:t>proyectos/entidades/generado/entidades.report.json</w:t>
+        <w:t>proyectos/demo/entidades/generado/entidades.report.json</w:t>
       </w:r>
       <w:r>
         <w:t xml:space="preserve">. JSON </w:t>
@@ -15198,10 +15209,21 @@
           <w:color w:val="233648"/>
           <w:sz w:val="16"/>
         </w:rPr>
-        <w:t>proyectos\entidades</w:t>
-      </w:r>
-      <w:r>
-        <w:t xml:space="preserve"> contiene un proyecto completo, con su documentación, que sirve como punto de partida; </w:t>
+        <w:t>proyectos\demo</w:t>
+      </w:r>
+      <w:r>
+        <w:t xml:space="preserve"> contiene dos proyectos completos, uno por modo, con su documentación en </w:t>
+      </w:r>
+      <w:r>
+        <w:rPr>
+          <w:rFonts w:ascii="Consolas" w:hAnsi="Consolas"/>
+          <w:color w:val="233648"/>
+          <w:sz w:val="16"/>
+        </w:rPr>
+        <w:t>proyectos\demo\README.docx</w:t>
+      </w:r>
+      <w:r>
+        <w:t xml:space="preserve">, que sirven como punto de partida; </w:t>
       </w:r>
       <w:r>
         <w:rPr>
@@ -16760,7 +16782,7 @@
           <w:color w:val="233648"/>
           <w:sz w:val="16"/>
         </w:rPr>
-        <w:t>proyectos\estado_cuenta\estado_cuenta.docx</w:t>
+        <w:t>proyectos\demo\estado_cuenta\estado_cuenta.docx</w:t>
       </w:r>
       <w:r>
         <w:t>, un ejemplo ficticio):</w:t>
@@ -17757,7 +17779,7 @@
           <w:color w:val="233648"/>
           <w:sz w:val="16"/>
         </w:rPr>
-        <w:t>proyectos\estado_cuenta</w:t>
+        <w:t>proyectos\demo\estado_cuenta</w:t>
       </w:r>
       <w:r>
         <w:t xml:space="preserve"> (estado de cuenta de un alumno de una academia de demostración) usa las tablas de prueba </w:t>
@@ -17779,7 +17801,7 @@
           <w:color w:val="233648"/>
           <w:sz w:val="16"/>
         </w:rPr>
-        <w:t>proyectos\estado_cuenta\datos_prueba.sql</w:t>
+        <w:t>proyectos\demo\estado_cuenta\datos_prueba.sql</w:t>
       </w:r>
       <w:r>
         <w:t xml:space="preserve"> las crea solo si no existen y nunca borra datos. </w:t>
@@ -17790,7 +17812,7 @@
           <w:color w:val="233648"/>
           <w:sz w:val="16"/>
         </w:rPr>
-        <w:t>proyectos\estado_cuenta\ejemplo_estado_cuenta.pdf</w:t>
+        <w:t>proyectos\demo\estado_cuenta\ejemplo_estado_cuenta.pdf</w:t>
       </w:r>
       <w:r>
         <w:t xml:space="preserve"> muestra el resultado.</w:t>

--- a/deliverables/Manual_de_uso.docx
+++ b/deliverables/Manual_de_uso.docx
@@ -15045,6 +15045,86 @@
           </w:p>
         </w:tc>
       </w:tr>
+      <w:tr>
+        <w:trPr>
+          <w:cantSplit w:val="true"/>
+        </w:trPr>
+        <w:tc>
+          <w:tcPr>
+            <w:tcW w:type="dxa" w:w="3324"/>
+            <w:vAlign w:val="center"/>
+            <w:tcMar>
+              <w:top w:w="90" w:type="dxa"/>
+              <w:start w:w="110" w:type="dxa"/>
+              <w:bottom w:w="90" w:type="dxa"/>
+              <w:end w:w="110" w:type="dxa"/>
+            </w:tcMar>
+            <w:shd w:fill="FFFFFF"/>
+          </w:tcPr>
+          <w:p>
+            <w:pPr>
+              <w:spacing w:after="0"/>
+            </w:pPr>
+            <w:r>
+              <w:rPr>
+                <w:rFonts w:ascii="Aptos" w:hAnsi="Aptos"/>
+                <w:sz w:val="16"/>
+              </w:rPr>
+              <w:t>TOKEN-006 / LAYOUT-TOKEN-008</w:t>
+            </w:r>
+          </w:p>
+        </w:tc>
+        <w:tc>
+          <w:tcPr>
+            <w:tcW w:type="dxa" w:w="3324"/>
+            <w:vAlign w:val="center"/>
+            <w:tcMar>
+              <w:top w:w="90" w:type="dxa"/>
+              <w:start w:w="110" w:type="dxa"/>
+              <w:bottom w:w="90" w:type="dxa"/>
+              <w:end w:w="110" w:type="dxa"/>
+            </w:tcMar>
+            <w:shd w:fill="FFFFFF"/>
+          </w:tcPr>
+          <w:p>
+            <w:pPr>
+              <w:spacing w:after="0"/>
+            </w:pPr>
+            <w:r>
+              <w:rPr>
+                <w:rFonts w:ascii="Aptos" w:hAnsi="Aptos"/>
+                <w:sz w:val="16"/>
+              </w:rPr>
+              <w:t>Marcador sin completar ({{FIELD:}}, {{COLUMN:}}, {{SUM:}}), típico de una plantilla generada con la IA</w:t>
+            </w:r>
+          </w:p>
+        </w:tc>
+        <w:tc>
+          <w:tcPr>
+            <w:tcW w:type="dxa" w:w="3324"/>
+            <w:vAlign w:val="center"/>
+            <w:tcMar>
+              <w:top w:w="90" w:type="dxa"/>
+              <w:start w:w="110" w:type="dxa"/>
+              <w:bottom w:w="90" w:type="dxa"/>
+              <w:end w:w="110" w:type="dxa"/>
+            </w:tcMar>
+            <w:shd w:fill="FFFFFF"/>
+          </w:tcPr>
+          <w:p>
+            <w:pPr>
+              <w:spacing w:after="0"/>
+            </w:pPr>
+            <w:r>
+              <w:rPr>
+                <w:rFonts w:ascii="Aptos" w:hAnsi="Aptos"/>
+                <w:sz w:val="16"/>
+              </w:rPr>
+              <w:t>Escribir el nombre: ALIAS o NOMBRE en modo simple, CONSULTA.COLUMNA en modo layout</w:t>
+            </w:r>
+          </w:p>
+        </w:tc>
+      </w:tr>
     </w:tbl>
     <w:p>
       <w:pPr>
@@ -16766,6 +16846,55 @@
       <w:pPr>
         <w:spacing w:after="20"/>
       </w:pPr>
+    </w:p>
+    <w:p>
+      <w:r>
+        <w:t xml:space="preserve">La primera versión del Word puede generarse con el prompt </w:t>
+      </w:r>
+      <w:r>
+        <w:rPr>
+          <w:rFonts w:ascii="Consolas" w:hAnsi="Consolas"/>
+          <w:color w:val="233648"/>
+          <w:sz w:val="16"/>
+        </w:rPr>
+        <w:t>docs\PROMPT_IA_PLANTILLA.txt</w:t>
+      </w:r>
+      <w:r>
+        <w:t xml:space="preserve"> a partir de capturas del reporte original. La IA deja vacíos </w:t>
+      </w:r>
+      <w:r>
+        <w:rPr>
+          <w:rFonts w:ascii="Consolas" w:hAnsi="Consolas"/>
+          <w:color w:val="233648"/>
+          <w:sz w:val="16"/>
+        </w:rPr>
+        <w:t>{{FIELD:}}</w:t>
+      </w:r>
+      <w:r>
+        <w:t xml:space="preserve">, </w:t>
+      </w:r>
+      <w:r>
+        <w:rPr>
+          <w:rFonts w:ascii="Consolas" w:hAnsi="Consolas"/>
+          <w:color w:val="233648"/>
+          <w:sz w:val="16"/>
+        </w:rPr>
+        <w:t>{{COLUMN:}}</w:t>
+      </w:r>
+      <w:r>
+        <w:t xml:space="preserve"> y </w:t>
+      </w:r>
+      <w:r>
+        <w:rPr>
+          <w:rFonts w:ascii="Consolas" w:hAnsi="Consolas"/>
+          <w:color w:val="233648"/>
+          <w:sz w:val="16"/>
+        </w:rPr>
+        <w:t>{{SUM:}}</w:t>
+      </w:r>
+      <w:r>
+        <w:t>: Informática los completa en Word con CONSULTA.COLUMNA; la validación lista cada marcador pendiente con su tabla, fila y columna (LAYOUT-TOKEN-008).</w:t>
+      </w:r>
     </w:p>
     <w:p>
       <w:r>

--- a/deliverables/Manual_de_uso.docx
+++ b/deliverables/Manual_de_uso.docx
@@ -4854,7 +4854,7 @@
                 <w:rFonts w:ascii="Aptos" w:hAnsi="Aptos"/>
                 <w:sz w:val="16"/>
               </w:rPr>
-              <w:t>Revisa DOCX, SQL y proyecto sin escribir archivos.</w:t>
+              <w:t>Revisa DOCX, SQL y proyecto sin escribir archivos y, si es válido, muestra los mismos pasos de APEX que Compilar y activa «Copiar código APEX».</w:t>
             </w:r>
           </w:p>
         </w:tc>
@@ -4983,7 +4983,7 @@
                 <w:rFonts w:ascii="Aptos" w:hAnsi="Aptos"/>
                 <w:sz w:val="16"/>
               </w:rPr>
-              <w:t>Copia apex_process.sql al portapapeles para pegarlo en el proceso.</w:t>
+              <w:t>Copia al portapapeles el bloque PL/SQL del proceso (el contenido de apex_process.sql), tras Validar o Compilar.</w:t>
             </w:r>
           </w:p>
         </w:tc>
@@ -5006,6 +5006,7 @@
           </w:tcPr>
           <w:p>
             <w:pPr>
+              <w:keepNext/>
               <w:spacing w:after="0"/>
             </w:pPr>
             <w:r>
@@ -5031,6 +5032,7 @@
           </w:tcPr>
           <w:p>
             <w:pPr>
+              <w:keepNext/>
               <w:spacing w:after="0"/>
             </w:pPr>
             <w:r>
@@ -5039,6 +5041,61 @@
                 <w:sz w:val="16"/>
               </w:rPr>
               <w:t>Abre proyectos\&lt;nombre&gt;\, donde está apex_process.sql.</w:t>
+            </w:r>
+          </w:p>
+        </w:tc>
+      </w:tr>
+      <w:tr>
+        <w:trPr>
+          <w:cantSplit w:val="true"/>
+        </w:trPr>
+        <w:tc>
+          <w:tcPr>
+            <w:tcW w:type="dxa" w:w="4986"/>
+            <w:vAlign w:val="center"/>
+            <w:tcMar>
+              <w:top w:w="90" w:type="dxa"/>
+              <w:start w:w="110" w:type="dxa"/>
+              <w:bottom w:w="90" w:type="dxa"/>
+              <w:end w:w="110" w:type="dxa"/>
+            </w:tcMar>
+            <w:shd w:fill="F5F7F9"/>
+          </w:tcPr>
+          <w:p>
+            <w:pPr>
+              <w:spacing w:after="0"/>
+            </w:pPr>
+            <w:r>
+              <w:rPr>
+                <w:rFonts w:ascii="Aptos" w:hAnsi="Aptos"/>
+                <w:sz w:val="16"/>
+              </w:rPr>
+              <w:t>Instrucciones APEX detalladas</w:t>
+            </w:r>
+          </w:p>
+        </w:tc>
+        <w:tc>
+          <w:tcPr>
+            <w:tcW w:type="dxa" w:w="4986"/>
+            <w:vAlign w:val="center"/>
+            <w:tcMar>
+              <w:top w:w="90" w:type="dxa"/>
+              <w:start w:w="110" w:type="dxa"/>
+              <w:bottom w:w="90" w:type="dxa"/>
+              <w:end w:w="110" w:type="dxa"/>
+            </w:tcMar>
+            <w:shd w:fill="F5F7F9"/>
+          </w:tcPr>
+          <w:p>
+            <w:pPr>
+              <w:spacing w:after="0"/>
+            </w:pPr>
+            <w:r>
+              <w:rPr>
+                <w:rFonts w:ascii="Aptos" w:hAnsi="Aptos"/>
+                <w:sz w:val="16"/>
+              </w:rPr>
+              <w:t>Abre una ventana con la guía completa para el proyecto actual, según su modo (simple o layout): dónde se ejecuta cada SQL (SQL Scripts, SQL Developer con F5, SQL*Plus/SQLcl; nunca SQL Commands), qué se instala una sola vez y qué en cada compilación, qué va en la Page Global (página 0) y con qué valores, cada Page Item de la página con su tipo, el botón, el proceso y las pruebas. Tiene botones para copiar el código APEX y las instrucciones.</w:t>
             </w:r>
           </w:p>
         </w:tc>
@@ -5048,6 +5105,11 @@
       <w:pPr>
         <w:spacing w:after="20"/>
       </w:pPr>
+    </w:p>
+    <w:p>
+      <w:r>
+        <w:t>Al cargar el Word, validar y compilar, el resultado empieza siempre con el bloque «PÁGINA APEX Y PAGE ITEMS»: recuerda la página APEX elegida (o XX si aún no tiene número) y lista los Page Items que deben existir en APEX, con su tipo y el bind o filtro al que alimentan.</w:t>
+      </w:r>
     </w:p>
     <w:p>
       <w:r>
@@ -15125,6 +15187,566 @@
           </w:p>
         </w:tc>
       </w:tr>
+      <w:tr>
+        <w:trPr>
+          <w:cantSplit w:val="true"/>
+        </w:trPr>
+        <w:tc>
+          <w:tcPr>
+            <w:tcW w:type="dxa" w:w="3324"/>
+            <w:vAlign w:val="center"/>
+            <w:tcMar>
+              <w:top w:w="90" w:type="dxa"/>
+              <w:start w:w="110" w:type="dxa"/>
+              <w:bottom w:w="90" w:type="dxa"/>
+              <w:end w:w="110" w:type="dxa"/>
+            </w:tcMar>
+            <w:shd w:fill="F5F7F9"/>
+          </w:tcPr>
+          <w:p>
+            <w:pPr>
+              <w:spacing w:after="0"/>
+            </w:pPr>
+            <w:r>
+              <w:rPr>
+                <w:rFonts w:ascii="Aptos" w:hAnsi="Aptos"/>
+                <w:sz w:val="16"/>
+              </w:rPr>
+              <w:t>LAYOUT-TOKEN-009</w:t>
+            </w:r>
+          </w:p>
+        </w:tc>
+        <w:tc>
+          <w:tcPr>
+            <w:tcW w:type="dxa" w:w="3324"/>
+            <w:vAlign w:val="center"/>
+            <w:tcMar>
+              <w:top w:w="90" w:type="dxa"/>
+              <w:start w:w="110" w:type="dxa"/>
+              <w:bottom w:w="90" w:type="dxa"/>
+              <w:end w:w="110" w:type="dxa"/>
+            </w:tcMar>
+            <w:shd w:fill="F5F7F9"/>
+          </w:tcPr>
+          <w:p>
+            <w:pPr>
+              <w:spacing w:after="0"/>
+            </w:pPr>
+            <w:r>
+              <w:rPr>
+                <w:rFonts w:ascii="Aptos" w:hAnsi="Aptos"/>
+                <w:sz w:val="16"/>
+              </w:rPr>
+              <w:t>Un nombre de {{COLUMN:}} o {{SUM:}} no existe en el Modelo de Datos de Reports</w:t>
+            </w:r>
+          </w:p>
+        </w:tc>
+        <w:tc>
+          <w:tcPr>
+            <w:tcW w:type="dxa" w:w="3324"/>
+            <w:vAlign w:val="center"/>
+            <w:tcMar>
+              <w:top w:w="90" w:type="dxa"/>
+              <w:start w:w="110" w:type="dxa"/>
+              <w:bottom w:w="90" w:type="dxa"/>
+              <w:end w:w="110" w:type="dxa"/>
+            </w:tcMar>
+            <w:shd w:fill="F5F7F9"/>
+          </w:tcPr>
+          <w:p>
+            <w:pPr>
+              <w:spacing w:after="0"/>
+            </w:pPr>
+            <w:r>
+              <w:rPr>
+                <w:rFonts w:ascii="Aptos" w:hAnsi="Aptos"/>
+                <w:sz w:val="16"/>
+              </w:rPr>
+              <w:t>Corregir el nombre; el mensaje sugiere el más parecido</w:t>
+            </w:r>
+          </w:p>
+        </w:tc>
+      </w:tr>
+      <w:tr>
+        <w:trPr>
+          <w:cantSplit w:val="true"/>
+        </w:trPr>
+        <w:tc>
+          <w:tcPr>
+            <w:tcW w:type="dxa" w:w="3324"/>
+            <w:vAlign w:val="center"/>
+            <w:tcMar>
+              <w:top w:w="90" w:type="dxa"/>
+              <w:start w:w="110" w:type="dxa"/>
+              <w:bottom w:w="90" w:type="dxa"/>
+              <w:end w:w="110" w:type="dxa"/>
+            </w:tcMar>
+            <w:shd w:fill="FFFFFF"/>
+          </w:tcPr>
+          <w:p>
+            <w:pPr>
+              <w:spacing w:after="0"/>
+            </w:pPr>
+            <w:r>
+              <w:rPr>
+                <w:rFonts w:ascii="Aptos" w:hAnsi="Aptos"/>
+                <w:sz w:val="16"/>
+              </w:rPr>
+              <w:t>LAYOUT-TABLE-007</w:t>
+            </w:r>
+          </w:p>
+        </w:tc>
+        <w:tc>
+          <w:tcPr>
+            <w:tcW w:type="dxa" w:w="3324"/>
+            <w:vAlign w:val="center"/>
+            <w:tcMar>
+              <w:top w:w="90" w:type="dxa"/>
+              <w:start w:w="110" w:type="dxa"/>
+              <w:bottom w:w="90" w:type="dxa"/>
+              <w:end w:w="110" w:type="dxa"/>
+            </w:tcMar>
+            <w:shd w:fill="FFFFFF"/>
+          </w:tcPr>
+          <w:p>
+            <w:pPr>
+              <w:spacing w:after="0"/>
+            </w:pPr>
+            <w:r>
+              <w:rPr>
+                <w:rFonts w:ascii="Aptos" w:hAnsi="Aptos"/>
+                <w:sz w:val="16"/>
+              </w:rPr>
+              <w:t>Una fila de grupo no está justo encima de la fila que se repite</w:t>
+            </w:r>
+          </w:p>
+        </w:tc>
+        <w:tc>
+          <w:tcPr>
+            <w:tcW w:type="dxa" w:w="3324"/>
+            <w:vAlign w:val="center"/>
+            <w:tcMar>
+              <w:top w:w="90" w:type="dxa"/>
+              <w:start w:w="110" w:type="dxa"/>
+              <w:bottom w:w="90" w:type="dxa"/>
+              <w:end w:w="110" w:type="dxa"/>
+            </w:tcMar>
+            <w:shd w:fill="FFFFFF"/>
+          </w:tcPr>
+          <w:p>
+            <w:pPr>
+              <w:spacing w:after="0"/>
+            </w:pPr>
+            <w:r>
+              <w:rPr>
+                <w:rFonts w:ascii="Aptos" w:hAnsi="Aptos"/>
+                <w:sz w:val="16"/>
+              </w:rPr>
+              <w:t>Mover la fila de grupo debajo de los títulos de columna</w:t>
+            </w:r>
+          </w:p>
+        </w:tc>
+      </w:tr>
+      <w:tr>
+        <w:trPr>
+          <w:cantSplit w:val="true"/>
+        </w:trPr>
+        <w:tc>
+          <w:tcPr>
+            <w:tcW w:type="dxa" w:w="3324"/>
+            <w:vAlign w:val="center"/>
+            <w:tcMar>
+              <w:top w:w="90" w:type="dxa"/>
+              <w:start w:w="110" w:type="dxa"/>
+              <w:bottom w:w="90" w:type="dxa"/>
+              <w:end w:w="110" w:type="dxa"/>
+            </w:tcMar>
+            <w:shd w:fill="F5F7F9"/>
+          </w:tcPr>
+          <w:p>
+            <w:pPr>
+              <w:spacing w:after="0"/>
+            </w:pPr>
+            <w:r>
+              <w:rPr>
+                <w:rFonts w:ascii="Aptos" w:hAnsi="Aptos"/>
+                <w:sz w:val="16"/>
+              </w:rPr>
+              <w:t>LAYOUT-REPORTS-011</w:t>
+            </w:r>
+          </w:p>
+        </w:tc>
+        <w:tc>
+          <w:tcPr>
+            <w:tcW w:type="dxa" w:w="3324"/>
+            <w:vAlign w:val="center"/>
+            <w:tcMar>
+              <w:top w:w="90" w:type="dxa"/>
+              <w:start w:w="110" w:type="dxa"/>
+              <w:bottom w:w="90" w:type="dxa"/>
+              <w:end w:w="110" w:type="dxa"/>
+            </w:tcMar>
+            <w:shd w:fill="F5F7F9"/>
+          </w:tcPr>
+          <w:p>
+            <w:pPr>
+              <w:spacing w:after="0"/>
+            </w:pPr>
+            <w:r>
+              <w:rPr>
+                <w:rFonts w:ascii="Aptos" w:hAnsi="Aptos"/>
+                <w:sz w:val="16"/>
+              </w:rPr>
+              <w:t>Código de Reports que no se pudo convertir (SRW, nombres inexistentes, condición de Data Link)</w:t>
+            </w:r>
+          </w:p>
+        </w:tc>
+        <w:tc>
+          <w:tcPr>
+            <w:tcW w:type="dxa" w:w="3324"/>
+            <w:vAlign w:val="center"/>
+            <w:tcMar>
+              <w:top w:w="90" w:type="dxa"/>
+              <w:start w:w="110" w:type="dxa"/>
+              <w:bottom w:w="90" w:type="dxa"/>
+              <w:end w:w="110" w:type="dxa"/>
+            </w:tcMar>
+            <w:shd w:fill="F5F7F9"/>
+          </w:tcPr>
+          <w:p>
+            <w:pPr>
+              <w:spacing w:after="0"/>
+            </w:pPr>
+            <w:r>
+              <w:rPr>
+                <w:rFonts w:ascii="Aptos" w:hAnsi="Aptos"/>
+                <w:sz w:val="16"/>
+              </w:rPr>
+              <w:t>Corregir el archivo que indica el mensaje y recompilar</w:t>
+            </w:r>
+          </w:p>
+        </w:tc>
+      </w:tr>
+      <w:tr>
+        <w:trPr>
+          <w:cantSplit w:val="true"/>
+        </w:trPr>
+        <w:tc>
+          <w:tcPr>
+            <w:tcW w:type="dxa" w:w="3324"/>
+            <w:vAlign w:val="center"/>
+            <w:tcMar>
+              <w:top w:w="90" w:type="dxa"/>
+              <w:start w:w="110" w:type="dxa"/>
+              <w:bottom w:w="90" w:type="dxa"/>
+              <w:end w:w="110" w:type="dxa"/>
+            </w:tcMar>
+            <w:shd w:fill="FFFFFF"/>
+          </w:tcPr>
+          <w:p>
+            <w:pPr>
+              <w:spacing w:after="0"/>
+            </w:pPr>
+            <w:r>
+              <w:rPr>
+                <w:rFonts w:ascii="Aptos" w:hAnsi="Aptos"/>
+                <w:sz w:val="16"/>
+              </w:rPr>
+              <w:t>LAYOUT-REPORTS-012</w:t>
+            </w:r>
+          </w:p>
+        </w:tc>
+        <w:tc>
+          <w:tcPr>
+            <w:tcW w:type="dxa" w:w="3324"/>
+            <w:vAlign w:val="center"/>
+            <w:tcMar>
+              <w:top w:w="90" w:type="dxa"/>
+              <w:start w:w="110" w:type="dxa"/>
+              <w:bottom w:w="90" w:type="dxa"/>
+              <w:end w:w="110" w:type="dxa"/>
+            </w:tcMar>
+            <w:shd w:fill="FFFFFF"/>
+          </w:tcPr>
+          <w:p>
+            <w:pPr>
+              <w:spacing w:after="0"/>
+            </w:pPr>
+            <w:r>
+              <w:rPr>
+                <w:rFonts w:ascii="Aptos" w:hAnsi="Aptos"/>
+                <w:sz w:val="16"/>
+              </w:rPr>
+              <w:t>Una fórmula, total o Data Link usa una consulta que no está en 'queries'</w:t>
+            </w:r>
+          </w:p>
+        </w:tc>
+        <w:tc>
+          <w:tcPr>
+            <w:tcW w:type="dxa" w:w="3324"/>
+            <w:vAlign w:val="center"/>
+            <w:tcMar>
+              <w:top w:w="90" w:type="dxa"/>
+              <w:start w:w="110" w:type="dxa"/>
+              <w:bottom w:w="90" w:type="dxa"/>
+              <w:end w:w="110" w:type="dxa"/>
+            </w:tcMar>
+            <w:shd w:fill="FFFFFF"/>
+          </w:tcPr>
+          <w:p>
+            <w:pPr>
+              <w:spacing w:after="0"/>
+            </w:pPr>
+            <w:r>
+              <w:rPr>
+                <w:rFonts w:ascii="Aptos" w:hAnsi="Aptos"/>
+                <w:sz w:val="16"/>
+              </w:rPr>
+              <w:t>Volver a cargar el Word con el .rdf (la crea sola) o agregarla</w:t>
+            </w:r>
+          </w:p>
+        </w:tc>
+      </w:tr>
+      <w:tr>
+        <w:trPr>
+          <w:cantSplit w:val="true"/>
+        </w:trPr>
+        <w:tc>
+          <w:tcPr>
+            <w:tcW w:type="dxa" w:w="3324"/>
+            <w:vAlign w:val="center"/>
+            <w:tcMar>
+              <w:top w:w="90" w:type="dxa"/>
+              <w:start w:w="110" w:type="dxa"/>
+              <w:bottom w:w="90" w:type="dxa"/>
+              <w:end w:w="110" w:type="dxa"/>
+            </w:tcMar>
+            <w:shd w:fill="F5F7F9"/>
+          </w:tcPr>
+          <w:p>
+            <w:pPr>
+              <w:spacing w:after="0"/>
+            </w:pPr>
+            <w:r>
+              <w:rPr>
+                <w:rFonts w:ascii="Aptos" w:hAnsi="Aptos"/>
+                <w:sz w:val="16"/>
+              </w:rPr>
+              <w:t>LAYOUT-REPORTS-013</w:t>
+            </w:r>
+          </w:p>
+        </w:tc>
+        <w:tc>
+          <w:tcPr>
+            <w:tcW w:type="dxa" w:w="3324"/>
+            <w:vAlign w:val="center"/>
+            <w:tcMar>
+              <w:top w:w="90" w:type="dxa"/>
+              <w:start w:w="110" w:type="dxa"/>
+              <w:bottom w:w="90" w:type="dxa"/>
+              <w:end w:w="110" w:type="dxa"/>
+            </w:tcMar>
+            <w:shd w:fill="F5F7F9"/>
+          </w:tcPr>
+          <w:p>
+            <w:pPr>
+              <w:spacing w:after="0"/>
+            </w:pPr>
+            <w:r>
+              <w:rPr>
+                <w:rFonts w:ascii="Aptos" w:hAnsi="Aptos"/>
+                <w:sz w:val="16"/>
+              </w:rPr>
+              <w:t>El código de Reports usa un parámetro no declarado</w:t>
+            </w:r>
+          </w:p>
+        </w:tc>
+        <w:tc>
+          <w:tcPr>
+            <w:tcW w:type="dxa" w:w="3324"/>
+            <w:vAlign w:val="center"/>
+            <w:tcMar>
+              <w:top w:w="90" w:type="dxa"/>
+              <w:start w:w="110" w:type="dxa"/>
+              <w:bottom w:w="90" w:type="dxa"/>
+              <w:end w:w="110" w:type="dxa"/>
+            </w:tcMar>
+            <w:shd w:fill="F5F7F9"/>
+          </w:tcPr>
+          <w:p>
+            <w:pPr>
+              <w:spacing w:after="0"/>
+            </w:pPr>
+            <w:r>
+              <w:rPr>
+                <w:rFonts w:ascii="Aptos" w:hAnsi="Aptos"/>
+                <w:sz w:val="16"/>
+              </w:rPr>
+              <w:t>Declararlo en 'parameters' o en 'constants'</w:t>
+            </w:r>
+          </w:p>
+        </w:tc>
+      </w:tr>
+      <w:tr>
+        <w:trPr>
+          <w:cantSplit w:val="true"/>
+        </w:trPr>
+        <w:tc>
+          <w:tcPr>
+            <w:tcW w:type="dxa" w:w="3324"/>
+            <w:vAlign w:val="center"/>
+            <w:tcMar>
+              <w:top w:w="90" w:type="dxa"/>
+              <w:start w:w="110" w:type="dxa"/>
+              <w:bottom w:w="90" w:type="dxa"/>
+              <w:end w:w="110" w:type="dxa"/>
+            </w:tcMar>
+            <w:shd w:fill="FFFFFF"/>
+          </w:tcPr>
+          <w:p>
+            <w:pPr>
+              <w:spacing w:after="0"/>
+            </w:pPr>
+            <w:r>
+              <w:rPr>
+                <w:rFonts w:ascii="Aptos" w:hAnsi="Aptos"/>
+                <w:sz w:val="16"/>
+              </w:rPr>
+              <w:t>LAYOUT-REPORTS-014</w:t>
+            </w:r>
+          </w:p>
+        </w:tc>
+        <w:tc>
+          <w:tcPr>
+            <w:tcW w:type="dxa" w:w="3324"/>
+            <w:vAlign w:val="center"/>
+            <w:tcMar>
+              <w:top w:w="90" w:type="dxa"/>
+              <w:start w:w="110" w:type="dxa"/>
+              <w:bottom w:w="90" w:type="dxa"/>
+              <w:end w:w="110" w:type="dxa"/>
+            </w:tcMar>
+            <w:shd w:fill="FFFFFF"/>
+          </w:tcPr>
+          <w:p>
+            <w:pPr>
+              <w:spacing w:after="0"/>
+            </w:pPr>
+            <w:r>
+              <w:rPr>
+                <w:rFonts w:ascii="Aptos" w:hAnsi="Aptos"/>
+                <w:sz w:val="16"/>
+              </w:rPr>
+              <w:t>Las fórmulas llaman a funciones de la base de datos</w:t>
+            </w:r>
+          </w:p>
+        </w:tc>
+        <w:tc>
+          <w:tcPr>
+            <w:tcW w:type="dxa" w:w="3324"/>
+            <w:vAlign w:val="center"/>
+            <w:tcMar>
+              <w:top w:w="90" w:type="dxa"/>
+              <w:start w:w="110" w:type="dxa"/>
+              <w:bottom w:w="90" w:type="dxa"/>
+              <w:end w:w="110" w:type="dxa"/>
+            </w:tcMar>
+            <w:shd w:fill="FFFFFF"/>
+          </w:tcPr>
+          <w:p>
+            <w:pPr>
+              <w:spacing w:after="0"/>
+            </w:pPr>
+            <w:r>
+              <w:rPr>
+                <w:rFonts w:ascii="Aptos" w:hAnsi="Aptos"/>
+                <w:sz w:val="16"/>
+              </w:rPr>
+              <w:t>Verificar que existan en el parsing schema</w:t>
+            </w:r>
+          </w:p>
+        </w:tc>
+      </w:tr>
+      <w:tr>
+        <w:trPr>
+          <w:cantSplit w:val="true"/>
+        </w:trPr>
+        <w:tc>
+          <w:tcPr>
+            <w:tcW w:type="dxa" w:w="3324"/>
+            <w:vAlign w:val="center"/>
+            <w:tcMar>
+              <w:top w:w="90" w:type="dxa"/>
+              <w:start w:w="110" w:type="dxa"/>
+              <w:bottom w:w="90" w:type="dxa"/>
+              <w:end w:w="110" w:type="dxa"/>
+            </w:tcMar>
+            <w:shd w:fill="F5F7F9"/>
+          </w:tcPr>
+          <w:p>
+            <w:pPr>
+              <w:spacing w:after="0"/>
+            </w:pPr>
+            <w:r>
+              <w:rPr>
+                <w:rFonts w:ascii="Aptos" w:hAnsi="Aptos"/>
+                <w:sz w:val="16"/>
+              </w:rPr>
+              <w:t>REPORTS-001</w:t>
+            </w:r>
+          </w:p>
+        </w:tc>
+        <w:tc>
+          <w:tcPr>
+            <w:tcW w:type="dxa" w:w="3324"/>
+            <w:vAlign w:val="center"/>
+            <w:tcMar>
+              <w:top w:w="90" w:type="dxa"/>
+              <w:start w:w="110" w:type="dxa"/>
+              <w:bottom w:w="90" w:type="dxa"/>
+              <w:end w:w="110" w:type="dxa"/>
+            </w:tcMar>
+            <w:shd w:fill="F5F7F9"/>
+          </w:tcPr>
+          <w:p>
+            <w:pPr>
+              <w:spacing w:after="0"/>
+            </w:pPr>
+            <w:r>
+              <w:rPr>
+                <w:rFonts w:ascii="Aptos" w:hAnsi="Aptos"/>
+                <w:sz w:val="16"/>
+              </w:rPr>
+              <w:t>No se encontró rwconverter.exe</w:t>
+            </w:r>
+          </w:p>
+        </w:tc>
+        <w:tc>
+          <w:tcPr>
+            <w:tcW w:type="dxa" w:w="3324"/>
+            <w:vAlign w:val="center"/>
+            <w:tcMar>
+              <w:top w:w="90" w:type="dxa"/>
+              <w:start w:w="110" w:type="dxa"/>
+              <w:bottom w:w="90" w:type="dxa"/>
+              <w:end w:w="110" w:type="dxa"/>
+            </w:tcMar>
+            <w:shd w:fill="F5F7F9"/>
+          </w:tcPr>
+          <w:p>
+            <w:pPr>
+              <w:spacing w:after="0"/>
+            </w:pPr>
+            <w:r>
+              <w:rPr>
+                <w:rFonts w:ascii="Aptos" w:hAnsi="Aptos"/>
+                <w:sz w:val="16"/>
+              </w:rPr>
+              <w:t>Definir la variable RWCONVERTER o convertir el .rdf a .xml en Reports Builder</w:t>
+            </w:r>
+          </w:p>
+        </w:tc>
+      </w:tr>
     </w:tbl>
     <w:p>
       <w:pPr>
@@ -16289,7 +16911,7 @@
                 <w:rFonts w:ascii="Aptos" w:hAnsi="Aptos"/>
                 <w:sz w:val="16"/>
               </w:rPr>
-              <w:t>Totales</w:t>
+              <w:t>Varias consultas en una tabla</w:t>
             </w:r>
           </w:p>
         </w:tc>
@@ -16315,7 +16937,7 @@
                 <w:rFonts w:ascii="Aptos" w:hAnsi="Aptos"/>
                 <w:sz w:val="16"/>
               </w:rPr>
-              <w:t>{{SUM:CONSULTA.COLUMNA}} en las filas posteriores</w:t>
+              <w:t>Una fila {{COLUMN:...}} por consulta, una debajo de otra (como los marcos de Oracle Reports)</w:t>
             </w:r>
           </w:p>
         </w:tc>
@@ -16341,7 +16963,7 @@
                 <w:rFonts w:ascii="Aptos" w:hAnsi="Aptos"/>
                 <w:sz w:val="16"/>
               </w:rPr>
-              <w:t>Suma de la columna en la tabla</w:t>
+              <w:t>Cada sección se imprime con sus propias filas, títulos y totales</w:t>
             </w:r>
           </w:p>
         </w:tc>
@@ -16372,7 +16994,7 @@
                 <w:rFonts w:ascii="Aptos" w:hAnsi="Aptos"/>
                 <w:sz w:val="16"/>
               </w:rPr>
-              <w:t>Campo de una consulta</w:t>
+              <w:t>Totales</w:t>
             </w:r>
           </w:p>
         </w:tc>
@@ -16398,7 +17020,7 @@
                 <w:rFonts w:ascii="Aptos" w:hAnsi="Aptos"/>
                 <w:sz w:val="16"/>
               </w:rPr>
-              <w:t>{{FIELD:CONSULTA.COLUMNA}} en cualquier párrafo o celda</w:t>
+              <w:t>{{SUM:CONSULTA.COLUMNA}} debajo de la fila que se repite, o encima (por ejemplo junto al título)</w:t>
             </w:r>
           </w:p>
         </w:tc>
@@ -16424,7 +17046,7 @@
                 <w:rFonts w:ascii="Aptos" w:hAnsi="Aptos"/>
                 <w:sz w:val="16"/>
               </w:rPr>
-              <w:t>Primera fila de la consulta (grupo maestro)</w:t>
+              <w:t>Suma de la columna en la tabla; arriba se calcula antes de dibujar las filas</w:t>
             </w:r>
           </w:p>
         </w:tc>
@@ -16455,7 +17077,7 @@
                 <w:rFonts w:ascii="Aptos" w:hAnsi="Aptos"/>
                 <w:sz w:val="16"/>
               </w:rPr>
-              <w:t>Parámetro o constante</w:t>
+              <w:t>Fila de grupo</w:t>
             </w:r>
           </w:p>
         </w:tc>
@@ -16481,7 +17103,7 @@
                 <w:rFonts w:ascii="Aptos" w:hAnsi="Aptos"/>
                 <w:sz w:val="16"/>
               </w:rPr>
-              <w:t>{{FIELD:NOMBRE}}</w:t>
+              <w:t>Fila justo encima de la que se repite, con {{FIELD:CONSULTA.COLUMNA}} de la misma consulta (y, si se quiere, {{SUM:...}})</w:t>
             </w:r>
           </w:p>
         </w:tc>
@@ -16507,7 +17129,7 @@
                 <w:rFonts w:ascii="Aptos" w:hAnsi="Aptos"/>
                 <w:sz w:val="16"/>
               </w:rPr>
-              <w:t>Valor del parámetro o de constants</w:t>
+              <w:t>Se imprime cada vez que cambia ese dato, con el subtotal del grupo (grupos de ruptura de Reports)</w:t>
             </w:r>
           </w:p>
         </w:tc>
@@ -16538,7 +17160,7 @@
                 <w:rFonts w:ascii="Aptos" w:hAnsi="Aptos"/>
                 <w:sz w:val="16"/>
               </w:rPr>
-              <w:t>Número de página</w:t>
+              <w:t>Campo de una consulta</w:t>
             </w:r>
           </w:p>
         </w:tc>
@@ -16564,7 +17186,7 @@
                 <w:rFonts w:ascii="Aptos" w:hAnsi="Aptos"/>
                 <w:sz w:val="16"/>
               </w:rPr>
-              <w:t>{{PAGE}} y {{PAGES}}, solo en el encabezado o pie de Word</w:t>
+              <w:t>{{FIELD:CONSULTA.COLUMNA}} en cualquier párrafo o celda</w:t>
             </w:r>
           </w:p>
         </w:tc>
@@ -16590,7 +17212,7 @@
                 <w:rFonts w:ascii="Aptos" w:hAnsi="Aptos"/>
                 <w:sz w:val="16"/>
               </w:rPr>
-              <w:t>1 DE 3</w:t>
+              <w:t>Primera fila de la consulta (grupo maestro)</w:t>
             </w:r>
           </w:p>
         </w:tc>
@@ -16621,7 +17243,7 @@
                 <w:rFonts w:ascii="Aptos" w:hAnsi="Aptos"/>
                 <w:sz w:val="16"/>
               </w:rPr>
-              <w:t>Formato</w:t>
+              <w:t>Parámetro o constante</w:t>
             </w:r>
           </w:p>
         </w:tc>
@@ -16647,7 +17269,7 @@
                 <w:rFonts w:ascii="Aptos" w:hAnsi="Aptos"/>
                 <w:sz w:val="16"/>
               </w:rPr>
-              <w:t>Barra vertical y máscara al final del marcador (ver el ejemplo comentado)</w:t>
+              <w:t>{{FIELD:NOMBRE}}</w:t>
             </w:r>
           </w:p>
         </w:tc>
@@ -16673,7 +17295,7 @@
                 <w:rFonts w:ascii="Aptos" w:hAnsi="Aptos"/>
                 <w:sz w:val="16"/>
               </w:rPr>
-              <w:t>TO_CHAR con esa máscara, por ejemplo FM999G999G990D00</w:t>
+              <w:t>Valor del parámetro o de constants</w:t>
             </w:r>
           </w:p>
         </w:tc>
@@ -16704,7 +17326,7 @@
                 <w:rFonts w:ascii="Aptos" w:hAnsi="Aptos"/>
                 <w:sz w:val="16"/>
               </w:rPr>
-              <w:t>Maquetación</w:t>
+              <w:t>Número de página</w:t>
             </w:r>
           </w:p>
         </w:tc>
@@ -16730,7 +17352,7 @@
                 <w:rFonts w:ascii="Aptos" w:hAnsi="Aptos"/>
                 <w:sz w:val="16"/>
               </w:rPr>
-              <w:t>Tablas sin {{COLUMN:...}}, con bordes por celda: visibles, blancos o sin borde; rellenos; celdas combinadas en horizontal</w:t>
+              <w:t>{{PAGE}} y {{PAGES}}, solo en el encabezado o pie de Word</w:t>
             </w:r>
           </w:p>
         </w:tc>
@@ -16756,7 +17378,7 @@
                 <w:rFonts w:ascii="Aptos" w:hAnsi="Aptos"/>
                 <w:sz w:val="16"/>
               </w:rPr>
-              <w:t>Se dibujan tal cual</w:t>
+              <w:t>1 DE 3</w:t>
             </w:r>
           </w:p>
         </w:tc>
@@ -16779,6 +17401,7 @@
           </w:tcPr>
           <w:p>
             <w:pPr>
+              <w:keepNext/>
               <w:spacing w:after="0"/>
             </w:pPr>
             <w:r>
@@ -16786,7 +17409,7 @@
                 <w:rFonts w:ascii="Aptos" w:hAnsi="Aptos"/>
                 <w:sz w:val="16"/>
               </w:rPr>
-              <w:t>Encabezado y pie</w:t>
+              <w:t>Formato</w:t>
             </w:r>
           </w:p>
         </w:tc>
@@ -16804,6 +17427,7 @@
           </w:tcPr>
           <w:p>
             <w:pPr>
+              <w:keepNext/>
               <w:spacing w:after="0"/>
             </w:pPr>
             <w:r>
@@ -16811,7 +17435,7 @@
                 <w:rFonts w:ascii="Aptos" w:hAnsi="Aptos"/>
                 <w:sz w:val="16"/>
               </w:rPr>
-              <w:t>Párrafos y tablas en el encabezado/pie de Word</w:t>
+              <w:t>Barra vertical y máscara al final del marcador (ver el ejemplo comentado)</w:t>
             </w:r>
           </w:p>
         </w:tc>
@@ -16829,6 +17453,170 @@
           </w:tcPr>
           <w:p>
             <w:pPr>
+              <w:keepNext/>
+              <w:spacing w:after="0"/>
+            </w:pPr>
+            <w:r>
+              <w:rPr>
+                <w:rFonts w:ascii="Aptos" w:hAnsi="Aptos"/>
+                <w:sz w:val="16"/>
+              </w:rPr>
+              <w:t>TO_CHAR con esa máscara, por ejemplo FM999G999G990D00</w:t>
+            </w:r>
+          </w:p>
+        </w:tc>
+      </w:tr>
+      <w:tr>
+        <w:trPr>
+          <w:cantSplit w:val="true"/>
+        </w:trPr>
+        <w:tc>
+          <w:tcPr>
+            <w:tcW w:type="dxa" w:w="3324"/>
+            <w:vAlign w:val="center"/>
+            <w:tcMar>
+              <w:top w:w="90" w:type="dxa"/>
+              <w:start w:w="110" w:type="dxa"/>
+              <w:bottom w:w="90" w:type="dxa"/>
+              <w:end w:w="110" w:type="dxa"/>
+            </w:tcMar>
+            <w:shd w:fill="FFFFFF"/>
+          </w:tcPr>
+          <w:p>
+            <w:pPr>
+              <w:keepNext/>
+              <w:spacing w:after="0"/>
+            </w:pPr>
+            <w:r>
+              <w:rPr>
+                <w:rFonts w:ascii="Aptos" w:hAnsi="Aptos"/>
+                <w:sz w:val="16"/>
+              </w:rPr>
+              <w:t>Maquetación</w:t>
+            </w:r>
+          </w:p>
+        </w:tc>
+        <w:tc>
+          <w:tcPr>
+            <w:tcW w:type="dxa" w:w="3324"/>
+            <w:vAlign w:val="center"/>
+            <w:tcMar>
+              <w:top w:w="90" w:type="dxa"/>
+              <w:start w:w="110" w:type="dxa"/>
+              <w:bottom w:w="90" w:type="dxa"/>
+              <w:end w:w="110" w:type="dxa"/>
+            </w:tcMar>
+            <w:shd w:fill="FFFFFF"/>
+          </w:tcPr>
+          <w:p>
+            <w:pPr>
+              <w:keepNext/>
+              <w:spacing w:after="0"/>
+            </w:pPr>
+            <w:r>
+              <w:rPr>
+                <w:rFonts w:ascii="Aptos" w:hAnsi="Aptos"/>
+                <w:sz w:val="16"/>
+              </w:rPr>
+              <w:t>Tablas sin {{COLUMN:...}}, con bordes por celda: visibles, blancos o sin borde; rellenos; celdas combinadas en horizontal</w:t>
+            </w:r>
+          </w:p>
+        </w:tc>
+        <w:tc>
+          <w:tcPr>
+            <w:tcW w:type="dxa" w:w="3324"/>
+            <w:vAlign w:val="center"/>
+            <w:tcMar>
+              <w:top w:w="90" w:type="dxa"/>
+              <w:start w:w="110" w:type="dxa"/>
+              <w:bottom w:w="90" w:type="dxa"/>
+              <w:end w:w="110" w:type="dxa"/>
+            </w:tcMar>
+            <w:shd w:fill="FFFFFF"/>
+          </w:tcPr>
+          <w:p>
+            <w:pPr>
+              <w:keepNext/>
+              <w:spacing w:after="0"/>
+            </w:pPr>
+            <w:r>
+              <w:rPr>
+                <w:rFonts w:ascii="Aptos" w:hAnsi="Aptos"/>
+                <w:sz w:val="16"/>
+              </w:rPr>
+              <w:t>Se dibujan tal cual</w:t>
+            </w:r>
+          </w:p>
+        </w:tc>
+      </w:tr>
+      <w:tr>
+        <w:trPr>
+          <w:cantSplit w:val="true"/>
+        </w:trPr>
+        <w:tc>
+          <w:tcPr>
+            <w:tcW w:type="dxa" w:w="3324"/>
+            <w:vAlign w:val="center"/>
+            <w:tcMar>
+              <w:top w:w="90" w:type="dxa"/>
+              <w:start w:w="110" w:type="dxa"/>
+              <w:bottom w:w="90" w:type="dxa"/>
+              <w:end w:w="110" w:type="dxa"/>
+            </w:tcMar>
+            <w:shd w:fill="F5F7F9"/>
+          </w:tcPr>
+          <w:p>
+            <w:pPr>
+              <w:spacing w:after="0"/>
+            </w:pPr>
+            <w:r>
+              <w:rPr>
+                <w:rFonts w:ascii="Aptos" w:hAnsi="Aptos"/>
+                <w:sz w:val="16"/>
+              </w:rPr>
+              <w:t>Encabezado y pie</w:t>
+            </w:r>
+          </w:p>
+        </w:tc>
+        <w:tc>
+          <w:tcPr>
+            <w:tcW w:type="dxa" w:w="3324"/>
+            <w:vAlign w:val="center"/>
+            <w:tcMar>
+              <w:top w:w="90" w:type="dxa"/>
+              <w:start w:w="110" w:type="dxa"/>
+              <w:bottom w:w="90" w:type="dxa"/>
+              <w:end w:w="110" w:type="dxa"/>
+            </w:tcMar>
+            <w:shd w:fill="F5F7F9"/>
+          </w:tcPr>
+          <w:p>
+            <w:pPr>
+              <w:spacing w:after="0"/>
+            </w:pPr>
+            <w:r>
+              <w:rPr>
+                <w:rFonts w:ascii="Aptos" w:hAnsi="Aptos"/>
+                <w:sz w:val="16"/>
+              </w:rPr>
+              <w:t>Párrafos y tablas en el encabezado/pie de Word</w:t>
+            </w:r>
+          </w:p>
+        </w:tc>
+        <w:tc>
+          <w:tcPr>
+            <w:tcW w:type="dxa" w:w="3324"/>
+            <w:vAlign w:val="center"/>
+            <w:tcMar>
+              <w:top w:w="90" w:type="dxa"/>
+              <w:start w:w="110" w:type="dxa"/>
+              <w:bottom w:w="90" w:type="dxa"/>
+              <w:end w:w="110" w:type="dxa"/>
+            </w:tcMar>
+            <w:shd w:fill="F5F7F9"/>
+          </w:tcPr>
+          <w:p>
+            <w:pPr>
               <w:spacing w:after="0"/>
             </w:pPr>
             <w:r>
@@ -16898,7 +17686,7 @@
     </w:p>
     <w:p>
       <w:r>
-        <w:t>Se mantienen las restricciones de seguridad del modo simple (sin imágenes, macros, campos de Word ni contenido externo). No se admiten celdas combinadas en vertical ni tablas anidadas, y el texto de una celda no se parte en varias líneas automáticamente: use saltos de línea manuales. Las fuentes se imprimen como Helvetica.</w:t>
+        <w:t>Se mantienen las restricciones de seguridad del modo simple (sin imágenes, macros, campos de Word ni contenido externo). No se admiten celdas combinadas en vertical ni tablas anidadas, y el texto de una celda no se parte en varias líneas automáticamente: use saltos de línea manuales. Las fuentes se imprimen como Helvetica; negrita, cursiva, subrayado y tachado sí se imprimen (cualquier tipo de subrayado sale como línea simple).</w:t>
       </w:r>
     </w:p>
     <w:p>
@@ -17664,7 +18452,7 @@
                 <w:rFonts w:ascii="Aptos" w:hAnsi="Aptos"/>
                 <w:sz w:val="16"/>
               </w:rPr>
-              <w:t>Expresión en el SELECT (o función PL/SQL llamada desde el SELECT)</w:t>
+              <w:t>Con el .rdf: se convierte sola (sección 13.4). Sin él: expresión en el SELECT</w:t>
             </w:r>
           </w:p>
         </w:tc>
@@ -17695,7 +18483,7 @@
                 <w:rFonts w:ascii="Aptos" w:hAnsi="Aptos"/>
                 <w:sz w:val="16"/>
               </w:rPr>
-              <w:t>Summary Column</w:t>
+              <w:t>Placeholder Column</w:t>
             </w:r>
           </w:p>
         </w:tc>
@@ -17721,7 +18509,7 @@
                 <w:rFonts w:ascii="Aptos" w:hAnsi="Aptos"/>
                 <w:sz w:val="16"/>
               </w:rPr>
-              <w:t>{{SUM:...}} en la tabla, o SUM en una consulta de resumen</w:t>
+              <w:t>Con el .rdf: toma el valor que le asignan las fórmulas (sección 13.4)</w:t>
             </w:r>
           </w:p>
         </w:tc>
@@ -17744,6 +18532,7 @@
           </w:tcPr>
           <w:p>
             <w:pPr>
+              <w:keepNext/>
               <w:spacing w:after="0"/>
             </w:pPr>
             <w:r>
@@ -17751,7 +18540,7 @@
                 <w:rFonts w:ascii="Aptos" w:hAnsi="Aptos"/>
                 <w:sz w:val="16"/>
               </w:rPr>
-              <w:t>Data Link</w:t>
+              <w:t>Summary Column</w:t>
             </w:r>
           </w:p>
         </w:tc>
@@ -17769,6 +18558,7 @@
           </w:tcPr>
           <w:p>
             <w:pPr>
+              <w:keepNext/>
               <w:spacing w:after="0"/>
             </w:pPr>
             <w:r>
@@ -17776,7 +18566,62 @@
                 <w:rFonts w:ascii="Aptos" w:hAnsi="Aptos"/>
                 <w:sz w:val="16"/>
               </w:rPr>
-              <w:t>El mismo parámetro :P_NOMBRE en la consulta hija</w:t>
+              <w:t>{{SUM:...}} en la tabla; con el .rdf también {{FIELD:CS_...}} (sección 13.4)</w:t>
+            </w:r>
+          </w:p>
+        </w:tc>
+      </w:tr>
+      <w:tr>
+        <w:trPr>
+          <w:cantSplit w:val="true"/>
+        </w:trPr>
+        <w:tc>
+          <w:tcPr>
+            <w:tcW w:type="dxa" w:w="4986"/>
+            <w:vAlign w:val="center"/>
+            <w:tcMar>
+              <w:top w:w="90" w:type="dxa"/>
+              <w:start w:w="110" w:type="dxa"/>
+              <w:bottom w:w="90" w:type="dxa"/>
+              <w:end w:w="110" w:type="dxa"/>
+            </w:tcMar>
+            <w:shd w:fill="FFFFFF"/>
+          </w:tcPr>
+          <w:p>
+            <w:pPr>
+              <w:spacing w:after="0"/>
+            </w:pPr>
+            <w:r>
+              <w:rPr>
+                <w:rFonts w:ascii="Aptos" w:hAnsi="Aptos"/>
+                <w:sz w:val="16"/>
+              </w:rPr>
+              <w:t>Data Link</w:t>
+            </w:r>
+          </w:p>
+        </w:tc>
+        <w:tc>
+          <w:tcPr>
+            <w:tcW w:type="dxa" w:w="4986"/>
+            <w:vAlign w:val="center"/>
+            <w:tcMar>
+              <w:top w:w="90" w:type="dxa"/>
+              <w:start w:w="110" w:type="dxa"/>
+              <w:bottom w:w="90" w:type="dxa"/>
+              <w:end w:w="110" w:type="dxa"/>
+            </w:tcMar>
+            <w:shd w:fill="FFFFFF"/>
+          </w:tcPr>
+          <w:p>
+            <w:pPr>
+              <w:spacing w:after="0"/>
+            </w:pPr>
+            <w:r>
+              <w:rPr>
+                <w:rFonts w:ascii="Aptos" w:hAnsi="Aptos"/>
+                <w:sz w:val="16"/>
+              </w:rPr>
+              <w:t>Con el .rdf: el motor filtra la consulta hija (sección 13.4). Sin él: el mismo parámetro :P_NOMBRE en la consulta hija</w:t>
             </w:r>
           </w:p>
         </w:tc>
@@ -17945,6 +18790,2692 @@
       </w:r>
       <w:r>
         <w:t xml:space="preserve"> muestra el resultado.</w:t>
+      </w:r>
+    </w:p>
+    <w:p>
+      <w:pPr>
+        <w:pStyle w:val="Heading2"/>
+        <w:keepNext/>
+      </w:pPr>
+      <w:r>
+        <w:t>13.4 Importar el Modelo de Datos de Oracle Reports</w:t>
+      </w:r>
+    </w:p>
+    <w:p>
+      <w:r>
+        <w:t xml:space="preserve">Si existe el </w:t>
+      </w:r>
+      <w:r>
+        <w:rPr>
+          <w:rFonts w:ascii="Consolas" w:hAnsi="Consolas"/>
+          <w:color w:val="233648"/>
+          <w:sz w:val="16"/>
+        </w:rPr>
+        <w:t>.rdf</w:t>
+      </w:r>
+      <w:r>
+        <w:t xml:space="preserve"> del reporte original, no hace falta decidir ni recordar a qué consulta pertenece cada dato: el compilador lo lee del Modelo de Datos. En el Word basta escribir, después de los dos puntos, el </w:t>
+      </w:r>
+      <w:r>
+        <w:rPr>
+          <w:b/>
+        </w:rPr>
+        <w:t>nombre del campo</w:t>
+      </w:r>
+      <w:r>
+        <w:t xml:space="preserve"> que se ve en el diseño de Reports o su </w:t>
+      </w:r>
+      <w:r>
+        <w:rPr>
+          <w:b/>
+        </w:rPr>
+        <w:t>Origen</w:t>
+      </w:r>
+      <w:r>
+        <w:t xml:space="preserve"> (paleta de propiedades):</w:t>
+      </w:r>
+    </w:p>
+    <w:tbl>
+      <w:tblPr>
+        <w:tblW w:type="auto" w:w="0"/>
+        <w:jc w:val="center"/>
+        <w:tblLook w:firstColumn="1" w:firstRow="1" w:lastColumn="0" w:lastRow="0" w:noHBand="0" w:noVBand="1" w:val="04A0"/>
+      </w:tblPr>
+      <w:tblGrid>
+        <w:gridCol w:w="9972"/>
+      </w:tblGrid>
+      <w:tr>
+        <w:tc>
+          <w:tcPr>
+            <w:tcW w:type="dxa" w:w="9972"/>
+            <w:shd w:fill="F5F7F9"/>
+            <w:tcMar>
+              <w:top w:w="100" w:type="dxa"/>
+              <w:start w:w="140" w:type="dxa"/>
+              <w:bottom w:w="100" w:type="dxa"/>
+              <w:end w:w="140" w:type="dxa"/>
+            </w:tcMar>
+          </w:tcPr>
+          <w:p>
+            <w:pPr>
+              <w:keepLines/>
+              <w:spacing w:after="0"/>
+            </w:pPr>
+            <w:r>
+              <w:rPr>
+                <w:rFonts w:ascii="Consolas" w:hAnsi="Consolas"/>
+                <w:color w:val="233648"/>
+                <w:sz w:val="16"/>
+              </w:rPr>
+              <w:t>{{FIELD:F_96}}          &lt;- campo del diseño (su Origen es CF_SALDO_DIFERENCIA)</w:t>
+            </w:r>
+            <w:r>
+              <w:br/>
+            </w:r>
+            <w:r>
+              <w:rPr>
+                <w:rFonts w:ascii="Consolas" w:hAnsi="Consolas"/>
+                <w:color w:val="233648"/>
+                <w:sz w:val="16"/>
+              </w:rPr>
+              <w:t>{{COLUMN:F_115}}        &lt;- o {{COLUMN:INTERES2}}, el Origen: es lo mismo</w:t>
+            </w:r>
+            <w:r>
+              <w:br/>
+            </w:r>
+            <w:r>
+              <w:rPr>
+                <w:rFonts w:ascii="Consolas" w:hAnsi="Consolas"/>
+                <w:color w:val="233648"/>
+                <w:sz w:val="16"/>
+              </w:rPr>
+              <w:t>{{SUM:F_108}}           &lt;- total (CS_INTERES9 = suma de INTERES2)</w:t>
+            </w:r>
+          </w:p>
+        </w:tc>
+      </w:tr>
+    </w:tbl>
+    <w:p>
+      <w:r>
+        <w:t xml:space="preserve">Al cargar el Word con «Nuevo proyecto desde DOCX», responda </w:t>
+      </w:r>
+      <w:r>
+        <w:rPr>
+          <w:b/>
+        </w:rPr>
+        <w:t>Sí</w:t>
+      </w:r>
+      <w:r>
+        <w:t xml:space="preserve"> a «¿Tiene el .rdf…?» y elija el </w:t>
+      </w:r>
+      <w:r>
+        <w:rPr>
+          <w:rFonts w:ascii="Consolas" w:hAnsi="Consolas"/>
+          <w:color w:val="233648"/>
+          <w:sz w:val="16"/>
+        </w:rPr>
+        <w:t>.rdf</w:t>
+      </w:r>
+      <w:r>
+        <w:t xml:space="preserve"> (o el </w:t>
+      </w:r>
+      <w:r>
+        <w:rPr>
+          <w:rFonts w:ascii="Consolas" w:hAnsi="Consolas"/>
+          <w:color w:val="233648"/>
+          <w:sz w:val="16"/>
+        </w:rPr>
+        <w:t>.xml</w:t>
+      </w:r>
+      <w:r>
+        <w:t xml:space="preserve"> convertido). Desde la línea de comandos:</w:t>
+      </w:r>
+    </w:p>
+    <w:tbl>
+      <w:tblPr>
+        <w:tblW w:type="auto" w:w="0"/>
+        <w:jc w:val="center"/>
+        <w:tblLook w:firstColumn="1" w:firstRow="1" w:lastColumn="0" w:lastRow="0" w:noHBand="0" w:noVBand="1" w:val="04A0"/>
+      </w:tblPr>
+      <w:tblGrid>
+        <w:gridCol w:w="9972"/>
+      </w:tblGrid>
+      <w:tr>
+        <w:tc>
+          <w:tcPr>
+            <w:tcW w:type="dxa" w:w="9972"/>
+            <w:shd w:fill="F5F7F9"/>
+            <w:tcMar>
+              <w:top w:w="100" w:type="dxa"/>
+              <w:start w:w="140" w:type="dxa"/>
+              <w:bottom w:w="100" w:type="dxa"/>
+              <w:end w:w="140" w:type="dxa"/>
+            </w:tcMar>
+          </w:tcPr>
+          <w:p>
+            <w:pPr>
+              <w:keepLines/>
+              <w:spacing w:after="0"/>
+            </w:pPr>
+            <w:r>
+              <w:rPr>
+                <w:rFonts w:ascii="Consolas" w:hAnsi="Consolas"/>
+                <w:color w:val="233648"/>
+                <w:sz w:val="16"/>
+              </w:rPr>
+              <w:t>apex-report-compiler new --docx C:\Migracion\PFR201.docx --page 75 --reports C:\Migracion\PFR201_3.RDF</w:t>
+            </w:r>
+          </w:p>
+        </w:tc>
+      </w:tr>
+    </w:tbl>
+    <w:tbl>
+      <w:tblPr>
+        <w:tblW w:type="auto" w:w="0"/>
+        <w:jc w:val="center"/>
+        <w:tblLayout w:type="fixed"/>
+        <w:tblLook w:firstColumn="1" w:firstRow="1" w:lastColumn="0" w:lastRow="0" w:noHBand="0" w:noVBand="1" w:val="04A0"/>
+        <w:tblBorders>
+          <w:top w:val="nil"/>
+          <w:left w:val="nil"/>
+          <w:bottom w:val="nil"/>
+          <w:right w:val="nil"/>
+          <w:insideH w:val="nil"/>
+          <w:insideV w:val="nil"/>
+        </w:tblBorders>
+      </w:tblPr>
+      <w:tblGrid>
+        <w:gridCol w:w="4986"/>
+        <w:gridCol w:w="4986"/>
+      </w:tblGrid>
+      <w:tr>
+        <w:trPr>
+          <w:cantSplit w:val="true"/>
+        </w:trPr>
+        <w:tc>
+          <w:tcPr>
+            <w:tcW w:type="dxa" w:w="1871"/>
+            <w:vAlign w:val="center"/>
+            <w:tcMar>
+              <w:top w:w="40" w:type="dxa"/>
+              <w:start w:w="60" w:type="dxa"/>
+              <w:bottom w:w="40" w:type="dxa"/>
+              <w:end w:w="140" w:type="dxa"/>
+            </w:tcMar>
+          </w:tcPr>
+          <w:p>
+            <w:pPr>
+              <w:keepNext/>
+              <w:spacing w:after="0"/>
+              <w:jc w:val="right"/>
+            </w:pPr>
+            <w:r>
+              <w:rPr>
+                <w:rFonts w:ascii="Aptos" w:hAnsi="Aptos"/>
+                <w:b/>
+                <w:color w:val="4A5563"/>
+                <w:sz w:val="14"/>
+              </w:rPr>
+              <w:t>INFORMÁTICA</w:t>
+            </w:r>
+          </w:p>
+        </w:tc>
+        <w:tc>
+          <w:tcPr>
+            <w:tcW w:type="dxa" w:w="6350"/>
+            <w:vAlign w:val="center"/>
+            <w:shd w:fill="E8EDF2"/>
+            <w:tcBorders>
+              <w:top w:val="single" w:sz="8" w:space="0" w:color="283848"/>
+              <w:left w:val="single" w:sz="8" w:space="0" w:color="283848"/>
+              <w:bottom w:val="single" w:sz="8" w:space="0" w:color="283848"/>
+              <w:right w:val="single" w:sz="8" w:space="0" w:color="283848"/>
+            </w:tcBorders>
+            <w:tcMar>
+              <w:top w:w="70" w:type="dxa"/>
+              <w:start w:w="140" w:type="dxa"/>
+              <w:bottom w:w="70" w:type="dxa"/>
+              <w:end w:w="140" w:type="dxa"/>
+            </w:tcMar>
+          </w:tcPr>
+          <w:p>
+            <w:pPr>
+              <w:keepNext/>
+              <w:spacing w:after="0"/>
+              <w:jc w:val="center"/>
+            </w:pPr>
+            <w:r>
+              <w:rPr>
+                <w:b/>
+                <w:color w:val="283848"/>
+                <w:sz w:val="17"/>
+              </w:rPr>
+              <w:t>Escribir en el Word los nombres de Reports</w:t>
+            </w:r>
+          </w:p>
+          <w:p>
+            <w:pPr>
+              <w:keepNext/>
+              <w:spacing w:after="0"/>
+              <w:jc w:val="center"/>
+            </w:pPr>
+            <w:r>
+              <w:rPr>
+                <w:sz w:val="15"/>
+              </w:rPr>
+              <w:t>{{FIELD:F_96}}, {{COLUMN:INTERES2}}, {{SUM:F_108}}, sin consulta</w:t>
+            </w:r>
+          </w:p>
+        </w:tc>
+      </w:tr>
+      <w:tr>
+        <w:trPr>
+          <w:cantSplit w:val="true"/>
+        </w:trPr>
+        <w:tc>
+          <w:tcPr>
+            <w:tcW w:type="dxa" w:w="1871"/>
+          </w:tcPr>
+          <w:p>
+            <w:pPr>
+              <w:keepNext/>
+            </w:pPr>
+          </w:p>
+        </w:tc>
+        <w:tc>
+          <w:tcPr>
+            <w:tcW w:type="dxa" w:w="6350"/>
+          </w:tcPr>
+          <w:p>
+            <w:pPr>
+              <w:keepNext/>
+              <w:spacing w:after="0" w:line="216" w:lineRule="auto"/>
+              <w:jc w:val="center"/>
+            </w:pPr>
+            <w:r>
+              <w:rPr>
+                <w:color w:val="4A5563"/>
+                <w:sz w:val="18"/>
+              </w:rPr>
+              <w:t>▼</w:t>
+            </w:r>
+          </w:p>
+        </w:tc>
+      </w:tr>
+      <w:tr>
+        <w:trPr>
+          <w:cantSplit w:val="true"/>
+        </w:trPr>
+        <w:tc>
+          <w:tcPr>
+            <w:tcW w:type="dxa" w:w="1871"/>
+            <w:vAlign w:val="center"/>
+            <w:tcMar>
+              <w:top w:w="40" w:type="dxa"/>
+              <w:start w:w="60" w:type="dxa"/>
+              <w:bottom w:w="40" w:type="dxa"/>
+              <w:end w:w="140" w:type="dxa"/>
+            </w:tcMar>
+          </w:tcPr>
+          <w:p>
+            <w:pPr>
+              <w:keepNext/>
+              <w:spacing w:after="0"/>
+              <w:jc w:val="right"/>
+            </w:pPr>
+            <w:r>
+              <w:rPr>
+                <w:rFonts w:ascii="Aptos" w:hAnsi="Aptos"/>
+                <w:b/>
+                <w:color w:val="4A5563"/>
+                <w:sz w:val="14"/>
+              </w:rPr>
+              <w:t>COMPILADOR</w:t>
+            </w:r>
+          </w:p>
+        </w:tc>
+        <w:tc>
+          <w:tcPr>
+            <w:tcW w:type="dxa" w:w="6350"/>
+            <w:vAlign w:val="center"/>
+            <w:shd w:fill="E8EDF2"/>
+            <w:tcBorders>
+              <w:top w:val="single" w:sz="8" w:space="0" w:color="283848"/>
+              <w:left w:val="single" w:sz="8" w:space="0" w:color="283848"/>
+              <w:bottom w:val="single" w:sz="8" w:space="0" w:color="283848"/>
+              <w:right w:val="single" w:sz="8" w:space="0" w:color="283848"/>
+            </w:tcBorders>
+            <w:tcMar>
+              <w:top w:w="70" w:type="dxa"/>
+              <w:start w:w="140" w:type="dxa"/>
+              <w:bottom w:w="70" w:type="dxa"/>
+              <w:end w:w="140" w:type="dxa"/>
+            </w:tcMar>
+          </w:tcPr>
+          <w:p>
+            <w:pPr>
+              <w:keepNext/>
+              <w:spacing w:after="0"/>
+              <w:jc w:val="center"/>
+            </w:pPr>
+            <w:r>
+              <w:rPr>
+                <w:b/>
+                <w:color w:val="283848"/>
+                <w:sz w:val="17"/>
+              </w:rPr>
+              <w:t>Convertir el .rdf con rwconverter</w:t>
+            </w:r>
+          </w:p>
+          <w:p>
+            <w:pPr>
+              <w:keepNext/>
+              <w:spacing w:after="0"/>
+              <w:jc w:val="center"/>
+            </w:pPr>
+            <w:r>
+              <w:rPr>
+                <w:sz w:val="15"/>
+              </w:rPr>
+              <w:t>lee consultas, grupos, columnas, fórmulas, totales, campos y parámetros</w:t>
+            </w:r>
+          </w:p>
+        </w:tc>
+      </w:tr>
+      <w:tr>
+        <w:trPr>
+          <w:cantSplit w:val="true"/>
+        </w:trPr>
+        <w:tc>
+          <w:tcPr>
+            <w:tcW w:type="dxa" w:w="1871"/>
+          </w:tcPr>
+          <w:p>
+            <w:pPr>
+              <w:keepNext/>
+            </w:pPr>
+          </w:p>
+        </w:tc>
+        <w:tc>
+          <w:tcPr>
+            <w:tcW w:type="dxa" w:w="6350"/>
+          </w:tcPr>
+          <w:p>
+            <w:pPr>
+              <w:keepNext/>
+              <w:spacing w:after="0" w:line="216" w:lineRule="auto"/>
+              <w:jc w:val="center"/>
+            </w:pPr>
+            <w:r>
+              <w:rPr>
+                <w:color w:val="4A5563"/>
+                <w:sz w:val="18"/>
+              </w:rPr>
+              <w:t>▼</w:t>
+            </w:r>
+          </w:p>
+        </w:tc>
+      </w:tr>
+      <w:tr>
+        <w:trPr>
+          <w:cantSplit w:val="true"/>
+        </w:trPr>
+        <w:tc>
+          <w:tcPr>
+            <w:tcW w:type="dxa" w:w="1871"/>
+            <w:vAlign w:val="center"/>
+            <w:tcMar>
+              <w:top w:w="40" w:type="dxa"/>
+              <w:start w:w="60" w:type="dxa"/>
+              <w:bottom w:w="40" w:type="dxa"/>
+              <w:end w:w="140" w:type="dxa"/>
+            </w:tcMar>
+          </w:tcPr>
+          <w:p>
+            <w:pPr>
+              <w:keepNext/>
+              <w:spacing w:after="0"/>
+              <w:jc w:val="right"/>
+            </w:pPr>
+            <w:r>
+              <w:rPr>
+                <w:rFonts w:ascii="Aptos" w:hAnsi="Aptos"/>
+                <w:b/>
+                <w:color w:val="4A5563"/>
+                <w:sz w:val="14"/>
+              </w:rPr>
+              <w:t>COMPILADOR</w:t>
+            </w:r>
+          </w:p>
+        </w:tc>
+        <w:tc>
+          <w:tcPr>
+            <w:tcW w:type="dxa" w:w="6350"/>
+            <w:vAlign w:val="center"/>
+            <w:shd w:fill="E8EDF2"/>
+            <w:tcBorders>
+              <w:top w:val="single" w:sz="8" w:space="0" w:color="283848"/>
+              <w:left w:val="single" w:sz="8" w:space="0" w:color="283848"/>
+              <w:bottom w:val="single" w:sz="8" w:space="0" w:color="283848"/>
+              <w:right w:val="single" w:sz="8" w:space="0" w:color="283848"/>
+            </w:tcBorders>
+            <w:tcMar>
+              <w:top w:w="70" w:type="dxa"/>
+              <w:start w:w="140" w:type="dxa"/>
+              <w:bottom w:w="70" w:type="dxa"/>
+              <w:end w:w="140" w:type="dxa"/>
+            </w:tcMar>
+          </w:tcPr>
+          <w:p>
+            <w:pPr>
+              <w:keepNext/>
+              <w:spacing w:after="0"/>
+              <w:jc w:val="center"/>
+            </w:pPr>
+            <w:r>
+              <w:rPr>
+                <w:b/>
+                <w:color w:val="283848"/>
+                <w:sz w:val="17"/>
+              </w:rPr>
+              <w:t>Resolver cada marcador</w:t>
+            </w:r>
+          </w:p>
+          <w:p>
+            <w:pPr>
+              <w:keepNext/>
+              <w:spacing w:after="0"/>
+              <w:jc w:val="center"/>
+            </w:pPr>
+            <w:r>
+              <w:rPr>
+                <w:sz w:val="15"/>
+              </w:rPr>
+              <w:t>campo → Origen → consulta; máscara de formato de Reports si no se escribió otra</w:t>
+            </w:r>
+          </w:p>
+        </w:tc>
+      </w:tr>
+      <w:tr>
+        <w:trPr>
+          <w:cantSplit w:val="true"/>
+        </w:trPr>
+        <w:tc>
+          <w:tcPr>
+            <w:tcW w:type="dxa" w:w="1871"/>
+          </w:tcPr>
+          <w:p>
+            <w:pPr>
+              <w:keepNext/>
+            </w:pPr>
+          </w:p>
+        </w:tc>
+        <w:tc>
+          <w:tcPr>
+            <w:tcW w:type="dxa" w:w="6350"/>
+          </w:tcPr>
+          <w:p>
+            <w:pPr>
+              <w:keepNext/>
+              <w:spacing w:after="0" w:line="216" w:lineRule="auto"/>
+              <w:jc w:val="center"/>
+            </w:pPr>
+            <w:r>
+              <w:rPr>
+                <w:color w:val="4A5563"/>
+                <w:sz w:val="18"/>
+              </w:rPr>
+              <w:t>▼</w:t>
+            </w:r>
+          </w:p>
+        </w:tc>
+      </w:tr>
+      <w:tr>
+        <w:trPr>
+          <w:cantSplit w:val="true"/>
+        </w:trPr>
+        <w:tc>
+          <w:tcPr>
+            <w:tcW w:type="dxa" w:w="1871"/>
+            <w:vAlign w:val="center"/>
+            <w:tcMar>
+              <w:top w:w="40" w:type="dxa"/>
+              <w:start w:w="60" w:type="dxa"/>
+              <w:bottom w:w="40" w:type="dxa"/>
+              <w:end w:w="140" w:type="dxa"/>
+            </w:tcMar>
+          </w:tcPr>
+          <w:p>
+            <w:pPr>
+              <w:keepNext/>
+              <w:spacing w:after="0"/>
+              <w:jc w:val="right"/>
+            </w:pPr>
+            <w:r>
+              <w:rPr>
+                <w:rFonts w:ascii="Aptos" w:hAnsi="Aptos"/>
+                <w:b/>
+                <w:color w:val="B7791F"/>
+                <w:sz w:val="14"/>
+              </w:rPr>
+              <w:t>COMPILADOR</w:t>
+            </w:r>
+          </w:p>
+        </w:tc>
+        <w:tc>
+          <w:tcPr>
+            <w:tcW w:type="dxa" w:w="6350"/>
+            <w:vAlign w:val="center"/>
+            <w:shd w:fill="FDF3E1"/>
+            <w:tcBorders>
+              <w:top w:val="dashed" w:sz="10" w:space="0" w:color="B7791F"/>
+              <w:left w:val="dashed" w:sz="10" w:space="0" w:color="B7791F"/>
+              <w:bottom w:val="dashed" w:sz="10" w:space="0" w:color="B7791F"/>
+              <w:right w:val="dashed" w:sz="10" w:space="0" w:color="B7791F"/>
+            </w:tcBorders>
+            <w:tcMar>
+              <w:top w:w="70" w:type="dxa"/>
+              <w:start w:w="140" w:type="dxa"/>
+              <w:bottom w:w="70" w:type="dxa"/>
+              <w:end w:w="140" w:type="dxa"/>
+            </w:tcMar>
+          </w:tcPr>
+          <w:p>
+            <w:pPr>
+              <w:keepNext/>
+              <w:spacing w:after="0"/>
+              <w:jc w:val="center"/>
+            </w:pPr>
+            <w:r>
+              <w:rPr>
+                <w:b/>
+                <w:color w:val="B7791F"/>
+                <w:sz w:val="17"/>
+              </w:rPr>
+              <w:t>◆ ¿Todos los nombres existen en Reports?</w:t>
+            </w:r>
+          </w:p>
+          <w:p>
+            <w:pPr>
+              <w:keepNext/>
+              <w:spacing w:after="0"/>
+              <w:jc w:val="center"/>
+            </w:pPr>
+            <w:r>
+              <w:rPr>
+                <w:sz w:val="15"/>
+              </w:rPr>
+              <w:t>No: LAYOUT-TOKEN-009 con sugerencias del nombre más parecido</w:t>
+            </w:r>
+          </w:p>
+        </w:tc>
+      </w:tr>
+      <w:tr>
+        <w:trPr>
+          <w:cantSplit w:val="true"/>
+        </w:trPr>
+        <w:tc>
+          <w:tcPr>
+            <w:tcW w:type="dxa" w:w="1871"/>
+          </w:tcPr>
+          <w:p>
+            <w:pPr>
+              <w:keepNext/>
+            </w:pPr>
+          </w:p>
+        </w:tc>
+        <w:tc>
+          <w:tcPr>
+            <w:tcW w:type="dxa" w:w="6350"/>
+          </w:tcPr>
+          <w:p>
+            <w:pPr>
+              <w:keepNext/>
+              <w:spacing w:after="0" w:line="216" w:lineRule="auto"/>
+              <w:jc w:val="center"/>
+            </w:pPr>
+            <w:r>
+              <w:rPr>
+                <w:color w:val="4A5563"/>
+                <w:sz w:val="18"/>
+              </w:rPr>
+              <w:t>▼</w:t>
+            </w:r>
+            <w:r>
+              <w:rPr>
+                <w:b/>
+                <w:color w:val="B7791F"/>
+                <w:sz w:val="15"/>
+              </w:rPr>
+              <w:t xml:space="preserve">  Sí</w:t>
+            </w:r>
+          </w:p>
+        </w:tc>
+      </w:tr>
+      <w:tr>
+        <w:trPr>
+          <w:cantSplit w:val="true"/>
+        </w:trPr>
+        <w:tc>
+          <w:tcPr>
+            <w:tcW w:type="dxa" w:w="1871"/>
+            <w:vAlign w:val="center"/>
+            <w:tcMar>
+              <w:top w:w="40" w:type="dxa"/>
+              <w:start w:w="60" w:type="dxa"/>
+              <w:bottom w:w="40" w:type="dxa"/>
+              <w:end w:w="140" w:type="dxa"/>
+            </w:tcMar>
+          </w:tcPr>
+          <w:p>
+            <w:pPr>
+              <w:keepNext/>
+              <w:spacing w:after="0"/>
+              <w:jc w:val="right"/>
+            </w:pPr>
+            <w:r>
+              <w:rPr>
+                <w:rFonts w:ascii="Aptos" w:hAnsi="Aptos"/>
+                <w:b/>
+                <w:color w:val="4A5563"/>
+                <w:sz w:val="14"/>
+              </w:rPr>
+              <w:t>COMPILADOR</w:t>
+            </w:r>
+          </w:p>
+        </w:tc>
+        <w:tc>
+          <w:tcPr>
+            <w:tcW w:type="dxa" w:w="6350"/>
+            <w:vAlign w:val="center"/>
+            <w:shd w:fill="E8EDF2"/>
+            <w:tcBorders>
+              <w:top w:val="single" w:sz="8" w:space="0" w:color="283848"/>
+              <w:left w:val="single" w:sz="8" w:space="0" w:color="283848"/>
+              <w:bottom w:val="single" w:sz="8" w:space="0" w:color="283848"/>
+              <w:right w:val="single" w:sz="8" w:space="0" w:color="283848"/>
+            </w:tcBorders>
+            <w:tcMar>
+              <w:top w:w="70" w:type="dxa"/>
+              <w:start w:w="140" w:type="dxa"/>
+              <w:bottom w:w="70" w:type="dxa"/>
+              <w:end w:w="140" w:type="dxa"/>
+            </w:tcMar>
+          </w:tcPr>
+          <w:p>
+            <w:pPr>
+              <w:keepNext/>
+              <w:spacing w:after="0"/>
+              <w:jc w:val="center"/>
+            </w:pPr>
+            <w:r>
+              <w:rPr>
+                <w:b/>
+                <w:color w:val="283848"/>
+                <w:sz w:val="17"/>
+              </w:rPr>
+              <w:t>Crear un q_&lt;consulta&gt;.sql por consulta necesaria</w:t>
+            </w:r>
+          </w:p>
+          <w:p>
+            <w:pPr>
+              <w:keepNext/>
+              <w:spacing w:after="0"/>
+              <w:jc w:val="center"/>
+            </w:pPr>
+            <w:r>
+              <w:rPr>
+                <w:sz w:val="15"/>
+              </w:rPr>
+              <w:t>con el SQL real de Reports, sin cambios</w:t>
+            </w:r>
+          </w:p>
+        </w:tc>
+      </w:tr>
+      <w:tr>
+        <w:trPr>
+          <w:cantSplit w:val="true"/>
+        </w:trPr>
+        <w:tc>
+          <w:tcPr>
+            <w:tcW w:type="dxa" w:w="1871"/>
+          </w:tcPr>
+          <w:p>
+            <w:pPr>
+              <w:keepNext/>
+            </w:pPr>
+          </w:p>
+        </w:tc>
+        <w:tc>
+          <w:tcPr>
+            <w:tcW w:type="dxa" w:w="6350"/>
+          </w:tcPr>
+          <w:p>
+            <w:pPr>
+              <w:keepNext/>
+              <w:spacing w:after="0" w:line="216" w:lineRule="auto"/>
+              <w:jc w:val="center"/>
+            </w:pPr>
+            <w:r>
+              <w:rPr>
+                <w:color w:val="4A5563"/>
+                <w:sz w:val="18"/>
+              </w:rPr>
+              <w:t>▼</w:t>
+            </w:r>
+          </w:p>
+        </w:tc>
+      </w:tr>
+      <w:tr>
+        <w:trPr>
+          <w:cantSplit w:val="true"/>
+        </w:trPr>
+        <w:tc>
+          <w:tcPr>
+            <w:tcW w:type="dxa" w:w="1871"/>
+            <w:vAlign w:val="center"/>
+            <w:tcMar>
+              <w:top w:w="40" w:type="dxa"/>
+              <w:start w:w="60" w:type="dxa"/>
+              <w:bottom w:w="40" w:type="dxa"/>
+              <w:end w:w="140" w:type="dxa"/>
+            </w:tcMar>
+          </w:tcPr>
+          <w:p>
+            <w:pPr>
+              <w:keepNext/>
+              <w:spacing w:after="0"/>
+              <w:jc w:val="right"/>
+            </w:pPr>
+            <w:r>
+              <w:rPr>
+                <w:rFonts w:ascii="Aptos" w:hAnsi="Aptos"/>
+                <w:b/>
+                <w:color w:val="4A5563"/>
+                <w:sz w:val="14"/>
+              </w:rPr>
+              <w:t>COMPILADOR</w:t>
+            </w:r>
+          </w:p>
+        </w:tc>
+        <w:tc>
+          <w:tcPr>
+            <w:tcW w:type="dxa" w:w="6350"/>
+            <w:vAlign w:val="center"/>
+            <w:shd w:fill="E8EDF2"/>
+            <w:tcBorders>
+              <w:top w:val="single" w:sz="8" w:space="0" w:color="283848"/>
+              <w:left w:val="single" w:sz="8" w:space="0" w:color="283848"/>
+              <w:bottom w:val="single" w:sz="8" w:space="0" w:color="283848"/>
+              <w:right w:val="single" w:sz="8" w:space="0" w:color="283848"/>
+            </w:tcBorders>
+            <w:tcMar>
+              <w:top w:w="70" w:type="dxa"/>
+              <w:start w:w="140" w:type="dxa"/>
+              <w:bottom w:w="70" w:type="dxa"/>
+              <w:end w:w="140" w:type="dxa"/>
+            </w:tcMar>
+          </w:tcPr>
+          <w:p>
+            <w:pPr>
+              <w:keepNext/>
+              <w:spacing w:after="0"/>
+              <w:jc w:val="center"/>
+            </w:pPr>
+            <w:r>
+              <w:rPr>
+                <w:b/>
+                <w:color w:val="283848"/>
+                <w:sz w:val="17"/>
+              </w:rPr>
+              <w:t>Convertir el código de Reports</w:t>
+            </w:r>
+          </w:p>
+          <w:p>
+            <w:pPr>
+              <w:keepNext/>
+              <w:spacing w:after="0"/>
+              <w:jc w:val="center"/>
+            </w:pPr>
+            <w:r>
+              <w:rPr>
+                <w:sz w:val="15"/>
+              </w:rPr>
+              <w:t>fórmulas, funciones auxiliares, marcadores de posición, totales y Data Links</w:t>
+            </w:r>
+          </w:p>
+        </w:tc>
+      </w:tr>
+      <w:tr>
+        <w:trPr>
+          <w:cantSplit w:val="true"/>
+        </w:trPr>
+        <w:tc>
+          <w:tcPr>
+            <w:tcW w:type="dxa" w:w="1871"/>
+          </w:tcPr>
+          <w:p>
+            <w:pPr>
+              <w:keepNext/>
+            </w:pPr>
+          </w:p>
+        </w:tc>
+        <w:tc>
+          <w:tcPr>
+            <w:tcW w:type="dxa" w:w="6350"/>
+          </w:tcPr>
+          <w:p>
+            <w:pPr>
+              <w:keepNext/>
+              <w:spacing w:after="0" w:line="216" w:lineRule="auto"/>
+              <w:jc w:val="center"/>
+            </w:pPr>
+            <w:r>
+              <w:rPr>
+                <w:color w:val="4A5563"/>
+                <w:sz w:val="18"/>
+              </w:rPr>
+              <w:t>▼</w:t>
+            </w:r>
+          </w:p>
+        </w:tc>
+      </w:tr>
+      <w:tr>
+        <w:trPr>
+          <w:cantSplit w:val="true"/>
+        </w:trPr>
+        <w:tc>
+          <w:tcPr>
+            <w:tcW w:type="dxa" w:w="1871"/>
+            <w:vAlign w:val="center"/>
+            <w:tcMar>
+              <w:top w:w="40" w:type="dxa"/>
+              <w:start w:w="60" w:type="dxa"/>
+              <w:bottom w:w="40" w:type="dxa"/>
+              <w:end w:w="140" w:type="dxa"/>
+            </w:tcMar>
+          </w:tcPr>
+          <w:p>
+            <w:pPr>
+              <w:keepNext/>
+              <w:spacing w:after="0"/>
+              <w:jc w:val="right"/>
+            </w:pPr>
+            <w:r>
+              <w:rPr>
+                <w:rFonts w:ascii="Aptos" w:hAnsi="Aptos"/>
+                <w:b/>
+                <w:color w:val="B7791F"/>
+                <w:sz w:val="14"/>
+              </w:rPr>
+              <w:t>COMPILADOR</w:t>
+            </w:r>
+          </w:p>
+        </w:tc>
+        <w:tc>
+          <w:tcPr>
+            <w:tcW w:type="dxa" w:w="6350"/>
+            <w:vAlign w:val="center"/>
+            <w:shd w:fill="FDF3E1"/>
+            <w:tcBorders>
+              <w:top w:val="dashed" w:sz="10" w:space="0" w:color="B7791F"/>
+              <w:left w:val="dashed" w:sz="10" w:space="0" w:color="B7791F"/>
+              <w:bottom w:val="dashed" w:sz="10" w:space="0" w:color="B7791F"/>
+              <w:right w:val="dashed" w:sz="10" w:space="0" w:color="B7791F"/>
+            </w:tcBorders>
+            <w:tcMar>
+              <w:top w:w="70" w:type="dxa"/>
+              <w:start w:w="140" w:type="dxa"/>
+              <w:bottom w:w="70" w:type="dxa"/>
+              <w:end w:w="140" w:type="dxa"/>
+            </w:tcMar>
+          </w:tcPr>
+          <w:p>
+            <w:pPr>
+              <w:keepNext/>
+              <w:spacing w:after="0"/>
+              <w:jc w:val="center"/>
+            </w:pPr>
+            <w:r>
+              <w:rPr>
+                <w:b/>
+                <w:color w:val="B7791F"/>
+                <w:sz w:val="17"/>
+              </w:rPr>
+              <w:t>◆ ¿Quedó algo sin convertir?</w:t>
+            </w:r>
+          </w:p>
+          <w:p>
+            <w:pPr>
+              <w:keepNext/>
+              <w:spacing w:after="0"/>
+              <w:jc w:val="center"/>
+            </w:pPr>
+            <w:r>
+              <w:rPr>
+                <w:sz w:val="15"/>
+              </w:rPr>
+              <w:t>Sí: la GUI lo lista en «FALTA INSERTAR O REVISAR» y crea generado\codigo_reports\&lt;función&gt;.sql</w:t>
+            </w:r>
+          </w:p>
+        </w:tc>
+      </w:tr>
+      <w:tr>
+        <w:trPr>
+          <w:cantSplit w:val="true"/>
+        </w:trPr>
+        <w:tc>
+          <w:tcPr>
+            <w:tcW w:type="dxa" w:w="1871"/>
+          </w:tcPr>
+          <w:p>
+            <w:pPr>
+              <w:keepNext/>
+            </w:pPr>
+          </w:p>
+        </w:tc>
+        <w:tc>
+          <w:tcPr>
+            <w:tcW w:type="dxa" w:w="6350"/>
+          </w:tcPr>
+          <w:p>
+            <w:pPr>
+              <w:keepNext/>
+              <w:spacing w:after="0" w:line="216" w:lineRule="auto"/>
+              <w:jc w:val="center"/>
+            </w:pPr>
+            <w:r>
+              <w:rPr>
+                <w:color w:val="4A5563"/>
+                <w:sz w:val="18"/>
+              </w:rPr>
+              <w:t>▼</w:t>
+            </w:r>
+            <w:r>
+              <w:rPr>
+                <w:b/>
+                <w:color w:val="B7791F"/>
+                <w:sz w:val="15"/>
+              </w:rPr>
+              <w:t xml:space="preserve">  Sí</w:t>
+            </w:r>
+          </w:p>
+        </w:tc>
+      </w:tr>
+      <w:tr>
+        <w:trPr>
+          <w:cantSplit w:val="true"/>
+        </w:trPr>
+        <w:tc>
+          <w:tcPr>
+            <w:tcW w:type="dxa" w:w="1871"/>
+            <w:vAlign w:val="center"/>
+            <w:tcMar>
+              <w:top w:w="40" w:type="dxa"/>
+              <w:start w:w="60" w:type="dxa"/>
+              <w:bottom w:w="40" w:type="dxa"/>
+              <w:end w:w="140" w:type="dxa"/>
+            </w:tcMar>
+          </w:tcPr>
+          <w:p>
+            <w:pPr>
+              <w:keepNext/>
+              <w:spacing w:after="0"/>
+              <w:jc w:val="right"/>
+            </w:pPr>
+            <w:r>
+              <w:rPr>
+                <w:rFonts w:ascii="Aptos" w:hAnsi="Aptos"/>
+                <w:b/>
+                <w:color w:val="4A5563"/>
+                <w:sz w:val="14"/>
+              </w:rPr>
+              <w:t>INFORMÁTICA</w:t>
+            </w:r>
+          </w:p>
+        </w:tc>
+        <w:tc>
+          <w:tcPr>
+            <w:tcW w:type="dxa" w:w="6350"/>
+            <w:vAlign w:val="center"/>
+            <w:shd w:fill="E8EDF2"/>
+            <w:tcBorders>
+              <w:top w:val="single" w:sz="8" w:space="0" w:color="283848"/>
+              <w:left w:val="single" w:sz="8" w:space="0" w:color="283848"/>
+              <w:bottom w:val="single" w:sz="8" w:space="0" w:color="283848"/>
+              <w:right w:val="single" w:sz="8" w:space="0" w:color="283848"/>
+            </w:tcBorders>
+            <w:tcMar>
+              <w:top w:w="70" w:type="dxa"/>
+              <w:start w:w="140" w:type="dxa"/>
+              <w:bottom w:w="70" w:type="dxa"/>
+              <w:end w:w="140" w:type="dxa"/>
+            </w:tcMar>
+          </w:tcPr>
+          <w:p>
+            <w:pPr>
+              <w:keepNext/>
+              <w:spacing w:after="0"/>
+              <w:jc w:val="center"/>
+            </w:pPr>
+            <w:r>
+              <w:rPr>
+                <w:b/>
+                <w:color w:val="283848"/>
+                <w:sz w:val="17"/>
+              </w:rPr>
+              <w:t>Corregir solo lo listado</w:t>
+            </w:r>
+          </w:p>
+          <w:p>
+            <w:pPr>
+              <w:keepNext/>
+              <w:spacing w:after="0"/>
+              <w:jc w:val="center"/>
+            </w:pPr>
+            <w:r>
+              <w:rPr>
+                <w:sz w:val="15"/>
+              </w:rPr>
+              <w:t>con la sintaxis de Reports, y volver a compilar</w:t>
+            </w:r>
+          </w:p>
+        </w:tc>
+      </w:tr>
+    </w:tbl>
+    <w:p>
+      <w:pPr>
+        <w:spacing w:before="60"/>
+        <w:jc w:val="center"/>
+      </w:pPr>
+      <w:r>
+        <w:rPr>
+          <w:i/>
+          <w:color w:val="4A5563"/>
+          <w:sz w:val="16"/>
+        </w:rPr>
+        <w:t>Figura 7. Importación desde Oracle Reports</w:t>
+      </w:r>
+    </w:p>
+    <w:p>
+      <w:r>
+        <w:t>Qué hace la importación:</w:t>
+      </w:r>
+    </w:p>
+    <w:tbl>
+      <w:tblPr>
+        <w:tblStyle w:val="TableGrid"/>
+        <w:tblW w:type="auto" w:w="0"/>
+        <w:jc w:val="center"/>
+        <w:tblLayout w:type="autofit"/>
+        <w:tblLook w:firstColumn="1" w:firstRow="1" w:lastColumn="0" w:lastRow="0" w:noHBand="0" w:noVBand="1" w:val="04A0"/>
+      </w:tblPr>
+      <w:tblGrid>
+        <w:gridCol w:w="4986"/>
+        <w:gridCol w:w="4986"/>
+      </w:tblGrid>
+      <w:tr>
+        <w:trPr>
+          <w:tblHeader w:val="true"/>
+          <w:cantSplit w:val="true"/>
+        </w:trPr>
+        <w:tc>
+          <w:tcPr>
+            <w:tcW w:type="dxa" w:w="4986"/>
+            <w:vAlign w:val="center"/>
+            <w:tcMar>
+              <w:top w:w="90" w:type="dxa"/>
+              <w:start w:w="110" w:type="dxa"/>
+              <w:bottom w:w="90" w:type="dxa"/>
+              <w:end w:w="110" w:type="dxa"/>
+            </w:tcMar>
+            <w:shd w:fill="283848"/>
+          </w:tcPr>
+          <w:p>
+            <w:pPr>
+              <w:keepNext/>
+              <w:spacing w:after="0"/>
+            </w:pPr>
+            <w:r>
+              <w:rPr>
+                <w:rFonts w:ascii="Aptos" w:hAnsi="Aptos"/>
+                <w:b/>
+                <w:color w:val="FFFFFF"/>
+                <w:sz w:val="16"/>
+              </w:rPr>
+              <w:t>En Oracle Reports</w:t>
+            </w:r>
+          </w:p>
+        </w:tc>
+        <w:tc>
+          <w:tcPr>
+            <w:tcW w:type="dxa" w:w="4986"/>
+            <w:vAlign w:val="center"/>
+            <w:tcMar>
+              <w:top w:w="90" w:type="dxa"/>
+              <w:start w:w="110" w:type="dxa"/>
+              <w:bottom w:w="90" w:type="dxa"/>
+              <w:end w:w="110" w:type="dxa"/>
+            </w:tcMar>
+            <w:shd w:fill="283848"/>
+          </w:tcPr>
+          <w:p>
+            <w:pPr>
+              <w:keepNext/>
+              <w:spacing w:after="0"/>
+            </w:pPr>
+            <w:r>
+              <w:rPr>
+                <w:rFonts w:ascii="Aptos" w:hAnsi="Aptos"/>
+                <w:b/>
+                <w:color w:val="FFFFFF"/>
+                <w:sz w:val="16"/>
+              </w:rPr>
+              <w:t>Resultado</w:t>
+            </w:r>
+          </w:p>
+        </w:tc>
+      </w:tr>
+      <w:tr>
+        <w:trPr>
+          <w:cantSplit w:val="true"/>
+        </w:trPr>
+        <w:tc>
+          <w:tcPr>
+            <w:tcW w:type="dxa" w:w="4986"/>
+            <w:vAlign w:val="center"/>
+            <w:tcMar>
+              <w:top w:w="90" w:type="dxa"/>
+              <w:start w:w="110" w:type="dxa"/>
+              <w:bottom w:w="90" w:type="dxa"/>
+              <w:end w:w="110" w:type="dxa"/>
+            </w:tcMar>
+            <w:shd w:fill="FFFFFF"/>
+          </w:tcPr>
+          <w:p>
+            <w:pPr>
+              <w:keepNext/>
+              <w:spacing w:after="0"/>
+            </w:pPr>
+            <w:r>
+              <w:rPr>
+                <w:rFonts w:ascii="Aptos" w:hAnsi="Aptos"/>
+                <w:sz w:val="16"/>
+              </w:rPr>
+              <w:t>Campo del diseño (F_x)</w:t>
+            </w:r>
+          </w:p>
+        </w:tc>
+        <w:tc>
+          <w:tcPr>
+            <w:tcW w:type="dxa" w:w="4986"/>
+            <w:vAlign w:val="center"/>
+            <w:tcMar>
+              <w:top w:w="90" w:type="dxa"/>
+              <w:start w:w="110" w:type="dxa"/>
+              <w:bottom w:w="90" w:type="dxa"/>
+              <w:end w:w="110" w:type="dxa"/>
+            </w:tcMar>
+            <w:shd w:fill="FFFFFF"/>
+          </w:tcPr>
+          <w:p>
+            <w:pPr>
+              <w:keepNext/>
+              <w:spacing w:after="0"/>
+            </w:pPr>
+            <w:r>
+              <w:rPr>
+                <w:rFonts w:ascii="Aptos" w:hAnsi="Aptos"/>
+                <w:sz w:val="16"/>
+              </w:rPr>
+              <w:t>Se reemplaza por su Origen; su máscara de formato se copia al marcador (N se convierte en 9)</w:t>
+            </w:r>
+          </w:p>
+        </w:tc>
+      </w:tr>
+      <w:tr>
+        <w:trPr>
+          <w:cantSplit w:val="true"/>
+        </w:trPr>
+        <w:tc>
+          <w:tcPr>
+            <w:tcW w:type="dxa" w:w="4986"/>
+            <w:vAlign w:val="center"/>
+            <w:tcMar>
+              <w:top w:w="90" w:type="dxa"/>
+              <w:start w:w="110" w:type="dxa"/>
+              <w:bottom w:w="90" w:type="dxa"/>
+              <w:end w:w="110" w:type="dxa"/>
+            </w:tcMar>
+            <w:shd w:fill="F5F7F9"/>
+          </w:tcPr>
+          <w:p>
+            <w:pPr>
+              <w:keepNext/>
+              <w:spacing w:after="0"/>
+            </w:pPr>
+            <w:r>
+              <w:rPr>
+                <w:rFonts w:ascii="Aptos" w:hAnsi="Aptos"/>
+                <w:sz w:val="16"/>
+              </w:rPr>
+              <w:t>Columna de una consulta</w:t>
+            </w:r>
+          </w:p>
+        </w:tc>
+        <w:tc>
+          <w:tcPr>
+            <w:tcW w:type="dxa" w:w="4986"/>
+            <w:vAlign w:val="center"/>
+            <w:tcMar>
+              <w:top w:w="90" w:type="dxa"/>
+              <w:start w:w="110" w:type="dxa"/>
+              <w:bottom w:w="90" w:type="dxa"/>
+              <w:end w:w="110" w:type="dxa"/>
+            </w:tcMar>
+            <w:shd w:fill="F5F7F9"/>
+          </w:tcPr>
+          <w:p>
+            <w:pPr>
+              <w:keepNext/>
+              <w:spacing w:after="0"/>
+            </w:pPr>
+            <w:r>
+              <w:rPr>
+                <w:rFonts w:ascii="Aptos" w:hAnsi="Aptos"/>
+                <w:sz w:val="16"/>
+              </w:rPr>
+              <w:t>CONSULTA.COLUMNA automático; la consulta se copia tal cual a generado\q_&lt;consulta&gt;.sql</w:t>
+            </w:r>
+          </w:p>
+        </w:tc>
+      </w:tr>
+      <w:tr>
+        <w:trPr>
+          <w:cantSplit w:val="true"/>
+        </w:trPr>
+        <w:tc>
+          <w:tcPr>
+            <w:tcW w:type="dxa" w:w="4986"/>
+            <w:vAlign w:val="center"/>
+            <w:tcMar>
+              <w:top w:w="90" w:type="dxa"/>
+              <w:start w:w="110" w:type="dxa"/>
+              <w:bottom w:w="90" w:type="dxa"/>
+              <w:end w:w="110" w:type="dxa"/>
+            </w:tcMar>
+            <w:shd w:fill="FFFFFF"/>
+          </w:tcPr>
+          <w:p>
+            <w:pPr>
+              <w:keepNext/>
+              <w:spacing w:after="0"/>
+            </w:pPr>
+            <w:r>
+              <w:rPr>
+                <w:rFonts w:ascii="Aptos" w:hAnsi="Aptos"/>
+                <w:sz w:val="16"/>
+              </w:rPr>
+              <w:t>Columna renombrada por Reports (NRO_SOL1, INTERES2)</w:t>
+            </w:r>
+          </w:p>
+        </w:tc>
+        <w:tc>
+          <w:tcPr>
+            <w:tcW w:type="dxa" w:w="4986"/>
+            <w:vAlign w:val="center"/>
+            <w:tcMar>
+              <w:top w:w="90" w:type="dxa"/>
+              <w:start w:w="110" w:type="dxa"/>
+              <w:bottom w:w="90" w:type="dxa"/>
+              <w:end w:w="110" w:type="dxa"/>
+            </w:tcMar>
+            <w:shd w:fill="FFFFFF"/>
+          </w:tcPr>
+          <w:p>
+            <w:pPr>
+              <w:keepNext/>
+              <w:spacing w:after="0"/>
+            </w:pPr>
+            <w:r>
+              <w:rPr>
+                <w:rFonts w:ascii="Aptos" w:hAnsi="Aptos"/>
+                <w:sz w:val="16"/>
+              </w:rPr>
+              <w:t>El motor nombra las columnas por su posición en el SELECT, así el SQL no se modifica</w:t>
+            </w:r>
+          </w:p>
+        </w:tc>
+      </w:tr>
+      <w:tr>
+        <w:trPr>
+          <w:cantSplit w:val="true"/>
+        </w:trPr>
+        <w:tc>
+          <w:tcPr>
+            <w:tcW w:type="dxa" w:w="4986"/>
+            <w:vAlign w:val="center"/>
+            <w:tcMar>
+              <w:top w:w="90" w:type="dxa"/>
+              <w:start w:w="110" w:type="dxa"/>
+              <w:bottom w:w="90" w:type="dxa"/>
+              <w:end w:w="110" w:type="dxa"/>
+            </w:tcMar>
+            <w:shd w:fill="F5F7F9"/>
+          </w:tcPr>
+          <w:p>
+            <w:pPr>
+              <w:keepNext/>
+              <w:spacing w:after="0"/>
+            </w:pPr>
+            <w:r>
+              <w:rPr>
+                <w:rFonts w:ascii="Aptos" w:hAnsi="Aptos"/>
+                <w:sz w:val="16"/>
+              </w:rPr>
+              <w:t>Total (CS_) en {{SUM:}}</w:t>
+            </w:r>
+          </w:p>
+        </w:tc>
+        <w:tc>
+          <w:tcPr>
+            <w:tcW w:type="dxa" w:w="4986"/>
+            <w:vAlign w:val="center"/>
+            <w:tcMar>
+              <w:top w:w="90" w:type="dxa"/>
+              <w:start w:w="110" w:type="dxa"/>
+              <w:bottom w:w="90" w:type="dxa"/>
+              <w:end w:w="110" w:type="dxa"/>
+            </w:tcMar>
+            <w:shd w:fill="F5F7F9"/>
+          </w:tcPr>
+          <w:p>
+            <w:pPr>
+              <w:keepNext/>
+              <w:spacing w:after="0"/>
+            </w:pPr>
+            <w:r>
+              <w:rPr>
+                <w:rFonts w:ascii="Aptos" w:hAnsi="Aptos"/>
+                <w:sz w:val="16"/>
+              </w:rPr>
+              <w:t>Función sum: la tabla suma la columna origen. Otras (count, maximum, minimum, average, first, last): lo calcula el motor</w:t>
+            </w:r>
+          </w:p>
+        </w:tc>
+      </w:tr>
+      <w:tr>
+        <w:trPr>
+          <w:cantSplit w:val="true"/>
+        </w:trPr>
+        <w:tc>
+          <w:tcPr>
+            <w:tcW w:type="dxa" w:w="4986"/>
+            <w:vAlign w:val="center"/>
+            <w:tcMar>
+              <w:top w:w="90" w:type="dxa"/>
+              <w:start w:w="110" w:type="dxa"/>
+              <w:bottom w:w="90" w:type="dxa"/>
+              <w:end w:w="110" w:type="dxa"/>
+            </w:tcMar>
+            <w:shd w:fill="FFFFFF"/>
+          </w:tcPr>
+          <w:p>
+            <w:pPr>
+              <w:keepNext/>
+              <w:spacing w:after="0"/>
+            </w:pPr>
+            <w:r>
+              <w:rPr>
+                <w:rFonts w:ascii="Aptos" w:hAnsi="Aptos"/>
+                <w:sz w:val="16"/>
+              </w:rPr>
+              <w:t>Total (CS_) en {{FIELD:}} o {{COLUMN:}}</w:t>
+            </w:r>
+          </w:p>
+        </w:tc>
+        <w:tc>
+          <w:tcPr>
+            <w:tcW w:type="dxa" w:w="4986"/>
+            <w:vAlign w:val="center"/>
+            <w:tcMar>
+              <w:top w:w="90" w:type="dxa"/>
+              <w:start w:w="110" w:type="dxa"/>
+              <w:bottom w:w="90" w:type="dxa"/>
+              <w:end w:w="110" w:type="dxa"/>
+            </w:tcMar>
+            <w:shd w:fill="FFFFFF"/>
+          </w:tcPr>
+          <w:p>
+            <w:pPr>
+              <w:keepNext/>
+              <w:spacing w:after="0"/>
+            </w:pPr>
+            <w:r>
+              <w:rPr>
+                <w:rFonts w:ascii="Aptos" w:hAnsi="Aptos"/>
+                <w:sz w:val="16"/>
+              </w:rPr>
+              <w:t>El motor recorre su consulta y lo calcula</w:t>
+            </w:r>
+          </w:p>
+        </w:tc>
+      </w:tr>
+      <w:tr>
+        <w:trPr>
+          <w:cantSplit w:val="true"/>
+        </w:trPr>
+        <w:tc>
+          <w:tcPr>
+            <w:tcW w:type="dxa" w:w="4986"/>
+            <w:vAlign w:val="center"/>
+            <w:tcMar>
+              <w:top w:w="90" w:type="dxa"/>
+              <w:start w:w="110" w:type="dxa"/>
+              <w:bottom w:w="90" w:type="dxa"/>
+              <w:end w:w="110" w:type="dxa"/>
+            </w:tcMar>
+            <w:shd w:fill="F5F7F9"/>
+          </w:tcPr>
+          <w:p>
+            <w:pPr>
+              <w:keepNext/>
+              <w:spacing w:after="0"/>
+            </w:pPr>
+            <w:r>
+              <w:rPr>
+                <w:rFonts w:ascii="Aptos" w:hAnsi="Aptos"/>
+                <w:sz w:val="16"/>
+              </w:rPr>
+              <w:t>Total en el mismo grupo que su origen (por ejemplo CS_K1, la numeración 1, 2, 3)</w:t>
+            </w:r>
+          </w:p>
+        </w:tc>
+        <w:tc>
+          <w:tcPr>
+            <w:tcW w:type="dxa" w:w="4986"/>
+            <w:vAlign w:val="center"/>
+            <w:tcMar>
+              <w:top w:w="90" w:type="dxa"/>
+              <w:start w:w="110" w:type="dxa"/>
+              <w:bottom w:w="90" w:type="dxa"/>
+              <w:end w:w="110" w:type="dxa"/>
+            </w:tcMar>
+            <w:shd w:fill="F5F7F9"/>
+          </w:tcPr>
+          <w:p>
+            <w:pPr>
+              <w:keepNext/>
+              <w:spacing w:after="0"/>
+            </w:pPr>
+            <w:r>
+              <w:rPr>
+                <w:rFonts w:ascii="Aptos" w:hAnsi="Aptos"/>
+                <w:sz w:val="16"/>
+              </w:rPr>
+              <w:t>Acumulado fila a fila, y vuelve a cero cuando cambia el grupo indicado en «Restablecer en»</w:t>
+            </w:r>
+          </w:p>
+        </w:tc>
+      </w:tr>
+      <w:tr>
+        <w:trPr>
+          <w:cantSplit w:val="true"/>
+        </w:trPr>
+        <w:tc>
+          <w:tcPr>
+            <w:tcW w:type="dxa" w:w="4986"/>
+            <w:vAlign w:val="center"/>
+            <w:tcMar>
+              <w:top w:w="90" w:type="dxa"/>
+              <w:start w:w="110" w:type="dxa"/>
+              <w:bottom w:w="90" w:type="dxa"/>
+              <w:end w:w="110" w:type="dxa"/>
+            </w:tcMar>
+            <w:shd w:fill="FFFFFF"/>
+          </w:tcPr>
+          <w:p>
+            <w:pPr>
+              <w:keepNext/>
+              <w:spacing w:after="0"/>
+            </w:pPr>
+            <w:r>
+              <w:rPr>
+                <w:rFonts w:ascii="Aptos" w:hAnsi="Aptos"/>
+                <w:sz w:val="16"/>
+              </w:rPr>
+              <w:t xml:space="preserve">Consulta que usa :COLUMNA de otro grupo en su SQL (por ejemplo </w:t>
+            </w:r>
+            <w:r>
+              <w:rPr>
+                <w:rFonts w:ascii="Aptos" w:hAnsi="Aptos"/>
+                <w:color w:val="233648"/>
+                <w:sz w:val="16"/>
+              </w:rPr>
+              <w:t>where cod_adm = :TITULAR</w:t>
+            </w:r>
+            <w:r>
+              <w:rPr>
+                <w:rFonts w:ascii="Aptos" w:hAnsi="Aptos"/>
+                <w:sz w:val="16"/>
+              </w:rPr>
+              <w:t>)</w:t>
+            </w:r>
+          </w:p>
+        </w:tc>
+        <w:tc>
+          <w:tcPr>
+            <w:tcW w:type="dxa" w:w="4986"/>
+            <w:vAlign w:val="center"/>
+            <w:tcMar>
+              <w:top w:w="90" w:type="dxa"/>
+              <w:start w:w="110" w:type="dxa"/>
+              <w:bottom w:w="90" w:type="dxa"/>
+              <w:end w:w="110" w:type="dxa"/>
+            </w:tcMar>
+            <w:shd w:fill="FFFFFF"/>
+          </w:tcPr>
+          <w:p>
+            <w:pPr>
+              <w:keepNext/>
+              <w:spacing w:after="0"/>
+            </w:pPr>
+            <w:r>
+              <w:rPr>
+                <w:rFonts w:ascii="Aptos" w:hAnsi="Aptos"/>
+                <w:sz w:val="16"/>
+              </w:rPr>
+              <w:t>El motor toma el valor de la fila actual de ese grupo; no hace falta declararla como parámetro</w:t>
+            </w:r>
+          </w:p>
+        </w:tc>
+      </w:tr>
+      <w:tr>
+        <w:trPr>
+          <w:cantSplit w:val="true"/>
+        </w:trPr>
+        <w:tc>
+          <w:tcPr>
+            <w:tcW w:type="dxa" w:w="4986"/>
+            <w:vAlign w:val="center"/>
+            <w:tcMar>
+              <w:top w:w="90" w:type="dxa"/>
+              <w:start w:w="110" w:type="dxa"/>
+              <w:bottom w:w="90" w:type="dxa"/>
+              <w:end w:w="110" w:type="dxa"/>
+            </w:tcMar>
+            <w:shd w:fill="F5F7F9"/>
+          </w:tcPr>
+          <w:p>
+            <w:pPr>
+              <w:keepNext/>
+              <w:spacing w:after="0"/>
+            </w:pPr>
+            <w:r>
+              <w:rPr>
+                <w:rFonts w:ascii="Aptos" w:hAnsi="Aptos"/>
+                <w:sz w:val="16"/>
+              </w:rPr>
+              <w:t>Marco que no tiene filas</w:t>
+            </w:r>
+          </w:p>
+        </w:tc>
+        <w:tc>
+          <w:tcPr>
+            <w:tcW w:type="dxa" w:w="4986"/>
+            <w:vAlign w:val="center"/>
+            <w:tcMar>
+              <w:top w:w="90" w:type="dxa"/>
+              <w:start w:w="110" w:type="dxa"/>
+              <w:bottom w:w="90" w:type="dxa"/>
+              <w:end w:w="110" w:type="dxa"/>
+            </w:tcMar>
+            <w:shd w:fill="F5F7F9"/>
+          </w:tcPr>
+          <w:p>
+            <w:pPr>
+              <w:keepNext/>
+              <w:spacing w:after="0"/>
+            </w:pPr>
+            <w:r>
+              <w:rPr>
+                <w:rFonts w:ascii="Aptos" w:hAnsi="Aptos"/>
+                <w:sz w:val="16"/>
+              </w:rPr>
+              <w:t>La sección de la tabla no se imprime (ni su título ni sus totales), como en Reports</w:t>
+            </w:r>
+          </w:p>
+        </w:tc>
+      </w:tr>
+      <w:tr>
+        <w:trPr>
+          <w:cantSplit w:val="true"/>
+        </w:trPr>
+        <w:tc>
+          <w:tcPr>
+            <w:tcW w:type="dxa" w:w="4986"/>
+            <w:vAlign w:val="center"/>
+            <w:tcMar>
+              <w:top w:w="90" w:type="dxa"/>
+              <w:start w:w="110" w:type="dxa"/>
+              <w:bottom w:w="90" w:type="dxa"/>
+              <w:end w:w="110" w:type="dxa"/>
+            </w:tcMar>
+            <w:shd w:fill="FFFFFF"/>
+          </w:tcPr>
+          <w:p>
+            <w:pPr>
+              <w:keepNext/>
+              <w:spacing w:after="0"/>
+            </w:pPr>
+            <w:r>
+              <w:rPr>
+                <w:rFonts w:ascii="Aptos" w:hAnsi="Aptos"/>
+                <w:sz w:val="16"/>
+              </w:rPr>
+              <w:t>Fórmula (CF_)</w:t>
+            </w:r>
+          </w:p>
+        </w:tc>
+        <w:tc>
+          <w:tcPr>
+            <w:tcW w:type="dxa" w:w="4986"/>
+            <w:vAlign w:val="center"/>
+            <w:tcMar>
+              <w:top w:w="90" w:type="dxa"/>
+              <w:start w:w="110" w:type="dxa"/>
+              <w:bottom w:w="90" w:type="dxa"/>
+              <w:end w:w="110" w:type="dxa"/>
+            </w:tcMar>
+            <w:shd w:fill="FFFFFF"/>
+          </w:tcPr>
+          <w:p>
+            <w:pPr>
+              <w:keepNext/>
+              <w:spacing w:after="0"/>
+            </w:pPr>
+            <w:r>
+              <w:rPr>
+                <w:rFonts w:ascii="Aptos" w:hAnsi="Aptos"/>
+                <w:sz w:val="16"/>
+              </w:rPr>
+              <w:t xml:space="preserve">Su función PL/SQL se copia al package </w:t>
+            </w:r>
+            <w:r>
+              <w:rPr>
+                <w:rFonts w:ascii="Aptos" w:hAnsi="Aptos"/>
+                <w:color w:val="233648"/>
+                <w:sz w:val="16"/>
+              </w:rPr>
+              <w:t>rpt_&lt;reporte&gt;</w:t>
+            </w:r>
+            <w:r>
+              <w:rPr>
+                <w:rFonts w:ascii="Aptos" w:hAnsi="Aptos"/>
+                <w:sz w:val="16"/>
+              </w:rPr>
+              <w:t xml:space="preserve">; cada </w:t>
+            </w:r>
+            <w:r>
+              <w:rPr>
+                <w:rFonts w:ascii="Aptos" w:hAnsi="Aptos"/>
+                <w:color w:val="233648"/>
+                <w:sz w:val="16"/>
+              </w:rPr>
+              <w:t>:NOMBRE</w:t>
+            </w:r>
+            <w:r>
+              <w:rPr>
+                <w:rFonts w:ascii="Aptos" w:hAnsi="Aptos"/>
+                <w:sz w:val="16"/>
+              </w:rPr>
+              <w:t xml:space="preserve"> se lee del motor. Se calcula por cada fila de su grupo, como en Reports</w:t>
+            </w:r>
+          </w:p>
+        </w:tc>
+      </w:tr>
+      <w:tr>
+        <w:trPr>
+          <w:cantSplit w:val="true"/>
+        </w:trPr>
+        <w:tc>
+          <w:tcPr>
+            <w:tcW w:type="dxa" w:w="4986"/>
+            <w:vAlign w:val="center"/>
+            <w:tcMar>
+              <w:top w:w="90" w:type="dxa"/>
+              <w:start w:w="110" w:type="dxa"/>
+              <w:bottom w:w="90" w:type="dxa"/>
+              <w:end w:w="110" w:type="dxa"/>
+            </w:tcMar>
+            <w:shd w:fill="F5F7F9"/>
+          </w:tcPr>
+          <w:p>
+            <w:pPr>
+              <w:keepNext/>
+              <w:spacing w:after="0"/>
+            </w:pPr>
+            <w:r>
+              <w:rPr>
+                <w:rFonts w:ascii="Aptos" w:hAnsi="Aptos"/>
+                <w:sz w:val="16"/>
+              </w:rPr>
+              <w:t>Funciones auxiliares (program units) que llaman las fórmulas</w:t>
+            </w:r>
+          </w:p>
+        </w:tc>
+        <w:tc>
+          <w:tcPr>
+            <w:tcW w:type="dxa" w:w="4986"/>
+            <w:vAlign w:val="center"/>
+            <w:tcMar>
+              <w:top w:w="90" w:type="dxa"/>
+              <w:start w:w="110" w:type="dxa"/>
+              <w:bottom w:w="90" w:type="dxa"/>
+              <w:end w:w="110" w:type="dxa"/>
+            </w:tcMar>
+            <w:shd w:fill="F5F7F9"/>
+          </w:tcPr>
+          <w:p>
+            <w:pPr>
+              <w:keepNext/>
+              <w:spacing w:after="0"/>
+            </w:pPr>
+            <w:r>
+              <w:rPr>
+                <w:rFonts w:ascii="Aptos" w:hAnsi="Aptos"/>
+                <w:sz w:val="16"/>
+              </w:rPr>
+              <w:t>Se copian igual al package</w:t>
+            </w:r>
+          </w:p>
+        </w:tc>
+      </w:tr>
+      <w:tr>
+        <w:trPr>
+          <w:cantSplit w:val="true"/>
+        </w:trPr>
+        <w:tc>
+          <w:tcPr>
+            <w:tcW w:type="dxa" w:w="4986"/>
+            <w:vAlign w:val="center"/>
+            <w:tcMar>
+              <w:top w:w="90" w:type="dxa"/>
+              <w:start w:w="110" w:type="dxa"/>
+              <w:bottom w:w="90" w:type="dxa"/>
+              <w:end w:w="110" w:type="dxa"/>
+            </w:tcMar>
+            <w:shd w:fill="FFFFFF"/>
+          </w:tcPr>
+          <w:p>
+            <w:pPr>
+              <w:keepNext/>
+              <w:spacing w:after="0"/>
+            </w:pPr>
+            <w:r>
+              <w:rPr>
+                <w:rFonts w:ascii="Aptos" w:hAnsi="Aptos"/>
+                <w:sz w:val="16"/>
+              </w:rPr>
+              <w:t>Marcador de posición (CP_)</w:t>
+            </w:r>
+          </w:p>
+        </w:tc>
+        <w:tc>
+          <w:tcPr>
+            <w:tcW w:type="dxa" w:w="4986"/>
+            <w:vAlign w:val="center"/>
+            <w:tcMar>
+              <w:top w:w="90" w:type="dxa"/>
+              <w:start w:w="110" w:type="dxa"/>
+              <w:bottom w:w="90" w:type="dxa"/>
+              <w:end w:w="110" w:type="dxa"/>
+            </w:tcMar>
+            <w:shd w:fill="FFFFFF"/>
+          </w:tcPr>
+          <w:p>
+            <w:pPr>
+              <w:keepNext/>
+              <w:spacing w:after="0"/>
+            </w:pPr>
+            <w:r>
+              <w:rPr>
+                <w:rFonts w:ascii="Aptos" w:hAnsi="Aptos"/>
+                <w:sz w:val="16"/>
+              </w:rPr>
+              <w:t>Toma el valor que le asignan las fórmulas (</w:t>
+            </w:r>
+            <w:r>
+              <w:rPr>
+                <w:rFonts w:ascii="Aptos" w:hAnsi="Aptos"/>
+                <w:color w:val="233648"/>
+                <w:sz w:val="16"/>
+              </w:rPr>
+              <w:t>:CP_X := ...</w:t>
+            </w:r>
+            <w:r>
+              <w:rPr>
+                <w:rFonts w:ascii="Aptos" w:hAnsi="Aptos"/>
+                <w:sz w:val="16"/>
+              </w:rPr>
+              <w:t xml:space="preserve"> o </w:t>
+            </w:r>
+            <w:r>
+              <w:rPr>
+                <w:rFonts w:ascii="Aptos" w:hAnsi="Aptos"/>
+                <w:color w:val="233648"/>
+                <w:sz w:val="16"/>
+              </w:rPr>
+              <w:t>INTO :CP_X</w:t>
+            </w:r>
+            <w:r>
+              <w:rPr>
+                <w:rFonts w:ascii="Aptos" w:hAnsi="Aptos"/>
+                <w:sz w:val="16"/>
+              </w:rPr>
+              <w:t>)</w:t>
+            </w:r>
+          </w:p>
+        </w:tc>
+      </w:tr>
+      <w:tr>
+        <w:trPr>
+          <w:cantSplit w:val="true"/>
+        </w:trPr>
+        <w:tc>
+          <w:tcPr>
+            <w:tcW w:type="dxa" w:w="4986"/>
+            <w:vAlign w:val="center"/>
+            <w:tcMar>
+              <w:top w:w="90" w:type="dxa"/>
+              <w:start w:w="110" w:type="dxa"/>
+              <w:bottom w:w="90" w:type="dxa"/>
+              <w:end w:w="110" w:type="dxa"/>
+            </w:tcMar>
+            <w:shd w:fill="F5F7F9"/>
+          </w:tcPr>
+          <w:p>
+            <w:pPr>
+              <w:keepNext/>
+              <w:spacing w:after="0"/>
+            </w:pPr>
+            <w:r>
+              <w:rPr>
+                <w:rFonts w:ascii="Aptos" w:hAnsi="Aptos"/>
+                <w:sz w:val="16"/>
+              </w:rPr>
+              <w:t>Data Link</w:t>
+            </w:r>
+          </w:p>
+        </w:tc>
+        <w:tc>
+          <w:tcPr>
+            <w:tcW w:type="dxa" w:w="4986"/>
+            <w:vAlign w:val="center"/>
+            <w:tcMar>
+              <w:top w:w="90" w:type="dxa"/>
+              <w:start w:w="110" w:type="dxa"/>
+              <w:bottom w:w="90" w:type="dxa"/>
+              <w:end w:w="110" w:type="dxa"/>
+            </w:tcMar>
+            <w:shd w:fill="F5F7F9"/>
+          </w:tcPr>
+          <w:p>
+            <w:pPr>
+              <w:keepNext/>
+              <w:spacing w:after="0"/>
+            </w:pPr>
+            <w:r>
+              <w:rPr>
+                <w:rFonts w:ascii="Aptos" w:hAnsi="Aptos"/>
+                <w:sz w:val="16"/>
+              </w:rPr>
+              <w:t>El motor filtra cada fila de la consulta hija con la columna de la fila actual del grupo padre; el SQL no se toca</w:t>
+            </w:r>
+          </w:p>
+        </w:tc>
+      </w:tr>
+      <w:tr>
+        <w:trPr>
+          <w:cantSplit w:val="true"/>
+        </w:trPr>
+        <w:tc>
+          <w:tcPr>
+            <w:tcW w:type="dxa" w:w="4986"/>
+            <w:vAlign w:val="center"/>
+            <w:tcMar>
+              <w:top w:w="90" w:type="dxa"/>
+              <w:start w:w="110" w:type="dxa"/>
+              <w:bottom w:w="90" w:type="dxa"/>
+              <w:end w:w="110" w:type="dxa"/>
+            </w:tcMar>
+            <w:shd w:fill="FFFFFF"/>
+          </w:tcPr>
+          <w:p>
+            <w:pPr>
+              <w:keepNext/>
+              <w:spacing w:after="0"/>
+            </w:pPr>
+            <w:r>
+              <w:rPr>
+                <w:rFonts w:ascii="Aptos" w:hAnsi="Aptos"/>
+                <w:sz w:val="16"/>
+              </w:rPr>
+              <w:t>Consulta usada solo por fórmulas, totales o Data Links</w:t>
+            </w:r>
+          </w:p>
+        </w:tc>
+        <w:tc>
+          <w:tcPr>
+            <w:tcW w:type="dxa" w:w="4986"/>
+            <w:vAlign w:val="center"/>
+            <w:tcMar>
+              <w:top w:w="90" w:type="dxa"/>
+              <w:start w:w="110" w:type="dxa"/>
+              <w:bottom w:w="90" w:type="dxa"/>
+              <w:end w:w="110" w:type="dxa"/>
+            </w:tcMar>
+            <w:shd w:fill="FFFFFF"/>
+          </w:tcPr>
+          <w:p>
+            <w:pPr>
+              <w:keepNext/>
+              <w:spacing w:after="0"/>
+            </w:pPr>
+            <w:r>
+              <w:rPr>
+                <w:rFonts w:ascii="Aptos" w:hAnsi="Aptos"/>
+                <w:sz w:val="16"/>
+              </w:rPr>
+              <w:t>También se crea su q_&lt;consulta&gt;.sql</w:t>
+            </w:r>
+          </w:p>
+        </w:tc>
+      </w:tr>
+      <w:tr>
+        <w:trPr>
+          <w:cantSplit w:val="true"/>
+        </w:trPr>
+        <w:tc>
+          <w:tcPr>
+            <w:tcW w:type="dxa" w:w="4986"/>
+            <w:vAlign w:val="center"/>
+            <w:tcMar>
+              <w:top w:w="90" w:type="dxa"/>
+              <w:start w:w="110" w:type="dxa"/>
+              <w:bottom w:w="90" w:type="dxa"/>
+              <w:end w:w="110" w:type="dxa"/>
+            </w:tcMar>
+            <w:shd w:fill="F5F7F9"/>
+          </w:tcPr>
+          <w:p>
+            <w:pPr>
+              <w:spacing w:after="0"/>
+            </w:pPr>
+            <w:r>
+              <w:rPr>
+                <w:rFonts w:ascii="Aptos" w:hAnsi="Aptos"/>
+                <w:sz w:val="16"/>
+              </w:rPr>
+              <w:t>Parámetro de usuario usado en el SQL o en una fórmula</w:t>
+            </w:r>
+          </w:p>
+        </w:tc>
+        <w:tc>
+          <w:tcPr>
+            <w:tcW w:type="dxa" w:w="4986"/>
+            <w:vAlign w:val="center"/>
+            <w:tcMar>
+              <w:top w:w="90" w:type="dxa"/>
+              <w:start w:w="110" w:type="dxa"/>
+              <w:bottom w:w="90" w:type="dxa"/>
+              <w:end w:w="110" w:type="dxa"/>
+            </w:tcMar>
+            <w:shd w:fill="F5F7F9"/>
+          </w:tcPr>
+          <w:p>
+            <w:pPr>
+              <w:spacing w:after="0"/>
+            </w:pPr>
+            <w:r>
+              <w:rPr>
+                <w:rFonts w:ascii="Aptos" w:hAnsi="Aptos"/>
+                <w:sz w:val="16"/>
+              </w:rPr>
+              <w:t>Se declara en parameters con el Page Item P&lt;página&gt;_&lt;NOMBRE&gt;</w:t>
+            </w:r>
+          </w:p>
+        </w:tc>
+      </w:tr>
+    </w:tbl>
+    <w:p>
+      <w:pPr>
+        <w:spacing w:after="20"/>
+      </w:pPr>
+    </w:p>
+    <w:p>
+      <w:r>
+        <w:t>Ejemplo de conversión (la fórmula queda legible y equivalente):</w:t>
+      </w:r>
+    </w:p>
+    <w:tbl>
+      <w:tblPr>
+        <w:tblW w:type="auto" w:w="0"/>
+        <w:jc w:val="center"/>
+        <w:tblLook w:firstColumn="1" w:firstRow="1" w:lastColumn="0" w:lastRow="0" w:noHBand="0" w:noVBand="1" w:val="04A0"/>
+      </w:tblPr>
+      <w:tblGrid>
+        <w:gridCol w:w="9972"/>
+      </w:tblGrid>
+      <w:tr>
+        <w:tc>
+          <w:tcPr>
+            <w:tcW w:type="dxa" w:w="9972"/>
+            <w:shd w:fill="F5F7F9"/>
+            <w:tcMar>
+              <w:top w:w="100" w:type="dxa"/>
+              <w:start w:w="140" w:type="dxa"/>
+              <w:bottom w:w="100" w:type="dxa"/>
+              <w:end w:w="140" w:type="dxa"/>
+            </w:tcMar>
+          </w:tcPr>
+          <w:p>
+            <w:pPr>
+              <w:keepLines/>
+              <w:spacing w:after="0"/>
+            </w:pPr>
+            <w:r>
+              <w:rPr>
+                <w:rFonts w:ascii="Consolas" w:hAnsi="Consolas"/>
+                <w:color w:val="233648"/>
+                <w:sz w:val="16"/>
+              </w:rPr>
+              <w:t>-- En Oracle Reports                       -- En rpt_&lt;reporte&gt;.sql</w:t>
+            </w:r>
+            <w:r>
+              <w:br/>
+            </w:r>
+            <w:r>
+              <w:rPr>
+                <w:rFonts w:ascii="Consolas" w:hAnsi="Consolas"/>
+                <w:color w:val="233648"/>
+                <w:sz w:val="16"/>
+              </w:rPr>
+              <w:t>function CF_ATRASOFormula return Number is  function CF_ATRASOFormula return Number is</w:t>
+            </w:r>
+            <w:r>
+              <w:br/>
+            </w:r>
+            <w:r>
+              <w:rPr>
+                <w:rFonts w:ascii="Consolas" w:hAnsi="Consolas"/>
+                <w:color w:val="233648"/>
+                <w:sz w:val="16"/>
+              </w:rPr>
+              <w:t xml:space="preserve">  IMPORTE NUMBER := 0;                          rr_cf_pagos NUMBER := rpt_layout.num('CF_PAGOS');</w:t>
+            </w:r>
+            <w:r>
+              <w:br/>
+            </w:r>
+            <w:r>
+              <w:rPr>
+                <w:rFonts w:ascii="Consolas" w:hAnsi="Consolas"/>
+                <w:color w:val="233648"/>
+                <w:sz w:val="16"/>
+              </w:rPr>
+              <w:t>begin                                           rr_cp_reg_int NUMBER := rpt_layout.num('CP_REG_INT');</w:t>
+            </w:r>
+            <w:r>
+              <w:br/>
+            </w:r>
+            <w:r>
+              <w:rPr>
+                <w:rFonts w:ascii="Consolas" w:hAnsi="Consolas"/>
+                <w:color w:val="233648"/>
+                <w:sz w:val="16"/>
+              </w:rPr>
+              <w:t xml:space="preserve">  IMPORTE := NVL(:CF_PAGOS,0)                   IMPORTE NUMBER := 0;</w:t>
+            </w:r>
+            <w:r>
+              <w:br/>
+            </w:r>
+            <w:r>
+              <w:rPr>
+                <w:rFonts w:ascii="Consolas" w:hAnsi="Consolas"/>
+                <w:color w:val="233648"/>
+                <w:sz w:val="16"/>
+              </w:rPr>
+              <w:t xml:space="preserve">           - NVL(:CP_REG_INT,0);              begin</w:t>
+            </w:r>
+            <w:r>
+              <w:br/>
+            </w:r>
+            <w:r>
+              <w:rPr>
+                <w:rFonts w:ascii="Consolas" w:hAnsi="Consolas"/>
+                <w:color w:val="233648"/>
+                <w:sz w:val="16"/>
+              </w:rPr>
+              <w:t xml:space="preserve">  return IMPORTE;                                 IMPORTE := NVL(rr_cf_pagos,0) - NVL(rr_cp_reg_int,0);</w:t>
+            </w:r>
+            <w:r>
+              <w:br/>
+            </w:r>
+            <w:r>
+              <w:rPr>
+                <w:rFonts w:ascii="Consolas" w:hAnsi="Consolas"/>
+                <w:color w:val="233648"/>
+                <w:sz w:val="16"/>
+              </w:rPr>
+              <w:t>end;                                              return IMPORTE;</w:t>
+            </w:r>
+            <w:r>
+              <w:br/>
+            </w:r>
+            <w:r>
+              <w:rPr>
+                <w:rFonts w:ascii="Consolas" w:hAnsi="Consolas"/>
+                <w:color w:val="233648"/>
+                <w:sz w:val="16"/>
+              </w:rPr>
+              <w:t xml:space="preserve">                                              end;</w:t>
+            </w:r>
+          </w:p>
+        </w:tc>
+      </w:tr>
+    </w:tbl>
+    <w:p>
+      <w:r>
+        <w:t xml:space="preserve">Lo que </w:t>
+      </w:r>
+      <w:r>
+        <w:rPr>
+          <w:b/>
+        </w:rPr>
+        <w:t>no</w:t>
+      </w:r>
+      <w:r>
+        <w:t xml:space="preserve"> se convierte solo y la GUI lista como pendiente (en Validar y en Compilar, bajo «CÓDIGO DE ORACLE REPORTS → FALTA INSERTAR O REVISAR»):</w:t>
+      </w:r>
+    </w:p>
+    <w:tbl>
+      <w:tblPr>
+        <w:tblStyle w:val="TableGrid"/>
+        <w:tblW w:type="auto" w:w="0"/>
+        <w:jc w:val="center"/>
+        <w:tblLayout w:type="autofit"/>
+        <w:tblLook w:firstColumn="1" w:firstRow="1" w:lastColumn="0" w:lastRow="0" w:noHBand="0" w:noVBand="1" w:val="04A0"/>
+      </w:tblPr>
+      <w:tblGrid>
+        <w:gridCol w:w="4986"/>
+        <w:gridCol w:w="4986"/>
+      </w:tblGrid>
+      <w:tr>
+        <w:trPr>
+          <w:tblHeader w:val="true"/>
+          <w:cantSplit w:val="true"/>
+        </w:trPr>
+        <w:tc>
+          <w:tcPr>
+            <w:tcW w:type="dxa" w:w="4986"/>
+            <w:vAlign w:val="center"/>
+            <w:tcMar>
+              <w:top w:w="90" w:type="dxa"/>
+              <w:start w:w="110" w:type="dxa"/>
+              <w:bottom w:w="90" w:type="dxa"/>
+              <w:end w:w="110" w:type="dxa"/>
+            </w:tcMar>
+            <w:shd w:fill="283848"/>
+          </w:tcPr>
+          <w:p>
+            <w:pPr>
+              <w:keepNext/>
+              <w:spacing w:after="0"/>
+            </w:pPr>
+            <w:r>
+              <w:rPr>
+                <w:rFonts w:ascii="Aptos" w:hAnsi="Aptos"/>
+                <w:b/>
+                <w:color w:val="FFFFFF"/>
+                <w:sz w:val="16"/>
+              </w:rPr>
+              <w:t>Pendiente</w:t>
+            </w:r>
+          </w:p>
+        </w:tc>
+        <w:tc>
+          <w:tcPr>
+            <w:tcW w:type="dxa" w:w="4986"/>
+            <w:vAlign w:val="center"/>
+            <w:tcMar>
+              <w:top w:w="90" w:type="dxa"/>
+              <w:start w:w="110" w:type="dxa"/>
+              <w:bottom w:w="90" w:type="dxa"/>
+              <w:end w:w="110" w:type="dxa"/>
+            </w:tcMar>
+            <w:shd w:fill="283848"/>
+          </w:tcPr>
+          <w:p>
+            <w:pPr>
+              <w:keepNext/>
+              <w:spacing w:after="0"/>
+            </w:pPr>
+            <w:r>
+              <w:rPr>
+                <w:rFonts w:ascii="Aptos" w:hAnsi="Aptos"/>
+                <w:b/>
+                <w:color w:val="FFFFFF"/>
+                <w:sz w:val="16"/>
+              </w:rPr>
+              <w:t>Qué hacer</w:t>
+            </w:r>
+          </w:p>
+        </w:tc>
+      </w:tr>
+      <w:tr>
+        <w:trPr>
+          <w:cantSplit w:val="true"/>
+        </w:trPr>
+        <w:tc>
+          <w:tcPr>
+            <w:tcW w:type="dxa" w:w="4986"/>
+            <w:vAlign w:val="center"/>
+            <w:tcMar>
+              <w:top w:w="90" w:type="dxa"/>
+              <w:start w:w="110" w:type="dxa"/>
+              <w:bottom w:w="90" w:type="dxa"/>
+              <w:end w:w="110" w:type="dxa"/>
+            </w:tcMar>
+            <w:shd w:fill="FFFFFF"/>
+          </w:tcPr>
+          <w:p>
+            <w:pPr>
+              <w:keepNext/>
+              <w:spacing w:after="0"/>
+            </w:pPr>
+            <w:r>
+              <w:rPr>
+                <w:rFonts w:ascii="Aptos" w:hAnsi="Aptos"/>
+                <w:sz w:val="16"/>
+              </w:rPr>
+              <w:t>Fórmula que usa el paquete SRW, o un nombre que no existe en el Modelo de Datos (LAYOUT-REPORTS-011)</w:t>
+            </w:r>
+          </w:p>
+        </w:tc>
+        <w:tc>
+          <w:tcPr>
+            <w:tcW w:type="dxa" w:w="4986"/>
+            <w:vAlign w:val="center"/>
+            <w:tcMar>
+              <w:top w:w="90" w:type="dxa"/>
+              <w:start w:w="110" w:type="dxa"/>
+              <w:bottom w:w="90" w:type="dxa"/>
+              <w:end w:w="110" w:type="dxa"/>
+            </w:tcMar>
+            <w:shd w:fill="FFFFFF"/>
+          </w:tcPr>
+          <w:p>
+            <w:pPr>
+              <w:keepNext/>
+              <w:spacing w:after="0"/>
+            </w:pPr>
+            <w:r>
+              <w:rPr>
+                <w:rFonts w:ascii="Aptos" w:hAnsi="Aptos"/>
+                <w:sz w:val="16"/>
+              </w:rPr>
+              <w:t xml:space="preserve">Corregir </w:t>
+            </w:r>
+            <w:r>
+              <w:rPr>
+                <w:rFonts w:ascii="Aptos" w:hAnsi="Aptos"/>
+                <w:color w:val="233648"/>
+                <w:sz w:val="16"/>
+              </w:rPr>
+              <w:t>generado\codigo_reports\&lt;función&gt;.sql</w:t>
+            </w:r>
+            <w:r>
+              <w:rPr>
+                <w:rFonts w:ascii="Aptos" w:hAnsi="Aptos"/>
+                <w:sz w:val="16"/>
+              </w:rPr>
+              <w:t>, que trae el código original. Se escribe con la sintaxis de Reports (</w:t>
+            </w:r>
+            <w:r>
+              <w:rPr>
+                <w:rFonts w:ascii="Aptos" w:hAnsi="Aptos"/>
+                <w:color w:val="233648"/>
+                <w:sz w:val="16"/>
+              </w:rPr>
+              <w:t>:NOMBRE</w:t>
+            </w:r>
+            <w:r>
+              <w:rPr>
+                <w:rFonts w:ascii="Aptos" w:hAnsi="Aptos"/>
+                <w:sz w:val="16"/>
+              </w:rPr>
+              <w:t>) y se convierte al compilar. Mientras tanto la fórmula devuelve NULL. Volver a cargar el Word no pisa ese archivo</w:t>
+            </w:r>
+          </w:p>
+        </w:tc>
+      </w:tr>
+      <w:tr>
+        <w:trPr>
+          <w:cantSplit w:val="true"/>
+        </w:trPr>
+        <w:tc>
+          <w:tcPr>
+            <w:tcW w:type="dxa" w:w="4986"/>
+            <w:vAlign w:val="center"/>
+            <w:tcMar>
+              <w:top w:w="90" w:type="dxa"/>
+              <w:start w:w="110" w:type="dxa"/>
+              <w:bottom w:w="90" w:type="dxa"/>
+              <w:end w:w="110" w:type="dxa"/>
+            </w:tcMar>
+            <w:shd w:fill="F5F7F9"/>
+          </w:tcPr>
+          <w:p>
+            <w:pPr>
+              <w:keepNext/>
+              <w:spacing w:after="0"/>
+            </w:pPr>
+            <w:r>
+              <w:rPr>
+                <w:rFonts w:ascii="Aptos" w:hAnsi="Aptos"/>
+                <w:sz w:val="16"/>
+              </w:rPr>
+              <w:t>Data Link con una condición distinta de =, &lt;&gt;, &lt;, &lt;=, &gt;, &gt;= (LAYOUT-REPORTS-011)</w:t>
+            </w:r>
+          </w:p>
+        </w:tc>
+        <w:tc>
+          <w:tcPr>
+            <w:tcW w:type="dxa" w:w="4986"/>
+            <w:vAlign w:val="center"/>
+            <w:tcMar>
+              <w:top w:w="90" w:type="dxa"/>
+              <w:start w:w="110" w:type="dxa"/>
+              <w:bottom w:w="90" w:type="dxa"/>
+              <w:end w:w="110" w:type="dxa"/>
+            </w:tcMar>
+            <w:shd w:fill="F5F7F9"/>
+          </w:tcPr>
+          <w:p>
+            <w:pPr>
+              <w:keepNext/>
+              <w:spacing w:after="0"/>
+            </w:pPr>
+            <w:r>
+              <w:rPr>
+                <w:rFonts w:ascii="Aptos" w:hAnsi="Aptos"/>
+                <w:sz w:val="16"/>
+              </w:rPr>
+              <w:t>Agregar la condición a mano en el q_&lt;consulta&gt;.sql de la consulta hija</w:t>
+            </w:r>
+          </w:p>
+        </w:tc>
+      </w:tr>
+      <w:tr>
+        <w:trPr>
+          <w:cantSplit w:val="true"/>
+        </w:trPr>
+        <w:tc>
+          <w:tcPr>
+            <w:tcW w:type="dxa" w:w="4986"/>
+            <w:vAlign w:val="center"/>
+            <w:tcMar>
+              <w:top w:w="90" w:type="dxa"/>
+              <w:start w:w="110" w:type="dxa"/>
+              <w:bottom w:w="90" w:type="dxa"/>
+              <w:end w:w="110" w:type="dxa"/>
+            </w:tcMar>
+            <w:shd w:fill="FFFFFF"/>
+          </w:tcPr>
+          <w:p>
+            <w:pPr>
+              <w:keepNext/>
+              <w:spacing w:after="0"/>
+            </w:pPr>
+            <w:r>
+              <w:rPr>
+                <w:rFonts w:ascii="Aptos" w:hAnsi="Aptos"/>
+                <w:sz w:val="16"/>
+              </w:rPr>
+              <w:t>Marcador de posición que ninguna fórmula asigna (LAYOUT-REPORTS-011)</w:t>
+            </w:r>
+          </w:p>
+        </w:tc>
+        <w:tc>
+          <w:tcPr>
+            <w:tcW w:type="dxa" w:w="4986"/>
+            <w:vAlign w:val="center"/>
+            <w:tcMar>
+              <w:top w:w="90" w:type="dxa"/>
+              <w:start w:w="110" w:type="dxa"/>
+              <w:bottom w:w="90" w:type="dxa"/>
+              <w:end w:w="110" w:type="dxa"/>
+            </w:tcMar>
+            <w:shd w:fill="FFFFFF"/>
+          </w:tcPr>
+          <w:p>
+            <w:pPr>
+              <w:keepNext/>
+              <w:spacing w:after="0"/>
+            </w:pPr>
+            <w:r>
+              <w:rPr>
+                <w:rFonts w:ascii="Aptos" w:hAnsi="Aptos"/>
+                <w:sz w:val="16"/>
+              </w:rPr>
+              <w:t>Queda vacío; revisar si en Reports lo asignaba un disparador</w:t>
+            </w:r>
+          </w:p>
+        </w:tc>
+      </w:tr>
+      <w:tr>
+        <w:trPr>
+          <w:cantSplit w:val="true"/>
+        </w:trPr>
+        <w:tc>
+          <w:tcPr>
+            <w:tcW w:type="dxa" w:w="4986"/>
+            <w:vAlign w:val="center"/>
+            <w:tcMar>
+              <w:top w:w="90" w:type="dxa"/>
+              <w:start w:w="110" w:type="dxa"/>
+              <w:bottom w:w="90" w:type="dxa"/>
+              <w:end w:w="110" w:type="dxa"/>
+            </w:tcMar>
+            <w:shd w:fill="F5F7F9"/>
+          </w:tcPr>
+          <w:p>
+            <w:pPr>
+              <w:spacing w:after="0"/>
+            </w:pPr>
+            <w:r>
+              <w:rPr>
+                <w:rFonts w:ascii="Aptos" w:hAnsi="Aptos"/>
+                <w:sz w:val="16"/>
+              </w:rPr>
+              <w:t>Funciones de la base de datos que llaman las fórmulas (LAYOUT-REPORTS-014)</w:t>
+            </w:r>
+          </w:p>
+        </w:tc>
+        <w:tc>
+          <w:tcPr>
+            <w:tcW w:type="dxa" w:w="4986"/>
+            <w:vAlign w:val="center"/>
+            <w:tcMar>
+              <w:top w:w="90" w:type="dxa"/>
+              <w:start w:w="110" w:type="dxa"/>
+              <w:bottom w:w="90" w:type="dxa"/>
+              <w:end w:w="110" w:type="dxa"/>
+            </w:tcMar>
+            <w:shd w:fill="F5F7F9"/>
+          </w:tcPr>
+          <w:p>
+            <w:pPr>
+              <w:spacing w:after="0"/>
+            </w:pPr>
+            <w:r>
+              <w:rPr>
+                <w:rFonts w:ascii="Aptos" w:hAnsi="Aptos"/>
+                <w:sz w:val="16"/>
+              </w:rPr>
+              <w:t>Comprobar que existan en el parsing schema de APEX (o sinónimo y EXECUTE)</w:t>
+            </w:r>
+          </w:p>
+        </w:tc>
+      </w:tr>
+    </w:tbl>
+    <w:p>
+      <w:pPr>
+        <w:spacing w:after="20"/>
+      </w:pPr>
+    </w:p>
+    <w:p>
+      <w:r>
+        <w:t>Reglas:</w:t>
+      </w:r>
+    </w:p>
+    <w:p>
+      <w:pPr>
+        <w:spacing w:after="60"/>
+        <w:ind w:left="369" w:hanging="255"/>
+      </w:pPr>
+      <w:r>
+        <w:t xml:space="preserve">• </w:t>
+      </w:r>
+      <w:r>
+        <w:t>No cambie el orden del SELECT copiado de Reports: los nombres de columna se asignan por posición.</w:t>
+      </w:r>
+    </w:p>
+    <w:p>
+      <w:pPr>
+        <w:spacing w:after="60"/>
+        <w:ind w:left="369" w:hanging="255"/>
+      </w:pPr>
+      <w:r>
+        <w:t xml:space="preserve">• </w:t>
+      </w:r>
+      <w:r>
+        <w:t xml:space="preserve">Para agregar columnas a una consulta, agréguelas </w:t>
+      </w:r>
+      <w:r>
+        <w:rPr>
+          <w:b/>
+        </w:rPr>
+        <w:t>al final</w:t>
+      </w:r>
+      <w:r>
+        <w:t xml:space="preserve"> del SELECT con su alias.</w:t>
+      </w:r>
+    </w:p>
+    <w:p>
+      <w:pPr>
+        <w:spacing w:after="60"/>
+        <w:ind w:left="369" w:hanging="255"/>
+      </w:pPr>
+      <w:r>
+        <w:t xml:space="preserve">• </w:t>
+      </w:r>
+      <w:r>
+        <w:t>No agregue al SQL la condición de un Data Link convertido: el motor ya la aplica.</w:t>
+      </w:r>
+    </w:p>
+    <w:p>
+      <w:pPr>
+        <w:spacing w:after="60"/>
+        <w:ind w:left="369" w:hanging="255"/>
+      </w:pPr>
+      <w:r>
+        <w:t xml:space="preserve">• </w:t>
+      </w:r>
+      <w:r>
+        <w:t>Los disparadores de formato (format triggers) y de reporte no se convierten: el aspecto lo define el Word.</w:t>
+      </w:r>
+    </w:p>
+    <w:p>
+      <w:r>
+        <w:t xml:space="preserve">La conversión del </w:t>
+      </w:r>
+      <w:r>
+        <w:rPr>
+          <w:rFonts w:ascii="Consolas" w:hAnsi="Consolas"/>
+          <w:color w:val="233648"/>
+          <w:sz w:val="16"/>
+        </w:rPr>
+        <w:t>.rdf</w:t>
+      </w:r>
+      <w:r>
+        <w:t xml:space="preserve"> usa </w:t>
+      </w:r>
+      <w:r>
+        <w:rPr>
+          <w:rFonts w:ascii="Consolas" w:hAnsi="Consolas"/>
+          <w:color w:val="233648"/>
+          <w:sz w:val="16"/>
+        </w:rPr>
+        <w:t>rwconverter.exe</w:t>
+      </w:r>
+      <w:r>
+        <w:t xml:space="preserve">, que viene con Reports Builder. Se busca en </w:t>
+      </w:r>
+      <w:r>
+        <w:rPr>
+          <w:rFonts w:ascii="Consolas" w:hAnsi="Consolas"/>
+          <w:color w:val="233648"/>
+          <w:sz w:val="16"/>
+        </w:rPr>
+        <w:t>D:\oracle\Middleware\FR_Home\bin</w:t>
+      </w:r>
+      <w:r>
+        <w:t xml:space="preserve"> y </w:t>
+      </w:r>
+      <w:r>
+        <w:rPr>
+          <w:rFonts w:ascii="Consolas" w:hAnsi="Consolas"/>
+          <w:color w:val="233648"/>
+          <w:sz w:val="16"/>
+        </w:rPr>
+        <w:t>C:\oracle\Middleware\FR_Home\bin</w:t>
+      </w:r>
+      <w:r>
+        <w:t xml:space="preserve">; si está en otra ruta, defina la variable de entorno </w:t>
+      </w:r>
+      <w:r>
+        <w:rPr>
+          <w:rFonts w:ascii="Consolas" w:hAnsi="Consolas"/>
+          <w:color w:val="233648"/>
+          <w:sz w:val="16"/>
+        </w:rPr>
+        <w:t>RWCONVERTER</w:t>
+      </w:r>
+      <w:r>
+        <w:t xml:space="preserve">. El XML convertido queda en </w:t>
+      </w:r>
+      <w:r>
+        <w:rPr>
+          <w:rFonts w:ascii="Consolas" w:hAnsi="Consolas"/>
+          <w:color w:val="233648"/>
+          <w:sz w:val="16"/>
+        </w:rPr>
+        <w:t>generado\&lt;nombre&gt;.reports.xml</w:t>
+      </w:r>
+      <w:r>
+        <w:t xml:space="preserve"> y el proyecto lo referencia con la clave </w:t>
+      </w:r>
+      <w:r>
+        <w:rPr>
+          <w:rFonts w:ascii="Consolas" w:hAnsi="Consolas"/>
+          <w:color w:val="233648"/>
+          <w:sz w:val="16"/>
+        </w:rPr>
+        <w:t>reports_model</w:t>
+      </w:r>
+      <w:r>
+        <w:t>, de modo que no se vuelve a convertir al compilar.</w:t>
       </w:r>
     </w:p>
     <w:sectPr>

--- a/deliverables/Manual_de_uso.docx
+++ b/deliverables/Manual_de_uso.docx
@@ -4828,7 +4828,7 @@
                 <w:rFonts w:ascii="Aptos" w:hAnsi="Aptos"/>
                 <w:sz w:val="16"/>
               </w:rPr>
-              <w:t>Validar</w:t>
+              <w:t>Actualizar Word…</w:t>
             </w:r>
           </w:p>
         </w:tc>
@@ -4854,7 +4854,22 @@
                 <w:rFonts w:ascii="Aptos" w:hAnsi="Aptos"/>
                 <w:sz w:val="16"/>
               </w:rPr>
-              <w:t>Revisa DOCX, SQL y proyecto sin escribir archivos y, si es válido, muestra los mismos pasos de APEX que Compilar y activa «Copiar código APEX».</w:t>
+              <w:t xml:space="preserve">Reemplaza </w:t>
+            </w:r>
+            <w:r>
+              <w:rPr>
+                <w:rFonts w:ascii="Aptos" w:hAnsi="Aptos"/>
+                <w:b/>
+                <w:sz w:val="16"/>
+              </w:rPr>
+              <w:t>solo</w:t>
+            </w:r>
+            <w:r>
+              <w:rPr>
+                <w:rFonts w:ascii="Aptos" w:hAnsi="Aptos"/>
+                <w:sz w:val="16"/>
+              </w:rPr>
+              <w:t xml:space="preserve"> la plantilla Word del proyecto seleccionado (la anterior queda como .bak) y conserva todo lo ajustado: Page Items, título, constantes, los q_*.sql con el esquema/DB link de sus tablas y las fórmulas corregidas. Si el Word nuevo usa datos que el proyecto no tenía, agrega la consulta (con su SQL de Oracle Reports y el mismo esquema/DB link que ya usan esas tablas), los Page Items de la misma página y las constantes; si tiene errores, no cambia nada. Úselo en vez de «Nuevo proyecto desde DOCX» cuando el proyecto ya existe.</w:t>
             </w:r>
           </w:p>
         </w:tc>
@@ -4885,7 +4900,7 @@
                 <w:rFonts w:ascii="Aptos" w:hAnsi="Aptos"/>
                 <w:sz w:val="16"/>
               </w:rPr>
-              <w:t>Compilar</w:t>
+              <w:t>Validar</w:t>
             </w:r>
           </w:p>
         </w:tc>
@@ -4911,22 +4926,7 @@
                 <w:rFonts w:ascii="Aptos" w:hAnsi="Aptos"/>
                 <w:sz w:val="16"/>
               </w:rPr>
-              <w:t xml:space="preserve">Genera </w:t>
-            </w:r>
-            <w:r>
-              <w:rPr>
-                <w:rFonts w:ascii="Aptos" w:hAnsi="Aptos"/>
-                <w:b/>
-                <w:sz w:val="16"/>
-              </w:rPr>
-              <w:t>automáticamente</w:t>
-            </w:r>
-            <w:r>
-              <w:rPr>
-                <w:rFonts w:ascii="Aptos" w:hAnsi="Aptos"/>
-                <w:sz w:val="16"/>
-              </w:rPr>
-              <w:t xml:space="preserve"> apex_process.sql en proyectos\&lt;nombre&gt;\ y template.json y validation.json en generado\, y muestra qué subir a APEX y dónde: el package, la tabla de Page Items con su tipo sugerido, el botón, el proceso y la ruta exacta de apex_process.sql.</w:t>
+              <w:t>Revisa DOCX, SQL y proyecto sin escribir archivos y, si es válido, muestra los mismos pasos de APEX que Compilar y activa «Copiar código APEX».</w:t>
             </w:r>
           </w:p>
         </w:tc>
@@ -4957,7 +4957,7 @@
                 <w:rFonts w:ascii="Aptos" w:hAnsi="Aptos"/>
                 <w:sz w:val="16"/>
               </w:rPr>
-              <w:t>Copiar código APEX</w:t>
+              <w:t>Compilar</w:t>
             </w:r>
           </w:p>
         </w:tc>
@@ -4983,7 +4983,22 @@
                 <w:rFonts w:ascii="Aptos" w:hAnsi="Aptos"/>
                 <w:sz w:val="16"/>
               </w:rPr>
-              <w:t>Copia al portapapeles el bloque PL/SQL del proceso (el contenido de apex_process.sql), tras Validar o Compilar.</w:t>
+              <w:t xml:space="preserve">Genera </w:t>
+            </w:r>
+            <w:r>
+              <w:rPr>
+                <w:rFonts w:ascii="Aptos" w:hAnsi="Aptos"/>
+                <w:b/>
+                <w:sz w:val="16"/>
+              </w:rPr>
+              <w:t>automáticamente</w:t>
+            </w:r>
+            <w:r>
+              <w:rPr>
+                <w:rFonts w:ascii="Aptos" w:hAnsi="Aptos"/>
+                <w:sz w:val="16"/>
+              </w:rPr>
+              <w:t xml:space="preserve"> apex_process.sql en proyectos\&lt;nombre&gt;\ y template.json y validation.json en generado\, y muestra qué subir a APEX y dónde: el package, la tabla de Page Items con su tipo sugerido, el botón, el proceso y la ruta exacta de apex_process.sql.</w:t>
             </w:r>
           </w:p>
         </w:tc>
@@ -5014,7 +5029,7 @@
                 <w:rFonts w:ascii="Aptos" w:hAnsi="Aptos"/>
                 <w:sz w:val="16"/>
               </w:rPr>
-              <w:t>Abrir carpeta de salida</w:t>
+              <w:t>Administrar items y tablas…</w:t>
             </w:r>
           </w:p>
         </w:tc>
@@ -5040,7 +5055,37 @@
                 <w:rFonts w:ascii="Aptos" w:hAnsi="Aptos"/>
                 <w:sz w:val="16"/>
               </w:rPr>
-              <w:t>Abre proyectos\&lt;nombre&gt;\, donde está apex_process.sql.</w:t>
+              <w:t xml:space="preserve">Ventana con dos pestañas. </w:t>
+            </w:r>
+            <w:r>
+              <w:rPr>
+                <w:rFonts w:ascii="Aptos" w:hAnsi="Aptos"/>
+                <w:b/>
+                <w:sz w:val="16"/>
+              </w:rPr>
+              <w:t>Page Items</w:t>
+            </w:r>
+            <w:r>
+              <w:rPr>
+                <w:rFonts w:ascii="Aptos" w:hAnsi="Aptos"/>
+                <w:sz w:val="16"/>
+              </w:rPr>
+              <w:t xml:space="preserve">: muestra los items del proyecto y su uso; modo «Todos en una página» (escriba el número, por ejemplo 40, y todos los P30_… o PXX_… pasan a P40_…, con vista previa; los de la página 0 no cambian) o modo «Avanzado: uno por uno» (un campo por item). </w:t>
+            </w:r>
+            <w:r>
+              <w:rPr>
+                <w:rFonts w:ascii="Aptos" w:hAnsi="Aptos"/>
+                <w:b/>
+                <w:sz w:val="16"/>
+              </w:rPr>
+              <w:t>Tablas (FROM)</w:t>
+            </w:r>
+            <w:r>
+              <w:rPr>
+                <w:rFonts w:ascii="Aptos" w:hAnsi="Aptos"/>
+                <w:sz w:val="16"/>
+              </w:rPr>
+              <w:t>: lista cada tabla de los FROM/JOIN de las consultas y de las fórmulas de Oracle Reports, cómo está escrita y dónde se usa. Escriba arriba el esquema y el DB link (por ejemplo BDATOS y DL_11G) y pulse «Aplicar» en cada tabla que lo necesite, o «Aplicar a todas»; «Quitar» la deja sin esquema ni DB link. Se cambia en generado\q_*.sql y, para las fórmulas, en generado\codigo_reports\&lt;función&gt;.sql. Después pulse Compilar y vuelva a ejecutar el package en la base.</w:t>
             </w:r>
           </w:p>
         </w:tc>
@@ -5063,6 +5108,7 @@
           </w:tcPr>
           <w:p>
             <w:pPr>
+              <w:keepNext/>
               <w:spacing w:after="0"/>
             </w:pPr>
             <w:r>
@@ -5070,7 +5116,7 @@
                 <w:rFonts w:ascii="Aptos" w:hAnsi="Aptos"/>
                 <w:sz w:val="16"/>
               </w:rPr>
-              <w:t>Instrucciones APEX detalladas</w:t>
+              <w:t>Copiar código APEX</w:t>
             </w:r>
           </w:p>
         </w:tc>
@@ -5088,6 +5134,7 @@
           </w:tcPr>
           <w:p>
             <w:pPr>
+              <w:keepNext/>
               <w:spacing w:after="0"/>
             </w:pPr>
             <w:r>
@@ -5095,7 +5142,62 @@
                 <w:rFonts w:ascii="Aptos" w:hAnsi="Aptos"/>
                 <w:sz w:val="16"/>
               </w:rPr>
-              <w:t>Abre una ventana con la guía completa para el proyecto actual, según su modo (simple o layout): dónde se ejecuta cada SQL (SQL Scripts, SQL Developer con F5, SQL*Plus/SQLcl; nunca SQL Commands), qué se instala una sola vez y qué en cada compilación, qué va en la Page Global (página 0) y con qué valores, cada Page Item de la página con su tipo, el botón, el proceso y las pruebas. Tiene botones para copiar el código APEX y las instrucciones.</w:t>
+              <w:t>Copia al portapapeles el bloque PL/SQL del proceso (el contenido de apex_process.sql), tras Validar o Compilar, y abre la ventana «Dónde pegar el código APEX»: qué debe estar instalado antes, los Page Items, dónde se pega el proceso, cómo probar y qué hacer si falla. Desde esa ventana, el botón «Instrucciones APEX detalladas» abre la guía completa según el modo (simple o layout): dónde se ejecuta cada SQL (SQL Scripts, SQL Developer con F5, SQL*Plus/SQLcl; nunca SQL Commands), qué se instala una sola vez y qué en cada compilación, la Page Global (página 0), cada Page Item con su tipo, el botón, el proceso y las pruebas.</w:t>
+            </w:r>
+          </w:p>
+        </w:tc>
+      </w:tr>
+      <w:tr>
+        <w:trPr>
+          <w:cantSplit w:val="true"/>
+        </w:trPr>
+        <w:tc>
+          <w:tcPr>
+            <w:tcW w:type="dxa" w:w="4986"/>
+            <w:vAlign w:val="center"/>
+            <w:tcMar>
+              <w:top w:w="90" w:type="dxa"/>
+              <w:start w:w="110" w:type="dxa"/>
+              <w:bottom w:w="90" w:type="dxa"/>
+              <w:end w:w="110" w:type="dxa"/>
+            </w:tcMar>
+            <w:shd w:fill="FFFFFF"/>
+          </w:tcPr>
+          <w:p>
+            <w:pPr>
+              <w:spacing w:after="0"/>
+            </w:pPr>
+            <w:r>
+              <w:rPr>
+                <w:rFonts w:ascii="Aptos" w:hAnsi="Aptos"/>
+                <w:sz w:val="16"/>
+              </w:rPr>
+              <w:t>Abrir carpeta de salida</w:t>
+            </w:r>
+          </w:p>
+        </w:tc>
+        <w:tc>
+          <w:tcPr>
+            <w:tcW w:type="dxa" w:w="4986"/>
+            <w:vAlign w:val="center"/>
+            <w:tcMar>
+              <w:top w:w="90" w:type="dxa"/>
+              <w:start w:w="110" w:type="dxa"/>
+              <w:bottom w:w="90" w:type="dxa"/>
+              <w:end w:w="110" w:type="dxa"/>
+            </w:tcMar>
+            <w:shd w:fill="FFFFFF"/>
+          </w:tcPr>
+          <w:p>
+            <w:pPr>
+              <w:spacing w:after="0"/>
+            </w:pPr>
+            <w:r>
+              <w:rPr>
+                <w:rFonts w:ascii="Aptos" w:hAnsi="Aptos"/>
+                <w:sz w:val="16"/>
+              </w:rPr>
+              <w:t>Abre proyectos\&lt;nombre&gt;\, donde está apex_process.sql.</w:t>
             </w:r>
           </w:p>
         </w:tc>
@@ -12439,7 +12541,16 @@
         <w:t>When Button Pressed</w:t>
       </w:r>
       <w:r>
-        <w:t xml:space="preserve"> = el botón de descarga.</w:t>
+        <w:t xml:space="preserve"> = el botón de descarga. Si la página tiene varios botones de descarga, cree un proceso por reporte y seleccione en cada proceso únicamente su botón en </w:t>
+      </w:r>
+      <w:r>
+        <w:rPr>
+          <w:i/>
+        </w:rPr>
+        <w:t>When Button Pressed</w:t>
+      </w:r>
+      <w:r>
+        <w:t>. Así, al enviar la página, se genera solo el reporte solicitado.</w:t>
       </w:r>
     </w:p>
     <w:p>
@@ -21476,6 +21587,77 @@
       </w:r>
       <w:r>
         <w:t>, de modo que no se vuelve a convertir al compilar.</w:t>
+      </w:r>
+    </w:p>
+    <w:p>
+      <w:r>
+        <w:t xml:space="preserve">En el modo layout, la clave opcional </w:t>
+      </w:r>
+      <w:r>
+        <w:rPr>
+          <w:rFonts w:ascii="Consolas" w:hAnsi="Consolas"/>
+          <w:color w:val="233648"/>
+          <w:sz w:val="16"/>
+        </w:rPr>
+        <w:t>disposition</w:t>
+      </w:r>
+      <w:r>
+        <w:t xml:space="preserve"> del </w:t>
+      </w:r>
+      <w:r>
+        <w:rPr>
+          <w:rFonts w:ascii="Consolas" w:hAnsi="Consolas"/>
+          <w:color w:val="233648"/>
+          <w:sz w:val="16"/>
+        </w:rPr>
+        <w:t>.report.json</w:t>
+      </w:r>
+      <w:r>
+        <w:t xml:space="preserve"> define cómo entrega APEX el PDF: </w:t>
+      </w:r>
+      <w:r>
+        <w:rPr>
+          <w:rFonts w:ascii="Consolas" w:hAnsi="Consolas"/>
+          <w:color w:val="233648"/>
+          <w:sz w:val="16"/>
+        </w:rPr>
+        <w:t>"attachment"</w:t>
+      </w:r>
+      <w:r>
+        <w:t xml:space="preserve"> (predeterminado) lo descarga con el nombre de </w:t>
+      </w:r>
+      <w:r>
+        <w:rPr>
+          <w:rFonts w:ascii="Consolas" w:hAnsi="Consolas"/>
+          <w:color w:val="233648"/>
+          <w:sz w:val="16"/>
+        </w:rPr>
+        <w:t>file_name</w:t>
+      </w:r>
+      <w:r>
+        <w:t xml:space="preserve">; </w:t>
+      </w:r>
+      <w:r>
+        <w:rPr>
+          <w:rFonts w:ascii="Consolas" w:hAnsi="Consolas"/>
+          <w:color w:val="233648"/>
+          <w:sz w:val="16"/>
+        </w:rPr>
+        <w:t>"inline"</w:t>
+      </w:r>
+      <w:r>
+        <w:t xml:space="preserve"> lo abre en el navegador, pero entonces Chrome propone guardarlo como </w:t>
+      </w:r>
+      <w:r>
+        <w:rPr>
+          <w:rFonts w:ascii="Consolas" w:hAnsi="Consolas"/>
+          <w:color w:val="233648"/>
+          <w:sz w:val="16"/>
+        </w:rPr>
+        <w:t>wwv_flow.accept</w:t>
+      </w:r>
+      <w:r>
+        <w:t xml:space="preserve"> porque la página viene de un Submit. Después de cambiarla, pulse Compilar y vuelva a copiar el proceso en APEX.</w:t>
       </w:r>
     </w:p>
     <w:sectPr>
